--- a/output/docs/Lab4_Final_Report_Editable.docx
+++ b/output/docs/Lab4_Final_Report_Editable.docx
@@ -22,6 +22,9 @@
         <w:spacing w:before="240" w:after="80"/>
       </w:pPr>
       <w:r>
+        <w:rPr>
+          <w:color w:val="000000"/>
+        </w:rPr>
         <w:t>Final Report</w:t>
       </w:r>
     </w:p>
@@ -42,11 +45,7 @@
         <w:spacing w:after="180"/>
       </w:pPr>
       <w:r>
-        <w:rPr>
-          <w:b/>
-          <w:color w:val="35423B"/>
-        </w:rPr>
-        <w:t>Evidence snapshot: 31 October 2026</w:t>
+        <w:t>Evidence snapshot: 31 October 2026 · main commit 6e66c2c</w:t>
       </w:r>
     </w:p>
     <w:p>
@@ -61,7 +60,7 @@
         <w:t>Status</w:t>
       </w:r>
       <w:r>
-        <w:t>: PR #62 is open against lab4-staging. Peer review, merge, GitHub CI, project-board completion, and integration to main remain pending. This copy records the tested staging candidate; it does not claim final release approval.</w:t>
+        <w:t>: PR #62 was reviewed and merged to lab4-staging; PR #63 promoted it to main at 6e66c2cf187c0a83e6ea36c4a6c6711f886c0866. Local post-merge suites, builds, Prisma validation, and health check passed. Issues #51–#56 are closed. GitHub returned no status checks, and the project-board columns were not verified. T-20 remains Planned, so keep this report as a draft until that evidence and board state are resolved.</w:t>
       </w:r>
     </w:p>
     <w:p>
@@ -69,37 +68,16 @@
         <w:spacing w:after="60"/>
       </w:pPr>
       <w:r>
-        <w:t xml:space="preserve">Pull request: </w:t>
+        <w:t>Pull requests: #62 final regression and #63 promotion to main. Tested revision: 6e66c2cf187c0a83e6ea36c4a6c6711f886c0866.</w:t>
       </w:r>
-      <w:hyperlink r:id="rId11">
-        <w:r>
-          <w:rPr>
-            <w:color w:val="247A54"/>
-            <w:u w:val="single"/>
-          </w:rPr>
-          <w:t>#62 — Final Regression, Hardening and Evidence</w:t>
-        </w:r>
-      </w:hyperlink>
+    </w:p>
+    <w:p>
+      <w:pPr>
+        <w:spacing w:after="60"/>
+      </w:pPr>
       <w:r>
-        <w:t xml:space="preserve"> — tested implementation commit a988031; docs-only handoff commit 989d92a</w:t>
+        <w:t>Source branch: main · merge commit 6e66c2cf187c0a83e6ea36c4a6c6711f886c0866</w:t>
       </w:r>
-    </w:p>
-    <w:p>
-      <w:pPr>
-        <w:spacing w:after="60"/>
-      </w:pPr>
-      <w:r>
-        <w:t xml:space="preserve">Source branch: </w:t>
-      </w:r>
-      <w:hyperlink r:id="rId12">
-        <w:r>
-          <w:rPr>
-            <w:color w:val="247A54"/>
-            <w:u w:val="single"/>
-          </w:rPr>
-          <w:t>feature/lab4-final-hardening</w:t>
-        </w:r>
-      </w:hyperlink>
     </w:p>
     <w:p>
       <w:pPr>
@@ -108,9 +86,8 @@
       <w:r>
         <w:rPr>
           <w:i/>
-          <w:color w:val="68766F"/>
         </w:rPr>
-        <w:t>Prepared from committed specifications, named tests, verified local runs, and real Playwright screenshots.</w:t>
+        <w:t>Prepared from the reviewed Lab 4 contract, closed feature Issues, verified peer reviews, local post-merge runs, and real Playwright screenshots.</w:t>
       </w:r>
     </w:p>
     <w:p>
@@ -134,7 +111,7 @@
         <w:t xml:space="preserve">Git use with engineering workflow. </w:t>
       </w:r>
       <w:r>
-        <w:t>The contract and feature PRs #57–#61 were reviewed and merged into lab4-staging. PR #62 carries the final regression and evidence pass from feature/lab4-final-hardening. The tested code revision is a988031; 989d92a updates the peer-review record after PR creation. The PR is still open, so this report does not claim all Issues are Done, reviewer approval, a completed board, GitHub CI success, or integration into main.</w:t>
+        <w:t>PRs #57–#62 were reviewed and merged to lab4-staging; PR #63 promoted the release to main at 6e66c2cf187c0a83e6ea36c4a6c6711f886c0866. Issues #51–#56 are closed. Punge089 commented on and approved PRs #62 and #63, and book6349 replied. Local verification passed on main. GitHub returned no status checks. The project board was not inspected, and T-20 remains Planned.</w:t>
       </w:r>
     </w:p>
     <w:tbl>
@@ -151,6 +128,10 @@
         <w:gridCol w:w="3408"/>
       </w:tblGrid>
       <w:tr>
+        <w:trPr>
+          <w:cantSplit/>
+          <w:tblHeader/>
+        </w:trPr>
         <w:tc>
           <w:tcPr>
             <w:tcW w:type="dxa" w:w="1152"/>
@@ -166,9 +147,10 @@
           <w:p>
             <w:r>
               <w:rPr>
+                <w:rFonts w:ascii="Arial" w:hAnsi="Arial"/>
                 <w:b/>
                 <w:color w:val="FFFFFF"/>
-                <w:sz w:val="18"/>
+                <w:sz w:val="16"/>
               </w:rPr>
               <w:t>PR</w:t>
             </w:r>
@@ -189,9 +171,10 @@
           <w:p>
             <w:r>
               <w:rPr>
+                <w:rFonts w:ascii="Arial" w:hAnsi="Arial"/>
                 <w:b/>
                 <w:color w:val="FFFFFF"/>
-                <w:sz w:val="18"/>
+                <w:sz w:val="16"/>
               </w:rPr>
               <w:t>Scope</w:t>
             </w:r>
@@ -212,9 +195,10 @@
           <w:p>
             <w:r>
               <w:rPr>
+                <w:rFonts w:ascii="Arial" w:hAnsi="Arial"/>
                 <w:b/>
                 <w:color w:val="FFFFFF"/>
-                <w:sz w:val="18"/>
+                <w:sz w:val="16"/>
               </w:rPr>
               <w:t>State at report date</w:t>
             </w:r>
@@ -222,6 +206,9 @@
         </w:tc>
       </w:tr>
       <w:tr>
+        <w:trPr>
+          <w:cantSplit/>
+        </w:trPr>
         <w:tc>
           <w:tcPr>
             <w:tcW w:type="dxa" w:w="1152"/>
@@ -236,8 +223,9 @@
           <w:p>
             <w:r>
               <w:rPr>
+                <w:rFonts w:ascii="Arial" w:hAnsi="Arial"/>
                 <w:color w:val="35423B"/>
-                <w:sz w:val="18"/>
+                <w:sz w:val="16"/>
               </w:rPr>
               <w:t>#57</w:t>
             </w:r>
@@ -257,8 +245,9 @@
           <w:p>
             <w:r>
               <w:rPr>
+                <w:rFonts w:ascii="Arial" w:hAnsi="Arial"/>
                 <w:color w:val="35423B"/>
-                <w:sz w:val="18"/>
+                <w:sz w:val="16"/>
               </w:rPr>
               <w:t>Contract, tests, and documentation</w:t>
             </w:r>
@@ -278,8 +267,9 @@
           <w:p>
             <w:r>
               <w:rPr>
+                <w:rFonts w:ascii="Arial" w:hAnsi="Arial"/>
                 <w:color w:val="35423B"/>
-                <w:sz w:val="18"/>
+                <w:sz w:val="16"/>
               </w:rPr>
               <w:t>Merged</w:t>
             </w:r>
@@ -287,6 +277,9 @@
         </w:tc>
       </w:tr>
       <w:tr>
+        <w:trPr>
+          <w:cantSplit/>
+        </w:trPr>
         <w:tc>
           <w:tcPr>
             <w:tcW w:type="dxa" w:w="1152"/>
@@ -301,8 +294,9 @@
           <w:p>
             <w:r>
               <w:rPr>
+                <w:rFonts w:ascii="Arial" w:hAnsi="Arial"/>
                 <w:color w:val="35423B"/>
-                <w:sz w:val="18"/>
+                <w:sz w:val="16"/>
               </w:rPr>
               <w:t>#58–#61</w:t>
             </w:r>
@@ -322,8 +316,9 @@
           <w:p>
             <w:r>
               <w:rPr>
+                <w:rFonts w:ascii="Arial" w:hAnsi="Arial"/>
                 <w:color w:val="35423B"/>
-                <w:sz w:val="18"/>
+                <w:sz w:val="16"/>
               </w:rPr>
               <w:t>Actions Taken, UI, workflow, dashboards</w:t>
             </w:r>
@@ -343,8 +338,9 @@
           <w:p>
             <w:r>
               <w:rPr>
+                <w:rFonts w:ascii="Arial" w:hAnsi="Arial"/>
                 <w:color w:val="35423B"/>
-                <w:sz w:val="18"/>
+                <w:sz w:val="16"/>
               </w:rPr>
               <w:t>Merged</w:t>
             </w:r>
@@ -352,6 +348,9 @@
         </w:tc>
       </w:tr>
       <w:tr>
+        <w:trPr>
+          <w:cantSplit/>
+        </w:trPr>
         <w:tc>
           <w:tcPr>
             <w:tcW w:type="dxa" w:w="1152"/>
@@ -366,10 +365,10 @@
           <w:p>
             <w:r>
               <w:rPr>
-                <w:color w:val="35423B"/>
-                <w:sz w:val="18"/>
-              </w:rPr>
-              <w:t>#62</w:t>
+                <w:rFonts w:ascii="Arial" w:hAnsi="Arial"/>
+                <w:sz w:val="16"/>
+              </w:rPr>
+              <w:t>#62–#63</w:t>
             </w:r>
           </w:p>
         </w:tc>
@@ -387,10 +386,10 @@
           <w:p>
             <w:r>
               <w:rPr>
-                <w:color w:val="35423B"/>
-                <w:sz w:val="18"/>
-              </w:rPr>
-              <w:t>Final regression, hardening, responsive evidence</w:t>
+                <w:rFonts w:ascii="Arial" w:hAnsi="Arial"/>
+                <w:sz w:val="16"/>
+              </w:rPr>
+              <w:t>Final regression, responsive evidence, and promotion to main</w:t>
             </w:r>
           </w:p>
         </w:tc>
@@ -408,10 +407,10 @@
           <w:p>
             <w:r>
               <w:rPr>
-                <w:color w:val="35423B"/>
-                <w:sz w:val="18"/>
-              </w:rPr>
-              <w:t>Open; peer review pending</w:t>
+                <w:rFonts w:ascii="Arial" w:hAnsi="Arial"/>
+                <w:sz w:val="16"/>
+              </w:rPr>
+              <w:t>Reviewed and merged; main commit 6e66c2c</w:t>
             </w:r>
           </w:p>
         </w:tc>
@@ -427,17 +426,8 @@
         <w:spacing w:after="60"/>
       </w:pPr>
       <w:r>
-        <w:t xml:space="preserve">PR chain: </w:t>
+        <w:t>PR chain: #57–#62 to lab4-staging; #63 to main</w:t>
       </w:r>
-      <w:hyperlink r:id="rId13">
-        <w:r>
-          <w:rPr>
-            <w:color w:val="247A54"/>
-            <w:u w:val="single"/>
-          </w:rPr>
-          <w:t>PRs #57–#62</w:t>
-        </w:r>
-      </w:hyperlink>
     </w:p>
     <w:p>
       <w:pPr>
@@ -464,7 +454,7 @@
         <w:t xml:space="preserve">Repository evidence. </w:t>
       </w:r>
       <w:r>
-        <w:t>The increment is organized under docs/lab-04, server/tests/lab-04, client/tests/lab-04, e2e/lab-04, and artifacts/lab-04/screenshots. README setup and the root .gitignore are included in PR #62. The final board and release-branch state must be recorded after review and merge.</w:t>
+        <w:t>The increment is organized under docs/lab-04, server/tests/lab-04, client/tests/lab-04, e2e/lab-04, and artifacts/lab-04/screenshots. README setup and root .gitignore are part of the promoted release. Main-branch run logs are retained under output/evidence. The project board was not inspected.</w:t>
       </w:r>
     </w:p>
     <w:p>
@@ -964,7 +954,7 @@
         <w:keepNext/>
       </w:pPr>
       <w:r>
-        <w:t>Actual peer-review record: PRs #57–#61</w:t>
+        <w:t>Actual peer-review record: PRs #57–#63</w:t>
       </w:r>
     </w:p>
     <w:p>
@@ -972,7 +962,7 @@
         <w:spacing w:after="80"/>
       </w:pPr>
       <w:r>
-        <w:t>Each row links to the public GitHub event. Punge089 is the reviewer; book6349 is the PR author. Dates are UTC dates as shown by GitHub.</w:t>
+        <w:t>Each row links to a public GitHub PR. Punge089 is the reviewer; book6349 is the PR author. GitHub dates are UTC.</w:t>
       </w:r>
     </w:p>
     <w:tbl>
@@ -1015,7 +1005,7 @@
                 <w:rFonts w:ascii="Arial" w:hAnsi="Arial" w:eastAsia="Arial"/>
                 <w:b/>
                 <w:color w:val="FFFFFF"/>
-                <w:sz w:val="14"/>
+                <w:sz w:val="16"/>
               </w:rPr>
               <w:t>PR / date</w:t>
             </w:r>
@@ -1042,7 +1032,7 @@
                 <w:rFonts w:ascii="Arial" w:hAnsi="Arial" w:eastAsia="Arial"/>
                 <w:b/>
                 <w:color w:val="FFFFFF"/>
-                <w:sz w:val="14"/>
+                <w:sz w:val="16"/>
               </w:rPr>
               <w:t>Reviewer comment</w:t>
             </w:r>
@@ -1069,7 +1059,7 @@
                 <w:rFonts w:ascii="Arial" w:hAnsi="Arial" w:eastAsia="Arial"/>
                 <w:b/>
                 <w:color w:val="FFFFFF"/>
-                <w:sz w:val="14"/>
+                <w:sz w:val="16"/>
               </w:rPr>
               <w:t>Author reply</w:t>
             </w:r>
@@ -1096,7 +1086,7 @@
                 <w:rFonts w:ascii="Arial" w:hAnsi="Arial" w:eastAsia="Arial"/>
                 <w:b/>
                 <w:color w:val="FFFFFF"/>
-                <w:sz w:val="14"/>
+                <w:sz w:val="16"/>
               </w:rPr>
               <w:t>Reviewer approval</w:t>
             </w:r>
@@ -1125,11 +1115,10 @@
             <w:hyperlink r:id="rId18">
               <w:r>
                 <w:rPr>
-                  <w:color w:val="247A54"/>
-                  <w:sz w:val="15"/>
+                  <w:color w:val="0563C1"/>
                   <w:u w:val="single"/>
                 </w:rPr>
-                <w:t xml:space="preserve">#57 · 30 Oct</w:t>
+                <w:t>PR #57 · 30 Oct</w:t>
               </w:r>
             </w:hyperlink>
           </w:p>
@@ -1154,7 +1143,7 @@
                 <w:rFonts w:ascii="Arial" w:hAnsi="Arial" w:eastAsia="Arial"/>
                 <w:b w:val="0"/>
                 <w:color w:val="35423B"/>
-                <w:sz w:val="14"/>
+                <w:sz w:val="16"/>
               </w:rPr>
               <w:t xml:space="preserve">Punge089: “Please confirm every acceptance criterion maps to a named test and the AI-use entries are actual prompts.” </w:t>
             </w:r>
@@ -1190,7 +1179,7 @@
                 <w:rFonts w:ascii="Arial" w:hAnsi="Arial" w:eastAsia="Arial"/>
                 <w:b w:val="0"/>
                 <w:color w:val="35423B"/>
-                <w:sz w:val="14"/>
+                <w:sz w:val="16"/>
               </w:rPr>
               <w:t xml:space="preserve">Added the acceptance-criterion map and actual prompt excerpts, with commit links. </w:t>
             </w:r>
@@ -1226,7 +1215,7 @@
                 <w:rFonts w:ascii="Arial" w:hAnsi="Arial" w:eastAsia="Arial"/>
                 <w:b w:val="0"/>
                 <w:color w:val="35423B"/>
-                <w:sz w:val="14"/>
+                <w:sz w:val="16"/>
               </w:rPr>
               <w:t xml:space="preserve">Punge089: “The contract and test mapping are consistent, and my comments have been addressed. Approved.” </w:t>
             </w:r>
@@ -1265,11 +1254,10 @@
             <w:hyperlink r:id="rId95">
               <w:r>
                 <w:rPr>
-                  <w:color w:val="247A54"/>
-                  <w:sz w:val="15"/>
+                  <w:color w:val="0563C1"/>
                   <w:u w:val="single"/>
                 </w:rPr>
-                <w:t xml:space="preserve">#58 · 30 Oct</w:t>
+                <w:t>PR #58 · 30 Oct</w:t>
               </w:r>
             </w:hyperlink>
           </w:p>
@@ -1294,7 +1282,7 @@
                 <w:rFonts w:ascii="Arial" w:hAnsi="Arial" w:eastAsia="Arial"/>
                 <w:b w:val="0"/>
                 <w:color w:val="35423B"/>
-                <w:sz w:val="14"/>
+                <w:sz w:val="16"/>
               </w:rPr>
               <w:t xml:space="preserve">Punge089: “Please check actor attribution, access control, idempotency, lifecycle rules and migration recovery.” </w:t>
             </w:r>
@@ -1330,7 +1318,7 @@
                 <w:rFonts w:ascii="Arial" w:hAnsi="Arial" w:eastAsia="Arial"/>
                 <w:b w:val="0"/>
                 <w:color w:val="35423B"/>
-                <w:sz w:val="14"/>
+                <w:sz w:val="16"/>
               </w:rPr>
               <w:t xml:space="preserve">Checked those paths; reported 227 server tests (37 PostgreSQL checks), build and Prisma validation, and linked both commits. </w:t>
             </w:r>
@@ -1366,7 +1354,7 @@
                 <w:rFonts w:ascii="Arial" w:hAnsi="Arial" w:eastAsia="Arial"/>
                 <w:b w:val="0"/>
                 <w:color w:val="35423B"/>
-                <w:sz w:val="14"/>
+                <w:sz w:val="16"/>
               </w:rPr>
               <w:t xml:space="preserve">Punge089: “Ok comments resolved, Approved.” </w:t>
             </w:r>
@@ -1405,11 +1393,10 @@
             <w:hyperlink r:id="rId99">
               <w:r>
                 <w:rPr>
-                  <w:color w:val="247A54"/>
-                  <w:sz w:val="15"/>
+                  <w:color w:val="0563C1"/>
                   <w:u w:val="single"/>
                 </w:rPr>
-                <w:t xml:space="preserve">#59 · 30 Oct</w:t>
+                <w:t>PR #59 · 30 Oct</w:t>
               </w:r>
             </w:hyperlink>
           </w:p>
@@ -1434,7 +1421,7 @@
                 <w:rFonts w:ascii="Arial" w:hAnsi="Arial" w:eastAsia="Arial"/>
                 <w:b w:val="0"/>
                 <w:color w:val="35423B"/>
-                <w:sz w:val="14"/>
+                <w:sz w:val="16"/>
               </w:rPr>
               <w:t xml:space="preserve">Punge089: “Can Requesters view Actions Taken without editing it, and does the form retain input after a failed save?” </w:t>
             </w:r>
@@ -1470,7 +1457,7 @@
                 <w:rFonts w:ascii="Arial" w:hAnsi="Arial" w:eastAsia="Arial"/>
                 <w:b w:val="0"/>
                 <w:color w:val="35423B"/>
-                <w:sz w:val="14"/>
+                <w:sz w:val="16"/>
               </w:rPr>
               <w:t xml:space="preserve">Confirmed Requesters are read-only and failed saves retain values; linked component and browser tests. </w:t>
             </w:r>
@@ -1506,7 +1493,7 @@
                 <w:rFonts w:ascii="Arial" w:hAnsi="Arial" w:eastAsia="Arial"/>
                 <w:b w:val="0"/>
                 <w:color w:val="35423B"/>
-                <w:sz w:val="14"/>
+                <w:sz w:val="16"/>
               </w:rPr>
               <w:t xml:space="preserve">Punge089: “Requester access stays read-only, and failed saves preserve input. Looks good to merge.” </w:t>
             </w:r>
@@ -1545,11 +1532,10 @@
             <w:hyperlink r:id="rId103">
               <w:r>
                 <w:rPr>
-                  <w:color w:val="247A54"/>
-                  <w:sz w:val="15"/>
+                  <w:color w:val="0563C1"/>
                   <w:u w:val="single"/>
                 </w:rPr>
-                <w:t xml:space="preserve">#60 · 30 Oct</w:t>
+                <w:t>PR #60 · 30 Oct</w:t>
               </w:r>
             </w:hyperlink>
           </w:p>
@@ -1574,7 +1560,7 @@
                 <w:rFonts w:ascii="Arial" w:hAnsi="Arial" w:eastAsia="Arial"/>
                 <w:b w:val="0"/>
                 <w:color w:val="35423B"/>
-                <w:sz w:val="14"/>
+                <w:sz w:val="16"/>
               </w:rPr>
               <w:t xml:space="preserve">Punge089: “Try invalid status changes and blocked resolutions; neither should alter the ticket.” </w:t>
             </w:r>
@@ -1610,7 +1596,7 @@
                 <w:rFonts w:ascii="Arial" w:hAnsi="Arial" w:eastAsia="Arial"/>
                 <w:b w:val="0"/>
                 <w:color w:val="35423B"/>
-                <w:sz w:val="14"/>
+                <w:sz w:val="16"/>
               </w:rPr>
               <w:t xml:space="preserve">Confirmed rejected transitions and blocked resolution leave state unchanged; linked transition, gate, and conflict coverage. </w:t>
             </w:r>
@@ -1646,7 +1632,7 @@
                 <w:rFonts w:ascii="Arial" w:hAnsi="Arial" w:eastAsia="Arial"/>
                 <w:b w:val="0"/>
                 <w:color w:val="35423B"/>
-                <w:sz w:val="14"/>
+                <w:sz w:val="16"/>
               </w:rPr>
               <w:t xml:space="preserve">Punge089: “Invalid transitions and blocked resolutions leave ticket state intact. I approve.” </w:t>
             </w:r>
@@ -1685,11 +1671,10 @@
             <w:hyperlink r:id="rId107">
               <w:r>
                 <w:rPr>
-                  <w:color w:val="247A54"/>
-                  <w:sz w:val="15"/>
+                  <w:color w:val="0563C1"/>
                   <w:u w:val="single"/>
                 </w:rPr>
-                <w:t xml:space="preserve">#61 · 31 Oct</w:t>
+                <w:t>PR #61 · 31 Oct</w:t>
               </w:r>
             </w:hyperlink>
           </w:p>
@@ -1714,7 +1699,7 @@
                 <w:rFonts w:ascii="Arial" w:hAnsi="Arial" w:eastAsia="Arial"/>
                 <w:b w:val="0"/>
                 <w:color w:val="35423B"/>
-                <w:sz w:val="14"/>
+                <w:sz w:val="16"/>
               </w:rPr>
               <w:t xml:space="preserve">Punge089: “Compare dashboard totals with their ticket lists, including the date-range boundaries.” </w:t>
             </w:r>
@@ -1750,7 +1735,7 @@
                 <w:rFonts w:ascii="Arial" w:hAnsi="Arial" w:eastAsia="Arial"/>
                 <w:b w:val="0"/>
                 <w:color w:val="35423B"/>
-                <w:sz w:val="14"/>
+                <w:sz w:val="16"/>
               </w:rPr>
               <w:t xml:space="preserve">Reported matching query filters, inclusive UTC windows, dashboard E2E and test/build results; Lab 1–3 and remaining Lab 4 browser checks were still pending at that time. </w:t>
             </w:r>
@@ -1786,7 +1771,7 @@
                 <w:rFonts w:ascii="Arial" w:hAnsi="Arial" w:eastAsia="Arial"/>
                 <w:b w:val="0"/>
                 <w:color w:val="35423B"/>
-                <w:sz w:val="14"/>
+                <w:sz w:val="16"/>
               </w:rPr>
               <w:t xml:space="preserve">Punge089: “Totals match the underlying tickets across the tested date windows. Approved to merge.” </w:t>
             </w:r>
@@ -1803,25 +1788,139 @@
           </w:p>
         </w:tc>
       </w:tr>
+      <w:tr>
+        <w:trPr>
+          <w:cantSplit/>
+        </w:trPr>
+        <w:tc>
+          <w:tcPr>
+            <w:tcW w:type="dxa" w:w="1152"/>
+          </w:tcPr>
+          <w:p>
+            <w:hyperlink r:id="rId11">
+              <w:r>
+                <w:rPr>
+                  <w:color w:val="0563C1"/>
+                  <w:u w:val="single"/>
+                </w:rPr>
+                <w:t>PR #62 · 31 Oct</w:t>
+              </w:r>
+            </w:hyperlink>
+          </w:p>
+        </w:tc>
+        <w:tc>
+          <w:tcPr>
+            <w:tcW w:type="dxa" w:w="2880"/>
+          </w:tcPr>
+          <w:p>
+            <w:r>
+              <w:rPr>
+                <w:rFonts w:ascii="Arial" w:hAnsi="Arial"/>
+                <w:sz w:val="16"/>
+              </w:rPr>
+              <w:t>Punge089: “Please check the full-regression results and confirm the responsive captures match the tested build.”</w:t>
+            </w:r>
+          </w:p>
+        </w:tc>
+        <w:tc>
+          <w:tcPr>
+            <w:tcW w:type="dxa" w:w="3456"/>
+          </w:tcPr>
+          <w:p>
+            <w:r>
+              <w:rPr>
+                <w:rFonts w:ascii="Arial" w:hAnsi="Arial"/>
+                <w:sz w:val="16"/>
+              </w:rPr>
+              <w:t>book6349: linked the 21-test run, 24 captures, report, and commit 4f4a847.</w:t>
+            </w:r>
+          </w:p>
+        </w:tc>
+        <w:tc>
+          <w:tcPr>
+            <w:tcW w:type="dxa" w:w="2736"/>
+          </w:tcPr>
+          <w:p>
+            <w:r>
+              <w:rPr>
+                <w:rFonts w:ascii="Arial" w:hAnsi="Arial"/>
+                <w:sz w:val="16"/>
+              </w:rPr>
+              <w:t>Punge089: “The results and captures match this revision. Approved to merge.”</w:t>
+            </w:r>
+          </w:p>
+        </w:tc>
+      </w:tr>
+      <w:tr>
+        <w:trPr>
+          <w:cantSplit/>
+        </w:trPr>
+        <w:tc>
+          <w:tcPr>
+            <w:tcW w:type="dxa" w:w="1152"/>
+          </w:tcPr>
+          <w:p>
+            <w:hyperlink r:id="rId172">
+              <w:r>
+                <w:rPr>
+                  <w:color w:val="0563C1"/>
+                  <w:u w:val="single"/>
+                </w:rPr>
+                <w:t>PR #63 · 31 Oct</w:t>
+              </w:r>
+            </w:hyperlink>
+          </w:p>
+        </w:tc>
+        <w:tc>
+          <w:tcPr>
+            <w:tcW w:type="dxa" w:w="2880"/>
+          </w:tcPr>
+          <w:p>
+            <w:r>
+              <w:rPr>
+                <w:rFonts w:ascii="Arial" w:hAnsi="Arial"/>
+                <w:sz w:val="16"/>
+              </w:rPr>
+              <w:t>Punge089: “Please confirm the staged scope and note how the pending CI and main-branch checks will be verified.”</w:t>
+            </w:r>
+          </w:p>
+        </w:tc>
+        <w:tc>
+          <w:tcPr>
+            <w:tcW w:type="dxa" w:w="3456"/>
+          </w:tcPr>
+          <w:p>
+            <w:r>
+              <w:rPr>
+                <w:rFonts w:ascii="Arial" w:hAnsi="Arial"/>
+                <w:sz w:val="16"/>
+              </w:rPr>
+              <w:t>book6349: recorded that CI and main verification were pending at the time and fixes would stay on that PR.</w:t>
+            </w:r>
+          </w:p>
+        </w:tc>
+        <w:tc>
+          <w:tcPr>
+            <w:tcW w:type="dxa" w:w="2736"/>
+          </w:tcPr>
+          <w:p>
+            <w:r>
+              <w:rPr>
+                <w:rFonts w:ascii="Arial" w:hAnsi="Arial"/>
+                <w:sz w:val="16"/>
+              </w:rPr>
+              <w:t>Punge089: “Reviewed the scope and verification notes. Approved.”</w:t>
+            </w:r>
+          </w:p>
+        </w:tc>
+      </w:tr>
     </w:tbl>
     <w:p>
       <w:pPr>
         <w:spacing w:after="80"/>
       </w:pPr>
       <w:r>
-        <w:t xml:space="preserve">Current PR: </w:t>
-      </w:r>
-      <w:hyperlink r:id="rId11">
-        <w:r>
-          <w:rPr>
-            <w:color w:val="247A54"/>
-            <w:u w:val="single"/>
-          </w:rPr>
-          <w:t xml:space="preserve">#62 — Final Regression, Hardening and Evidence</w:t>
-        </w:r>
-      </w:hyperlink>
-      <w:r>
-        <w:t>. Review, replies, approval, merge, final project-board state, GitHub CI, and integration to main are pending.</w:t>
+        <w:t>PRs #62 and #63 each received a reviewer comment, an author reply, and Punge089’s approval before merge. PR #62 merged into lab4-staging; PR #63 merged lab4-staging into main. The board state is unverified, and GitHub returned no status checks.</w:t>
       </w:r>
     </w:p>
     <w:p>
@@ -2009,7 +2108,7 @@
                 <w:rFonts w:ascii="Arial" w:hAnsi="Arial" w:eastAsia="Arial"/>
                 <w:b/>
                 <w:color w:val="FFFFFF"/>
-                <w:sz w:val="15"/>
+                <w:sz w:val="16"/>
               </w:rPr>
               <w:t>Role</w:t>
             </w:r>
@@ -2036,7 +2135,7 @@
                 <w:rFonts w:ascii="Arial" w:hAnsi="Arial" w:eastAsia="Arial"/>
                 <w:b/>
                 <w:color w:val="FFFFFF"/>
-                <w:sz w:val="15"/>
+                <w:sz w:val="16"/>
               </w:rPr>
               <w:t>Actions Taken</w:t>
             </w:r>
@@ -2063,7 +2162,7 @@
                 <w:rFonts w:ascii="Arial" w:hAnsi="Arial" w:eastAsia="Arial"/>
                 <w:b/>
                 <w:color w:val="FFFFFF"/>
-                <w:sz w:val="15"/>
+                <w:sz w:val="16"/>
               </w:rPr>
               <w:t>Dashboards</w:t>
             </w:r>
@@ -2090,7 +2189,7 @@
                 <w:rFonts w:ascii="Arial" w:hAnsi="Arial" w:eastAsia="Arial"/>
                 <w:b/>
                 <w:color w:val="FFFFFF"/>
-                <w:sz w:val="15"/>
+                <w:sz w:val="16"/>
               </w:rPr>
               <w:t>Ticket status</w:t>
             </w:r>
@@ -2121,7 +2220,7 @@
                 <w:rFonts w:ascii="Arial" w:hAnsi="Arial" w:eastAsia="Arial"/>
                 <w:b w:val="0"/>
                 <w:color w:val="35423B"/>
-                <w:sz w:val="15"/>
+                <w:sz w:val="16"/>
               </w:rPr>
               <w:t>Requester</w:t>
             </w:r>
@@ -2147,7 +2246,7 @@
                 <w:rFonts w:ascii="Arial" w:hAnsi="Arial" w:eastAsia="Arial"/>
                 <w:b w:val="0"/>
                 <w:color w:val="35423B"/>
-                <w:sz w:val="15"/>
+                <w:sz w:val="16"/>
               </w:rPr>
               <w:t>Read-only; owned Tickets only</w:t>
             </w:r>
@@ -2173,7 +2272,7 @@
                 <w:rFonts w:ascii="Arial" w:hAnsi="Arial" w:eastAsia="Arial"/>
                 <w:b w:val="0"/>
                 <w:color w:val="35423B"/>
-                <w:sz w:val="15"/>
+                <w:sz w:val="16"/>
               </w:rPr>
               <w:t>Requester dashboard; owned data only</w:t>
             </w:r>
@@ -2199,7 +2298,7 @@
                 <w:rFonts w:ascii="Arial" w:hAnsi="Arial" w:eastAsia="Arial"/>
                 <w:b w:val="0"/>
                 <w:color w:val="35423B"/>
-                <w:sz w:val="15"/>
+                <w:sz w:val="16"/>
               </w:rPr>
               <w:t>Cannot change formal status or resolution</w:t>
             </w:r>
@@ -2230,7 +2329,7 @@
                 <w:rFonts w:ascii="Arial" w:hAnsi="Arial" w:eastAsia="Arial"/>
                 <w:b w:val="0"/>
                 <w:color w:val="35423B"/>
-                <w:sz w:val="15"/>
+                <w:sz w:val="16"/>
               </w:rPr>
               <w:t>IT Staff</w:t>
             </w:r>
@@ -2256,7 +2355,7 @@
                 <w:rFonts w:ascii="Arial" w:hAnsi="Arial" w:eastAsia="Arial"/>
                 <w:b w:val="0"/>
                 <w:color w:val="35423B"/>
-                <w:sz w:val="15"/>
+                <w:sz w:val="16"/>
               </w:rPr>
               <w:t>Read, create, assign, edit and transition actions on accessible Tickets</w:t>
             </w:r>
@@ -2282,7 +2381,7 @@
                 <w:rFonts w:ascii="Arial" w:hAnsi="Arial" w:eastAsia="Arial"/>
                 <w:b w:val="0"/>
                 <w:color w:val="35423B"/>
-                <w:sz w:val="15"/>
+                <w:sz w:val="16"/>
               </w:rPr>
               <w:t>Staff dashboard and operational drill-downs</w:t>
             </w:r>
@@ -2308,7 +2407,7 @@
                 <w:rFonts w:ascii="Arial" w:hAnsi="Arial" w:eastAsia="Arial"/>
                 <w:b w:val="0"/>
                 <w:color w:val="35423B"/>
-                <w:sz w:val="15"/>
+                <w:sz w:val="16"/>
               </w:rPr>
               <w:t>May use the documented matrix</w:t>
             </w:r>
@@ -2339,7 +2438,7 @@
                 <w:rFonts w:ascii="Arial" w:hAnsi="Arial" w:eastAsia="Arial"/>
                 <w:b w:val="0"/>
                 <w:color w:val="35423B"/>
-                <w:sz w:val="15"/>
+                <w:sz w:val="16"/>
               </w:rPr>
               <w:t>Administrator</w:t>
             </w:r>
@@ -2365,7 +2464,7 @@
                 <w:rFonts w:ascii="Arial" w:hAnsi="Arial" w:eastAsia="Arial"/>
                 <w:b w:val="0"/>
                 <w:color w:val="35423B"/>
-                <w:sz w:val="15"/>
+                <w:sz w:val="16"/>
               </w:rPr>
               <w:t>Same action permissions as IT Staff; may be an action assignee</w:t>
             </w:r>
@@ -2391,7 +2490,7 @@
                 <w:rFonts w:ascii="Arial" w:hAnsi="Arial" w:eastAsia="Arial"/>
                 <w:b w:val="0"/>
                 <w:color w:val="35423B"/>
-                <w:sz w:val="15"/>
+                <w:sz w:val="16"/>
               </w:rPr>
               <w:t>Staff dashboard; no account counts</w:t>
             </w:r>
@@ -2417,7 +2516,7 @@
                 <w:rFonts w:ascii="Arial" w:hAnsi="Arial" w:eastAsia="Arial"/>
                 <w:b w:val="0"/>
                 <w:color w:val="35423B"/>
-                <w:sz w:val="15"/>
+                <w:sz w:val="16"/>
               </w:rPr>
               <w:t>Read-only for formal status in this increment</w:t>
             </w:r>
@@ -2472,7 +2571,7 @@
                 <w:rFonts w:ascii="Arial" w:hAnsi="Arial" w:eastAsia="Arial"/>
                 <w:b/>
                 <w:color w:val="FFFFFF"/>
-                <w:sz w:val="15"/>
+                <w:sz w:val="16"/>
               </w:rPr>
               <w:t>Field</w:t>
             </w:r>
@@ -2499,7 +2598,7 @@
                 <w:rFonts w:ascii="Arial" w:hAnsi="Arial" w:eastAsia="Arial"/>
                 <w:b/>
                 <w:color w:val="FFFFFF"/>
-                <w:sz w:val="15"/>
+                <w:sz w:val="16"/>
               </w:rPr>
               <w:t>Contract</w:t>
             </w:r>
@@ -2530,7 +2629,7 @@
                 <w:rFonts w:ascii="Arial" w:hAnsi="Arial" w:eastAsia="Arial"/>
                 <w:b w:val="0"/>
                 <w:color w:val="35423B"/>
-                <w:sz w:val="15"/>
+                <w:sz w:val="16"/>
               </w:rPr>
               <w:t>id</w:t>
             </w:r>
@@ -2556,7 +2655,7 @@
                 <w:rFonts w:ascii="Arial" w:hAnsi="Arial" w:eastAsia="Arial"/>
                 <w:b w:val="0"/>
                 <w:color w:val="35423B"/>
-                <w:sz w:val="15"/>
+                <w:sz w:val="16"/>
               </w:rPr>
               <w:t>Primary key</w:t>
             </w:r>
@@ -2587,7 +2686,7 @@
                 <w:rFonts w:ascii="Arial" w:hAnsi="Arial" w:eastAsia="Arial"/>
                 <w:b w:val="0"/>
                 <w:color w:val="35423B"/>
-                <w:sz w:val="15"/>
+                <w:sz w:val="16"/>
               </w:rPr>
               <w:t>ticketId</w:t>
             </w:r>
@@ -2613,7 +2712,7 @@
                 <w:rFonts w:ascii="Arial" w:hAnsi="Arial" w:eastAsia="Arial"/>
                 <w:b w:val="0"/>
                 <w:color w:val="35423B"/>
-                <w:sz w:val="15"/>
+                <w:sz w:val="16"/>
               </w:rPr>
               <w:t>Required foreign key to exactly one Ticket</w:t>
             </w:r>
@@ -2644,7 +2743,7 @@
                 <w:rFonts w:ascii="Arial" w:hAnsi="Arial" w:eastAsia="Arial"/>
                 <w:b w:val="0"/>
                 <w:color w:val="35423B"/>
-                <w:sz w:val="15"/>
+                <w:sz w:val="16"/>
               </w:rPr>
               <w:t>actionDateTime</w:t>
             </w:r>
@@ -2670,7 +2769,7 @@
                 <w:rFonts w:ascii="Arial" w:hAnsi="Arial" w:eastAsia="Arial"/>
                 <w:b w:val="0"/>
                 <w:color w:val="35423B"/>
-                <w:sz w:val="15"/>
+                <w:sz w:val="16"/>
               </w:rPr>
               <w:t>Required effective work/plan timestamp with ISO 8601 offset; stored and compared in UTC</w:t>
             </w:r>
@@ -2701,7 +2800,7 @@
                 <w:rFonts w:ascii="Arial" w:hAnsi="Arial" w:eastAsia="Arial"/>
                 <w:b w:val="0"/>
                 <w:color w:val="35423B"/>
-                <w:sz w:val="15"/>
+                <w:sz w:val="16"/>
               </w:rPr>
               <w:t>description</w:t>
             </w:r>
@@ -2727,7 +2826,7 @@
                 <w:rFonts w:ascii="Arial" w:hAnsi="Arial" w:eastAsia="Arial"/>
                 <w:b w:val="0"/>
                 <w:color w:val="35423B"/>
-                <w:sz w:val="15"/>
+                <w:sz w:val="16"/>
               </w:rPr>
               <w:t>Required, trimmed, 1–2,000 characters</w:t>
             </w:r>
@@ -2758,7 +2857,7 @@
                 <w:rFonts w:ascii="Arial" w:hAnsi="Arial" w:eastAsia="Arial"/>
                 <w:b w:val="0"/>
                 <w:color w:val="35423B"/>
-                <w:sz w:val="15"/>
+                <w:sz w:val="16"/>
               </w:rPr>
               <w:t>result</w:t>
             </w:r>
@@ -2784,7 +2883,7 @@
                 <w:rFonts w:ascii="Arial" w:hAnsi="Arial" w:eastAsia="Arial"/>
                 <w:b w:val="0"/>
                 <w:color w:val="35423B"/>
-                <w:sz w:val="15"/>
+                <w:sz w:val="16"/>
               </w:rPr>
               <w:t>Required, trimmed, 1–2,000 characters</w:t>
             </w:r>
@@ -2815,7 +2914,7 @@
                 <w:rFonts w:ascii="Arial" w:hAnsi="Arial" w:eastAsia="Arial"/>
                 <w:b w:val="0"/>
                 <w:color w:val="35423B"/>
-                <w:sz w:val="15"/>
+                <w:sz w:val="16"/>
               </w:rPr>
               <w:t>performedById</w:t>
             </w:r>
@@ -2841,7 +2940,7 @@
                 <w:rFonts w:ascii="Arial" w:hAnsi="Arial" w:eastAsia="Arial"/>
                 <w:b w:val="0"/>
                 <w:color w:val="35423B"/>
-                <w:sz w:val="15"/>
+                <w:sz w:val="16"/>
               </w:rPr>
               <w:t>Required User foreign key; set from the session on create and never accepted from the client</w:t>
             </w:r>
@@ -2872,7 +2971,7 @@
                 <w:rFonts w:ascii="Arial" w:hAnsi="Arial" w:eastAsia="Arial"/>
                 <w:b w:val="0"/>
                 <w:color w:val="35423B"/>
-                <w:sz w:val="15"/>
+                <w:sz w:val="16"/>
               </w:rPr>
               <w:t>assigneeId</w:t>
             </w:r>
@@ -2898,7 +2997,7 @@
                 <w:rFonts w:ascii="Arial" w:hAnsi="Arial" w:eastAsia="Arial"/>
                 <w:b w:val="0"/>
                 <w:color w:val="35423B"/>
-                <w:sz w:val="15"/>
+                <w:sz w:val="16"/>
               </w:rPr>
               <w:t>Required User foreign key; active IT Staff or Administrator; distinct from Ticket Owner and performer</w:t>
             </w:r>
@@ -2929,7 +3028,7 @@
                 <w:rFonts w:ascii="Arial" w:hAnsi="Arial" w:eastAsia="Arial"/>
                 <w:b w:val="0"/>
                 <w:color w:val="35423B"/>
-                <w:sz w:val="15"/>
+                <w:sz w:val="16"/>
               </w:rPr>
               <w:t>status</w:t>
             </w:r>
@@ -2955,7 +3054,7 @@
                 <w:rFonts w:ascii="Arial" w:hAnsi="Arial" w:eastAsia="Arial"/>
                 <w:b w:val="0"/>
                 <w:color w:val="35423B"/>
-                <w:sz w:val="15"/>
+                <w:sz w:val="16"/>
               </w:rPr>
               <w:t>PLANNED, IN_PROGRESS, COMPLETED or CANCELLED</w:t>
             </w:r>
@@ -2986,7 +3085,7 @@
                 <w:rFonts w:ascii="Arial" w:hAnsi="Arial" w:eastAsia="Arial"/>
                 <w:b w:val="0"/>
                 <w:color w:val="35423B"/>
-                <w:sz w:val="15"/>
+                <w:sz w:val="16"/>
               </w:rPr>
               <w:t>followUpRequired</w:t>
             </w:r>
@@ -3012,7 +3111,7 @@
                 <w:rFonts w:ascii="Arial" w:hAnsi="Arial" w:eastAsia="Arial"/>
                 <w:b w:val="0"/>
                 <w:color w:val="35423B"/>
-                <w:sz w:val="15"/>
+                <w:sz w:val="16"/>
               </w:rPr>
               <w:t>Required boolean</w:t>
             </w:r>
@@ -3043,7 +3142,7 @@
                 <w:rFonts w:ascii="Arial" w:hAnsi="Arial" w:eastAsia="Arial"/>
                 <w:b w:val="0"/>
                 <w:color w:val="35423B"/>
-                <w:sz w:val="15"/>
+                <w:sz w:val="16"/>
               </w:rPr>
               <w:t>followUpNote</w:t>
             </w:r>
@@ -3069,7 +3168,7 @@
                 <w:rFonts w:ascii="Arial" w:hAnsi="Arial" w:eastAsia="Arial"/>
                 <w:b w:val="0"/>
                 <w:color w:val="35423B"/>
-                <w:sz w:val="15"/>
+                <w:sz w:val="16"/>
               </w:rPr>
               <w:t>Required, trimmed, 1–1,000 characters when followUpRequired is true; otherwise null</w:t>
             </w:r>
@@ -3100,7 +3199,7 @@
                 <w:rFonts w:ascii="Arial" w:hAnsi="Arial" w:eastAsia="Arial"/>
                 <w:b w:val="0"/>
                 <w:color w:val="35423B"/>
-                <w:sz w:val="15"/>
+                <w:sz w:val="16"/>
               </w:rPr>
               <w:t>attachmentNotes</w:t>
             </w:r>
@@ -3126,7 +3225,7 @@
                 <w:rFonts w:ascii="Arial" w:hAnsi="Arial" w:eastAsia="Arial"/>
                 <w:b w:val="0"/>
                 <w:color w:val="35423B"/>
-                <w:sz w:val="15"/>
+                <w:sz w:val="16"/>
               </w:rPr>
               <w:t>Optional plain text, up to 1,000 characters; describes a file to look for, not an upload</w:t>
             </w:r>
@@ -3157,7 +3256,7 @@
                 <w:rFonts w:ascii="Arial" w:hAnsi="Arial" w:eastAsia="Arial"/>
                 <w:b w:val="0"/>
                 <w:color w:val="35423B"/>
-                <w:sz w:val="15"/>
+                <w:sz w:val="16"/>
               </w:rPr>
               <w:t>version</w:t>
             </w:r>
@@ -3183,7 +3282,7 @@
                 <w:rFonts w:ascii="Arial" w:hAnsi="Arial" w:eastAsia="Arial"/>
                 <w:b w:val="0"/>
                 <w:color w:val="35423B"/>
-                <w:sz w:val="15"/>
+                <w:sz w:val="16"/>
               </w:rPr>
               <w:t>Integer starting at 1; incremented for each accepted edit or lifecycle change</w:t>
             </w:r>
@@ -3214,7 +3313,7 @@
                 <w:rFonts w:ascii="Arial" w:hAnsi="Arial" w:eastAsia="Arial"/>
                 <w:b w:val="0"/>
                 <w:color w:val="35423B"/>
-                <w:sz w:val="15"/>
+                <w:sz w:val="16"/>
               </w:rPr>
               <w:t>createdAt, updatedAt</w:t>
             </w:r>
@@ -3240,7 +3339,7 @@
                 <w:rFonts w:ascii="Arial" w:hAnsi="Arial" w:eastAsia="Arial"/>
                 <w:b w:val="0"/>
                 <w:color w:val="35423B"/>
-                <w:sz w:val="15"/>
+                <w:sz w:val="16"/>
               </w:rPr>
               <w:t>Server-managed timestamps</w:t>
             </w:r>
@@ -3296,7 +3395,7 @@
                 <w:rFonts w:ascii="Arial" w:hAnsi="Arial" w:eastAsia="Arial"/>
                 <w:b/>
                 <w:color w:val="FFFFFF"/>
-                <w:sz w:val="15"/>
+                <w:sz w:val="16"/>
               </w:rPr>
               <w:t>From</w:t>
             </w:r>
@@ -3323,7 +3422,7 @@
                 <w:rFonts w:ascii="Arial" w:hAnsi="Arial" w:eastAsia="Arial"/>
                 <w:b/>
                 <w:color w:val="FFFFFF"/>
-                <w:sz w:val="15"/>
+                <w:sz w:val="16"/>
               </w:rPr>
               <w:t>Allowed destinations</w:t>
             </w:r>
@@ -3350,7 +3449,7 @@
                 <w:rFonts w:ascii="Arial" w:hAnsi="Arial" w:eastAsia="Arial"/>
                 <w:b/>
                 <w:color w:val="FFFFFF"/>
-                <w:sz w:val="15"/>
+                <w:sz w:val="16"/>
               </w:rPr>
               <w:t>Confirmation required</w:t>
             </w:r>
@@ -3381,7 +3480,7 @@
                 <w:rFonts w:ascii="Arial" w:hAnsi="Arial" w:eastAsia="Arial"/>
                 <w:b w:val="0"/>
                 <w:color w:val="35423B"/>
-                <w:sz w:val="15"/>
+                <w:sz w:val="16"/>
               </w:rPr>
               <w:t>NEW</w:t>
             </w:r>
@@ -3407,7 +3506,7 @@
                 <w:rFonts w:ascii="Arial" w:hAnsi="Arial" w:eastAsia="Arial"/>
                 <w:b w:val="0"/>
                 <w:color w:val="35423B"/>
-                <w:sz w:val="15"/>
+                <w:sz w:val="16"/>
               </w:rPr>
               <w:t>OPEN, CANCELLED</w:t>
             </w:r>
@@ -3433,7 +3532,7 @@
                 <w:rFonts w:ascii="Arial" w:hAnsi="Arial" w:eastAsia="Arial"/>
                 <w:b w:val="0"/>
                 <w:color w:val="35423B"/>
-                <w:sz w:val="15"/>
+                <w:sz w:val="16"/>
               </w:rPr>
               <w:t>CANCELLED</w:t>
             </w:r>
@@ -3464,7 +3563,7 @@
                 <w:rFonts w:ascii="Arial" w:hAnsi="Arial" w:eastAsia="Arial"/>
                 <w:b w:val="0"/>
                 <w:color w:val="35423B"/>
-                <w:sz w:val="15"/>
+                <w:sz w:val="16"/>
               </w:rPr>
               <w:t>OPEN</w:t>
             </w:r>
@@ -3490,7 +3589,7 @@
                 <w:rFonts w:ascii="Arial" w:hAnsi="Arial" w:eastAsia="Arial"/>
                 <w:b w:val="0"/>
                 <w:color w:val="35423B"/>
-                <w:sz w:val="15"/>
+                <w:sz w:val="16"/>
               </w:rPr>
               <w:t>IN_PROGRESS, WAITING_FOR_REQUESTER, RESOLVED, CANCELLED</w:t>
             </w:r>
@@ -3516,7 +3615,7 @@
                 <w:rFonts w:ascii="Arial" w:hAnsi="Arial" w:eastAsia="Arial"/>
                 <w:b w:val="0"/>
                 <w:color w:val="35423B"/>
-                <w:sz w:val="15"/>
+                <w:sz w:val="16"/>
               </w:rPr>
               <w:t>RESOLVED, CANCELLED</w:t>
             </w:r>
@@ -3547,7 +3646,7 @@
                 <w:rFonts w:ascii="Arial" w:hAnsi="Arial" w:eastAsia="Arial"/>
                 <w:b w:val="0"/>
                 <w:color w:val="35423B"/>
-                <w:sz w:val="15"/>
+                <w:sz w:val="16"/>
               </w:rPr>
               <w:t>IN_PROGRESS</w:t>
             </w:r>
@@ -3573,7 +3672,7 @@
                 <w:rFonts w:ascii="Arial" w:hAnsi="Arial" w:eastAsia="Arial"/>
                 <w:b w:val="0"/>
                 <w:color w:val="35423B"/>
-                <w:sz w:val="15"/>
+                <w:sz w:val="16"/>
               </w:rPr>
               <w:t>WAITING_FOR_REQUESTER, RESOLVED, CANCELLED</w:t>
             </w:r>
@@ -3599,7 +3698,7 @@
                 <w:rFonts w:ascii="Arial" w:hAnsi="Arial" w:eastAsia="Arial"/>
                 <w:b w:val="0"/>
                 <w:color w:val="35423B"/>
-                <w:sz w:val="15"/>
+                <w:sz w:val="16"/>
               </w:rPr>
               <w:t>RESOLVED, CANCELLED</w:t>
             </w:r>
@@ -3630,7 +3729,7 @@
                 <w:rFonts w:ascii="Arial" w:hAnsi="Arial" w:eastAsia="Arial"/>
                 <w:b w:val="0"/>
                 <w:color w:val="35423B"/>
-                <w:sz w:val="15"/>
+                <w:sz w:val="16"/>
               </w:rPr>
               <w:t>WAITING_FOR_REQUESTER</w:t>
             </w:r>
@@ -3656,7 +3755,7 @@
                 <w:rFonts w:ascii="Arial" w:hAnsi="Arial" w:eastAsia="Arial"/>
                 <w:b w:val="0"/>
                 <w:color w:val="35423B"/>
-                <w:sz w:val="15"/>
+                <w:sz w:val="16"/>
               </w:rPr>
               <w:t>IN_PROGRESS, RESOLVED, CANCELLED</w:t>
             </w:r>
@@ -3682,7 +3781,7 @@
                 <w:rFonts w:ascii="Arial" w:hAnsi="Arial" w:eastAsia="Arial"/>
                 <w:b w:val="0"/>
                 <w:color w:val="35423B"/>
-                <w:sz w:val="15"/>
+                <w:sz w:val="16"/>
               </w:rPr>
               <w:t>RESOLVED, CANCELLED</w:t>
             </w:r>
@@ -3713,7 +3812,7 @@
                 <w:rFonts w:ascii="Arial" w:hAnsi="Arial" w:eastAsia="Arial"/>
                 <w:b w:val="0"/>
                 <w:color w:val="35423B"/>
-                <w:sz w:val="15"/>
+                <w:sz w:val="16"/>
               </w:rPr>
               <w:t>RESOLVED</w:t>
             </w:r>
@@ -3739,7 +3838,7 @@
                 <w:rFonts w:ascii="Arial" w:hAnsi="Arial" w:eastAsia="Arial"/>
                 <w:b w:val="0"/>
                 <w:color w:val="35423B"/>
-                <w:sz w:val="15"/>
+                <w:sz w:val="16"/>
               </w:rPr>
               <w:t>CLOSED, REOPENED</w:t>
             </w:r>
@@ -3765,7 +3864,7 @@
                 <w:rFonts w:ascii="Arial" w:hAnsi="Arial" w:eastAsia="Arial"/>
                 <w:b w:val="0"/>
                 <w:color w:val="35423B"/>
-                <w:sz w:val="15"/>
+                <w:sz w:val="16"/>
               </w:rPr>
               <w:t>CLOSED</w:t>
             </w:r>
@@ -3796,7 +3895,7 @@
                 <w:rFonts w:ascii="Arial" w:hAnsi="Arial" w:eastAsia="Arial"/>
                 <w:b w:val="0"/>
                 <w:color w:val="35423B"/>
-                <w:sz w:val="15"/>
+                <w:sz w:val="16"/>
               </w:rPr>
               <w:t>CLOSED</w:t>
             </w:r>
@@ -3822,7 +3921,7 @@
                 <w:rFonts w:ascii="Arial" w:hAnsi="Arial" w:eastAsia="Arial"/>
                 <w:b w:val="0"/>
                 <w:color w:val="35423B"/>
-                <w:sz w:val="15"/>
+                <w:sz w:val="16"/>
               </w:rPr>
               <w:t>REOPENED</w:t>
             </w:r>
@@ -3848,7 +3947,7 @@
                 <w:rFonts w:ascii="Arial" w:hAnsi="Arial" w:eastAsia="Arial"/>
                 <w:b w:val="0"/>
                 <w:color w:val="35423B"/>
-                <w:sz w:val="15"/>
+                <w:sz w:val="16"/>
               </w:rPr>
               <w:t>—</w:t>
             </w:r>
@@ -3879,7 +3978,7 @@
                 <w:rFonts w:ascii="Arial" w:hAnsi="Arial" w:eastAsia="Arial"/>
                 <w:b w:val="0"/>
                 <w:color w:val="35423B"/>
-                <w:sz w:val="15"/>
+                <w:sz w:val="16"/>
               </w:rPr>
               <w:t>REOPENED</w:t>
             </w:r>
@@ -3905,7 +4004,7 @@
                 <w:rFonts w:ascii="Arial" w:hAnsi="Arial" w:eastAsia="Arial"/>
                 <w:b w:val="0"/>
                 <w:color w:val="35423B"/>
-                <w:sz w:val="15"/>
+                <w:sz w:val="16"/>
               </w:rPr>
               <w:t>IN_PROGRESS, WAITING_FOR_REQUESTER, RESOLVED, CANCELLED</w:t>
             </w:r>
@@ -3931,7 +4030,7 @@
                 <w:rFonts w:ascii="Arial" w:hAnsi="Arial" w:eastAsia="Arial"/>
                 <w:b w:val="0"/>
                 <w:color w:val="35423B"/>
-                <w:sz w:val="15"/>
+                <w:sz w:val="16"/>
               </w:rPr>
               <w:t>RESOLVED, CANCELLED</w:t>
             </w:r>
@@ -3962,7 +4061,7 @@
                 <w:rFonts w:ascii="Arial" w:hAnsi="Arial" w:eastAsia="Arial"/>
                 <w:b w:val="0"/>
                 <w:color w:val="35423B"/>
-                <w:sz w:val="15"/>
+                <w:sz w:val="16"/>
               </w:rPr>
               <w:t>CANCELLED</w:t>
             </w:r>
@@ -3988,7 +4087,7 @@
                 <w:rFonts w:ascii="Arial" w:hAnsi="Arial" w:eastAsia="Arial"/>
                 <w:b w:val="0"/>
                 <w:color w:val="35423B"/>
-                <w:sz w:val="15"/>
+                <w:sz w:val="16"/>
               </w:rPr>
               <w:t>REOPENED</w:t>
             </w:r>
@@ -4014,7 +4113,7 @@
                 <w:rFonts w:ascii="Arial" w:hAnsi="Arial" w:eastAsia="Arial"/>
                 <w:b w:val="0"/>
                 <w:color w:val="35423B"/>
-                <w:sz w:val="15"/>
+                <w:sz w:val="16"/>
               </w:rPr>
               <w:t>—</w:t>
             </w:r>
@@ -4079,7 +4178,7 @@
                 <w:rFonts w:ascii="Arial" w:hAnsi="Arial" w:eastAsia="Arial"/>
                 <w:b/>
                 <w:color w:val="FFFFFF"/>
-                <w:sz w:val="14"/>
+                <w:sz w:val="16"/>
               </w:rPr>
               <w:t>ID</w:t>
             </w:r>
@@ -4106,7 +4205,7 @@
                 <w:rFonts w:ascii="Arial" w:hAnsi="Arial" w:eastAsia="Arial"/>
                 <w:b/>
                 <w:color w:val="FFFFFF"/>
-                <w:sz w:val="14"/>
+                <w:sz w:val="16"/>
               </w:rPr>
               <w:t>Type</w:t>
             </w:r>
@@ -4133,7 +4232,7 @@
                 <w:rFonts w:ascii="Arial" w:hAnsi="Arial" w:eastAsia="Arial"/>
                 <w:b/>
                 <w:color w:val="FFFFFF"/>
-                <w:sz w:val="14"/>
+                <w:sz w:val="16"/>
               </w:rPr>
               <w:t>Rendered contract text</w:t>
             </w:r>
@@ -4160,7 +4259,7 @@
                 <w:rFonts w:ascii="Arial" w:hAnsi="Arial" w:eastAsia="Arial"/>
                 <w:b/>
                 <w:color w:val="FFFFFF"/>
-                <w:sz w:val="14"/>
+                <w:sz w:val="16"/>
               </w:rPr>
               <w:t>Trace</w:t>
             </w:r>
@@ -4191,7 +4290,7 @@
                 <w:rFonts w:ascii="Arial" w:hAnsi="Arial" w:eastAsia="Arial"/>
                 <w:b w:val="0"/>
                 <w:color w:val="35423B"/>
-                <w:sz w:val="14"/>
+                <w:sz w:val="16"/>
               </w:rPr>
               <w:t>FR-01</w:t>
             </w:r>
@@ -4217,7 +4316,7 @@
                 <w:rFonts w:ascii="Arial" w:hAnsi="Arial" w:eastAsia="Arial"/>
                 <w:b w:val="0"/>
                 <w:color w:val="35423B"/>
-                <w:sz w:val="14"/>
+                <w:sz w:val="16"/>
               </w:rPr>
               <w:t>Functional requirement</w:t>
             </w:r>
@@ -4243,7 +4342,7 @@
                 <w:rFonts w:ascii="Arial" w:hAnsi="Arial" w:eastAsia="Arial"/>
                 <w:b w:val="0"/>
                 <w:color w:val="35423B"/>
-                <w:sz w:val="14"/>
+                <w:sz w:val="16"/>
               </w:rPr>
               <w:t>Persist one or more zero-to-many ActionTaken records per Ticket; a Ticket may have no actions.</w:t>
             </w:r>
@@ -4269,7 +4368,7 @@
                 <w:rFonts w:ascii="Arial" w:hAnsi="Arial" w:eastAsia="Arial"/>
                 <w:b w:val="0"/>
                 <w:color w:val="35423B"/>
-                <w:sz w:val="14"/>
+                <w:sz w:val="16"/>
               </w:rPr>
               <w:t>Contract</w:t>
             </w:r>
@@ -4300,7 +4399,7 @@
                 <w:rFonts w:ascii="Arial" w:hAnsi="Arial" w:eastAsia="Arial"/>
                 <w:b w:val="0"/>
                 <w:color w:val="35423B"/>
-                <w:sz w:val="14"/>
+                <w:sz w:val="16"/>
               </w:rPr>
               <w:t>FR-02</w:t>
             </w:r>
@@ -4326,7 +4425,7 @@
                 <w:rFonts w:ascii="Arial" w:hAnsi="Arial" w:eastAsia="Arial"/>
                 <w:b w:val="0"/>
                 <w:color w:val="35423B"/>
-                <w:sz w:val="14"/>
+                <w:sz w:val="16"/>
               </w:rPr>
               <w:t>Functional requirement</w:t>
             </w:r>
@@ -4352,7 +4451,7 @@
                 <w:rFonts w:ascii="Arial" w:hAnsi="Arial" w:eastAsia="Arial"/>
                 <w:b w:val="0"/>
                 <w:color w:val="35423B"/>
-                <w:sz w:val="14"/>
+                <w:sz w:val="16"/>
               </w:rPr>
               <w:t>Validate the required fields and active Staff/Admin assignee; derive immutable performedById from the authenticated session.</w:t>
             </w:r>
@@ -4378,7 +4477,7 @@
                 <w:rFonts w:ascii="Arial" w:hAnsi="Arial" w:eastAsia="Arial"/>
                 <w:b w:val="0"/>
                 <w:color w:val="35423B"/>
-                <w:sz w:val="14"/>
+                <w:sz w:val="16"/>
               </w:rPr>
               <w:t>Contract</w:t>
             </w:r>
@@ -4409,7 +4508,7 @@
                 <w:rFonts w:ascii="Arial" w:hAnsi="Arial" w:eastAsia="Arial"/>
                 <w:b w:val="0"/>
                 <w:color w:val="35423B"/>
-                <w:sz w:val="14"/>
+                <w:sz w:val="16"/>
               </w:rPr>
               <w:t>FR-03</w:t>
             </w:r>
@@ -4435,7 +4534,7 @@
                 <w:rFonts w:ascii="Arial" w:hAnsi="Arial" w:eastAsia="Arial"/>
                 <w:b w:val="0"/>
                 <w:color w:val="35423B"/>
-                <w:sz w:val="14"/>
+                <w:sz w:val="16"/>
               </w:rPr>
               <w:t>Functional requirement</w:t>
             </w:r>
@@ -4461,7 +4560,7 @@
                 <w:rFonts w:ascii="Arial" w:hAnsi="Arial" w:eastAsia="Arial"/>
                 <w:b w:val="0"/>
                 <w:color w:val="35423B"/>
-                <w:sz w:val="14"/>
+                <w:sz w:val="16"/>
               </w:rPr>
               <w:t>Permit Requesters to list actions only for their own Tickets; deny their action writes and cross-owner access server-side.</w:t>
             </w:r>
@@ -4487,7 +4586,7 @@
                 <w:rFonts w:ascii="Arial" w:hAnsi="Arial" w:eastAsia="Arial"/>
                 <w:b w:val="0"/>
                 <w:color w:val="35423B"/>
-                <w:sz w:val="14"/>
+                <w:sz w:val="16"/>
               </w:rPr>
               <w:t>Contract</w:t>
             </w:r>
@@ -4518,7 +4617,7 @@
                 <w:rFonts w:ascii="Arial" w:hAnsi="Arial" w:eastAsia="Arial"/>
                 <w:b w:val="0"/>
                 <w:color w:val="35423B"/>
-                <w:sz w:val="14"/>
+                <w:sz w:val="16"/>
               </w:rPr>
               <w:t>FR-04</w:t>
             </w:r>
@@ -4544,7 +4643,7 @@
                 <w:rFonts w:ascii="Arial" w:hAnsi="Arial" w:eastAsia="Arial"/>
                 <w:b w:val="0"/>
                 <w:color w:val="35423B"/>
-                <w:sz w:val="14"/>
+                <w:sz w:val="16"/>
               </w:rPr>
               <w:t>Functional requirement</w:t>
             </w:r>
@@ -4570,7 +4669,7 @@
                 <w:rFonts w:ascii="Arial" w:hAnsi="Arial" w:eastAsia="Arial"/>
                 <w:b w:val="0"/>
                 <w:color w:val="35423B"/>
-                <w:sz w:val="14"/>
+                <w:sz w:val="16"/>
               </w:rPr>
               <w:t>Permit authorized Staff/Admin to create, edit and transition actions; append an event for each accepted write; never hard-delete actions.</w:t>
             </w:r>
@@ -4596,7 +4695,7 @@
                 <w:rFonts w:ascii="Arial" w:hAnsi="Arial" w:eastAsia="Arial"/>
                 <w:b w:val="0"/>
                 <w:color w:val="35423B"/>
-                <w:sz w:val="14"/>
+                <w:sz w:val="16"/>
               </w:rPr>
               <w:t>Contract</w:t>
             </w:r>
@@ -4627,7 +4726,7 @@
                 <w:rFonts w:ascii="Arial" w:hAnsi="Arial" w:eastAsia="Arial"/>
                 <w:b w:val="0"/>
                 <w:color w:val="35423B"/>
-                <w:sz w:val="14"/>
+                <w:sz w:val="16"/>
               </w:rPr>
               <w:t>FR-05</w:t>
             </w:r>
@@ -4653,7 +4752,7 @@
                 <w:rFonts w:ascii="Arial" w:hAnsi="Arial" w:eastAsia="Arial"/>
                 <w:b w:val="0"/>
                 <w:color w:val="35423B"/>
-                <w:sz w:val="14"/>
+                <w:sz w:val="16"/>
               </w:rPr>
               <w:t>Functional requirement</w:t>
             </w:r>
@@ -4679,7 +4778,7 @@
                 <w:rFonts w:ascii="Arial" w:hAnsi="Arial" w:eastAsia="Arial"/>
                 <w:b w:val="0"/>
                 <w:color w:val="35423B"/>
-                <w:sz w:val="14"/>
+                <w:sz w:val="16"/>
               </w:rPr>
               <w:t>Apply the action and Ticket status matrices, resolution gate, confirmation and version check atomically.</w:t>
             </w:r>
@@ -4705,7 +4804,7 @@
                 <w:rFonts w:ascii="Arial" w:hAnsi="Arial" w:eastAsia="Arial"/>
                 <w:b w:val="0"/>
                 <w:color w:val="35423B"/>
-                <w:sz w:val="14"/>
+                <w:sz w:val="16"/>
               </w:rPr>
               <w:t>Contract</w:t>
             </w:r>
@@ -4736,7 +4835,7 @@
                 <w:rFonts w:ascii="Arial" w:hAnsi="Arial" w:eastAsia="Arial"/>
                 <w:b w:val="0"/>
                 <w:color w:val="35423B"/>
-                <w:sz w:val="14"/>
+                <w:sz w:val="16"/>
               </w:rPr>
               <w:t>FR-06</w:t>
             </w:r>
@@ -4762,7 +4861,7 @@
                 <w:rFonts w:ascii="Arial" w:hAnsi="Arial" w:eastAsia="Arial"/>
                 <w:b w:val="0"/>
                 <w:color w:val="35423B"/>
-                <w:sz w:val="14"/>
+                <w:sz w:val="16"/>
               </w:rPr>
               <w:t>Functional requirement</w:t>
             </w:r>
@@ -4788,7 +4887,7 @@
                 <w:rFonts w:ascii="Arial" w:hAnsi="Arial" w:eastAsia="Arial"/>
                 <w:b w:val="0"/>
                 <w:color w:val="35423B"/>
-                <w:sz w:val="14"/>
+                <w:sz w:val="16"/>
               </w:rPr>
               <w:t>Return safe, consistent validation, authorization, not-found and stale-version errors without leaking another Requester’s Ticket.</w:t>
             </w:r>
@@ -4814,7 +4913,7 @@
                 <w:rFonts w:ascii="Arial" w:hAnsi="Arial" w:eastAsia="Arial"/>
                 <w:b w:val="0"/>
                 <w:color w:val="35423B"/>
-                <w:sz w:val="14"/>
+                <w:sz w:val="16"/>
               </w:rPr>
               <w:t>Contract</w:t>
             </w:r>
@@ -4845,7 +4944,7 @@
                 <w:rFonts w:ascii="Arial" w:hAnsi="Arial" w:eastAsia="Arial"/>
                 <w:b w:val="0"/>
                 <w:color w:val="35423B"/>
-                <w:sz w:val="14"/>
+                <w:sz w:val="16"/>
               </w:rPr>
               <w:t>FR-07</w:t>
             </w:r>
@@ -4871,7 +4970,7 @@
                 <w:rFonts w:ascii="Arial" w:hAnsi="Arial" w:eastAsia="Arial"/>
                 <w:b w:val="0"/>
                 <w:color w:val="35423B"/>
-                <w:sz w:val="14"/>
+                <w:sz w:val="16"/>
               </w:rPr>
               <w:t>Functional requirement</w:t>
             </w:r>
@@ -4897,7 +4996,7 @@
                 <w:rFonts w:ascii="Arial" w:hAnsi="Arial" w:eastAsia="Arial"/>
                 <w:b w:val="0"/>
                 <w:color w:val="35423B"/>
-                <w:sz w:val="14"/>
+                <w:sz w:val="16"/>
               </w:rPr>
               <w:t>Provide Requester and Staff dashboards with server-calculated metrics, explicit UTC boundaries, empty states and drill-downs; Admin uses the Staff dashboard.</w:t>
             </w:r>
@@ -4923,7 +5022,7 @@
                 <w:rFonts w:ascii="Arial" w:hAnsi="Arial" w:eastAsia="Arial"/>
                 <w:b w:val="0"/>
                 <w:color w:val="35423B"/>
-                <w:sz w:val="14"/>
+                <w:sz w:val="16"/>
               </w:rPr>
               <w:t>Contract</w:t>
             </w:r>
@@ -4954,7 +5053,7 @@
                 <w:rFonts w:ascii="Arial" w:hAnsi="Arial" w:eastAsia="Arial"/>
                 <w:b w:val="0"/>
                 <w:color w:val="35423B"/>
-                <w:sz w:val="14"/>
+                <w:sz w:val="16"/>
               </w:rPr>
               <w:t>FR-08</w:t>
             </w:r>
@@ -4980,7 +5079,7 @@
                 <w:rFonts w:ascii="Arial" w:hAnsi="Arial" w:eastAsia="Arial"/>
                 <w:b w:val="0"/>
                 <w:color w:val="35423B"/>
-                <w:sz w:val="14"/>
+                <w:sz w:val="16"/>
               </w:rPr>
               <w:t>Functional requirement</w:t>
             </w:r>
@@ -5006,7 +5105,7 @@
                 <w:rFonts w:ascii="Arial" w:hAnsi="Arial" w:eastAsia="Arial"/>
                 <w:b w:val="0"/>
                 <w:color w:val="35423B"/>
-                <w:sz w:val="14"/>
+                <w:sz w:val="16"/>
               </w:rPr>
               <w:t>Migrate additively, preserve prior rows/relationships, avoid fabricated history, recover from failed rollout and seed idempotently.</w:t>
             </w:r>
@@ -5032,7 +5131,7 @@
                 <w:rFonts w:ascii="Arial" w:hAnsi="Arial" w:eastAsia="Arial"/>
                 <w:b w:val="0"/>
                 <w:color w:val="35423B"/>
-                <w:sz w:val="14"/>
+                <w:sz w:val="16"/>
               </w:rPr>
               <w:t>Contract</w:t>
             </w:r>
@@ -5063,7 +5162,7 @@
                 <w:rFonts w:ascii="Arial" w:hAnsi="Arial" w:eastAsia="Arial"/>
                 <w:b w:val="0"/>
                 <w:color w:val="35423B"/>
-                <w:sz w:val="14"/>
+                <w:sz w:val="16"/>
               </w:rPr>
               <w:t>FR-09</w:t>
             </w:r>
@@ -5089,7 +5188,7 @@
                 <w:rFonts w:ascii="Arial" w:hAnsi="Arial" w:eastAsia="Arial"/>
                 <w:b w:val="0"/>
                 <w:color w:val="35423B"/>
-                <w:sz w:val="14"/>
+                <w:sz w:val="16"/>
               </w:rPr>
               <w:t>Functional requirement</w:t>
             </w:r>
@@ -5115,7 +5214,7 @@
                 <w:rFonts w:ascii="Arial" w:hAnsi="Arial" w:eastAsia="Arial"/>
                 <w:b w:val="0"/>
                 <w:color w:val="35423B"/>
-                <w:sz w:val="14"/>
+                <w:sz w:val="16"/>
               </w:rPr>
               <w:t>Meet keyboard, focus, contrast, semantic-label, responsive and accessible error-state requirements in the UI contract.</w:t>
             </w:r>
@@ -5141,7 +5240,7 @@
                 <w:rFonts w:ascii="Arial" w:hAnsi="Arial" w:eastAsia="Arial"/>
                 <w:b w:val="0"/>
                 <w:color w:val="35423B"/>
-                <w:sz w:val="14"/>
+                <w:sz w:val="16"/>
               </w:rPr>
               <w:t>Contract</w:t>
             </w:r>
@@ -5172,7 +5271,7 @@
                 <w:rFonts w:ascii="Arial" w:hAnsi="Arial" w:eastAsia="Arial"/>
                 <w:b w:val="0"/>
                 <w:color w:val="35423B"/>
-                <w:sz w:val="14"/>
+                <w:sz w:val="16"/>
               </w:rPr>
               <w:t>FR-10</w:t>
             </w:r>
@@ -5198,7 +5297,7 @@
                 <w:rFonts w:ascii="Arial" w:hAnsi="Arial" w:eastAsia="Arial"/>
                 <w:b w:val="0"/>
                 <w:color w:val="35423B"/>
-                <w:sz w:val="14"/>
+                <w:sz w:val="16"/>
               </w:rPr>
               <w:t>Functional requirement</w:t>
             </w:r>
@@ -5224,7 +5323,7 @@
                 <w:rFonts w:ascii="Arial" w:hAnsi="Arial" w:eastAsia="Arial"/>
                 <w:b w:val="0"/>
                 <w:color w:val="35423B"/>
-                <w:sz w:val="14"/>
+                <w:sz w:val="16"/>
               </w:rPr>
               <w:t>Preserve Lab 1–3 behavior and verify server, client, browser and migration regression paths listed in the test plan.</w:t>
             </w:r>
@@ -5250,7 +5349,7 @@
                 <w:rFonts w:ascii="Arial" w:hAnsi="Arial" w:eastAsia="Arial"/>
                 <w:b w:val="0"/>
                 <w:color w:val="35423B"/>
-                <w:sz w:val="14"/>
+                <w:sz w:val="16"/>
               </w:rPr>
               <w:t>Contract</w:t>
             </w:r>
@@ -5281,7 +5380,7 @@
                 <w:rFonts w:ascii="Arial" w:hAnsi="Arial" w:eastAsia="Arial"/>
                 <w:b w:val="0"/>
                 <w:color w:val="35423B"/>
-                <w:sz w:val="14"/>
+                <w:sz w:val="16"/>
               </w:rPr>
               <w:t>AC-01</w:t>
             </w:r>
@@ -5307,7 +5406,7 @@
                 <w:rFonts w:ascii="Arial" w:hAnsi="Arial" w:eastAsia="Arial"/>
                 <w:b w:val="0"/>
                 <w:color w:val="35423B"/>
-                <w:sz w:val="14"/>
+                <w:sz w:val="16"/>
               </w:rPr>
               <w:t>Acceptance criterion</w:t>
             </w:r>
@@ -5333,7 +5432,7 @@
                 <w:rFonts w:ascii="Arial" w:hAnsi="Arial" w:eastAsia="Arial"/>
                 <w:b w:val="0"/>
                 <w:color w:val="35423B"/>
-                <w:sz w:val="14"/>
+                <w:sz w:val="16"/>
               </w:rPr>
               <w:t>Authorized Staff/Admin create an action and the server stores the authenticated performer, validated assignee, timestamp, required description/result, follow-up choice and initial version/event.</w:t>
             </w:r>
@@ -5391,7 +5490,7 @@
                 <w:rFonts w:ascii="Arial" w:hAnsi="Arial" w:eastAsia="Arial"/>
                 <w:b w:val="0"/>
                 <w:color w:val="35423B"/>
-                <w:sz w:val="14"/>
+                <w:sz w:val="16"/>
               </w:rPr>
               <w:t>AC-02</w:t>
             </w:r>
@@ -5417,7 +5516,7 @@
                 <w:rFonts w:ascii="Arial" w:hAnsi="Arial" w:eastAsia="Arial"/>
                 <w:b w:val="0"/>
                 <w:color w:val="35423B"/>
-                <w:sz w:val="14"/>
+                <w:sz w:val="16"/>
               </w:rPr>
               <w:t>Acceptance criterion</w:t>
             </w:r>
@@ -5443,7 +5542,7 @@
                 <w:rFonts w:ascii="Arial" w:hAnsi="Arial" w:eastAsia="Arial"/>
                 <w:b w:val="0"/>
                 <w:color w:val="35423B"/>
-                <w:sz w:val="14"/>
+                <w:sz w:val="16"/>
               </w:rPr>
               <w:t>Requesters see an ordered action history only on owned Tickets and cannot mutate it; unauthorized/cross-owner requests fail safely.</w:t>
             </w:r>
@@ -5501,7 +5600,7 @@
                 <w:rFonts w:ascii="Arial" w:hAnsi="Arial" w:eastAsia="Arial"/>
                 <w:b w:val="0"/>
                 <w:color w:val="35423B"/>
-                <w:sz w:val="14"/>
+                <w:sz w:val="16"/>
               </w:rPr>
               <w:t>AC-03</w:t>
             </w:r>
@@ -5527,7 +5626,7 @@
                 <w:rFonts w:ascii="Arial" w:hAnsi="Arial" w:eastAsia="Arial"/>
                 <w:b w:val="0"/>
                 <w:color w:val="35423B"/>
-                <w:sz w:val="14"/>
+                <w:sz w:val="16"/>
               </w:rPr>
               <w:t>Acceptance criterion</w:t>
             </w:r>
@@ -5553,7 +5652,7 @@
                 <w:rFonts w:ascii="Arial" w:hAnsi="Arial" w:eastAsia="Arial"/>
                 <w:b w:val="0"/>
                 <w:color w:val="35423B"/>
-                <w:sz w:val="14"/>
+                <w:sz w:val="16"/>
               </w:rPr>
               <w:t>Action edits and transitions follow the documented lifecycle, increment version and append one event; stale or duplicate requests do not partially apply.</w:t>
             </w:r>
@@ -5611,7 +5710,7 @@
                 <w:rFonts w:ascii="Arial" w:hAnsi="Arial" w:eastAsia="Arial"/>
                 <w:b w:val="0"/>
                 <w:color w:val="35423B"/>
-                <w:sz w:val="14"/>
+                <w:sz w:val="16"/>
               </w:rPr>
               <w:t>AC-04</w:t>
             </w:r>
@@ -5637,7 +5736,7 @@
                 <w:rFonts w:ascii="Arial" w:hAnsi="Arial" w:eastAsia="Arial"/>
                 <w:b w:val="0"/>
                 <w:color w:val="35423B"/>
-                <w:sz w:val="14"/>
+                <w:sz w:val="16"/>
               </w:rPr>
               <w:t>Acceptance criterion</w:t>
             </w:r>
@@ -5663,7 +5762,7 @@
                 <w:rFonts w:ascii="Arial" w:hAnsi="Arial" w:eastAsia="Arial"/>
                 <w:b w:val="0"/>
                 <w:color w:val="35423B"/>
-                <w:sz w:val="14"/>
+                <w:sz w:val="16"/>
               </w:rPr>
               <w:t>Every Ticket transition matches the matrix; invalid transitions and unauthorized role attempts are rejected.</w:t>
             </w:r>
@@ -5721,7 +5820,7 @@
                 <w:rFonts w:ascii="Arial" w:hAnsi="Arial" w:eastAsia="Arial"/>
                 <w:b w:val="0"/>
                 <w:color w:val="35423B"/>
-                <w:sz w:val="14"/>
+                <w:sz w:val="16"/>
               </w:rPr>
               <w:t>AC-05</w:t>
             </w:r>
@@ -5747,7 +5846,7 @@
                 <w:rFonts w:ascii="Arial" w:hAnsi="Arial" w:eastAsia="Arial"/>
                 <w:b w:val="0"/>
                 <w:color w:val="35423B"/>
-                <w:sz w:val="14"/>
+                <w:sz w:val="16"/>
               </w:rPr>
               <w:t>Acceptance criterion</w:t>
             </w:r>
@@ -5773,7 +5872,7 @@
                 <w:rFonts w:ascii="Arial" w:hAnsi="Arial" w:eastAsia="Arial"/>
                 <w:b w:val="0"/>
                 <w:color w:val="35423B"/>
-                <w:sz w:val="14"/>
+                <w:sz w:val="16"/>
               </w:rPr>
               <w:t>Resolution and closure enforce confirmation and the resolution gate, store server attribution/time, and preserve the resolution data in history.</w:t>
             </w:r>
@@ -5831,7 +5930,7 @@
                 <w:rFonts w:ascii="Arial" w:hAnsi="Arial" w:eastAsia="Arial"/>
                 <w:b w:val="0"/>
                 <w:color w:val="35423B"/>
-                <w:sz w:val="14"/>
+                <w:sz w:val="16"/>
               </w:rPr>
               <w:t>AC-06</w:t>
             </w:r>
@@ -5857,7 +5956,7 @@
                 <w:rFonts w:ascii="Arial" w:hAnsi="Arial" w:eastAsia="Arial"/>
                 <w:b w:val="0"/>
                 <w:color w:val="35423B"/>
-                <w:sz w:val="14"/>
+                <w:sz w:val="16"/>
               </w:rPr>
               <w:t>Acceptance criterion</w:t>
             </w:r>
@@ -5883,7 +5982,7 @@
                 <w:rFonts w:ascii="Arial" w:hAnsi="Arial" w:eastAsia="Arial"/>
                 <w:b w:val="0"/>
                 <w:color w:val="35423B"/>
-                <w:sz w:val="14"/>
+                <w:sz w:val="16"/>
               </w:rPr>
               <w:t>Dashboard counts use all matching rows, not a page subset; definitions, UTC boundaries, zero/empty behavior and drill-down filters match this specification.</w:t>
             </w:r>
@@ -5941,7 +6040,7 @@
                 <w:rFonts w:ascii="Arial" w:hAnsi="Arial" w:eastAsia="Arial"/>
                 <w:b w:val="0"/>
                 <w:color w:val="35423B"/>
-                <w:sz w:val="14"/>
+                <w:sz w:val="16"/>
               </w:rPr>
               <w:t>AC-07</w:t>
             </w:r>
@@ -5967,7 +6066,7 @@
                 <w:rFonts w:ascii="Arial" w:hAnsi="Arial" w:eastAsia="Arial"/>
                 <w:b w:val="0"/>
                 <w:color w:val="35423B"/>
-                <w:sz w:val="14"/>
+                <w:sz w:val="16"/>
               </w:rPr>
               <w:t>Acceptance criterion</w:t>
             </w:r>
@@ -5993,7 +6092,7 @@
                 <w:rFonts w:ascii="Arial" w:hAnsi="Arial" w:eastAsia="Arial"/>
                 <w:b w:val="0"/>
                 <w:color w:val="35423B"/>
-                <w:sz w:val="14"/>
+                <w:sz w:val="16"/>
               </w:rPr>
               <w:t>Migration preserves every pre-existing record and relation, creates no fabricated actions/dates, and passes rollback/recovery and twice-run seed checks.</w:t>
             </w:r>
@@ -6051,7 +6150,7 @@
                 <w:rFonts w:ascii="Arial" w:hAnsi="Arial" w:eastAsia="Arial"/>
                 <w:b w:val="0"/>
                 <w:color w:val="35423B"/>
-                <w:sz w:val="14"/>
+                <w:sz w:val="16"/>
               </w:rPr>
               <w:t>AC-08</w:t>
             </w:r>
@@ -6077,7 +6176,7 @@
                 <w:rFonts w:ascii="Arial" w:hAnsi="Arial" w:eastAsia="Arial"/>
                 <w:b w:val="0"/>
                 <w:color w:val="35423B"/>
-                <w:sz w:val="14"/>
+                <w:sz w:val="16"/>
               </w:rPr>
               <w:t>Acceptance criterion</w:t>
             </w:r>
@@ -6103,7 +6202,7 @@
                 <w:rFonts w:ascii="Arial" w:hAnsi="Arial" w:eastAsia="Arial"/>
                 <w:b w:val="0"/>
                 <w:color w:val="35423B"/>
-                <w:sz w:val="14"/>
+                <w:sz w:val="16"/>
               </w:rPr>
               <w:t>UI behavior is usable by keyboard and assistive technology, fits supported narrow viewports, and presents validation, authorization, conflict and loading states accessibly.</w:t>
             </w:r>
@@ -6161,7 +6260,7 @@
                 <w:rFonts w:ascii="Arial" w:hAnsi="Arial" w:eastAsia="Arial"/>
                 <w:b w:val="0"/>
                 <w:color w:val="35423B"/>
-                <w:sz w:val="14"/>
+                <w:sz w:val="16"/>
               </w:rPr>
               <w:t>AC-09</w:t>
             </w:r>
@@ -6187,7 +6286,7 @@
                 <w:rFonts w:ascii="Arial" w:hAnsi="Arial" w:eastAsia="Arial"/>
                 <w:b w:val="0"/>
                 <w:color w:val="35423B"/>
-                <w:sz w:val="14"/>
+                <w:sz w:val="16"/>
               </w:rPr>
               <w:t>Acceptance criterion</w:t>
             </w:r>
@@ -6213,7 +6312,7 @@
                 <w:rFonts w:ascii="Arial" w:hAnsi="Arial" w:eastAsia="Arial"/>
                 <w:b w:val="0"/>
                 <w:color w:val="35423B"/>
-                <w:sz w:val="14"/>
+                <w:sz w:val="16"/>
               </w:rPr>
               <w:t>Lab 1–3 regression suites pass with the new workflow and migration in place.</w:t>
             </w:r>
@@ -6271,7 +6370,7 @@
                 <w:rFonts w:ascii="Arial" w:hAnsi="Arial" w:eastAsia="Arial"/>
                 <w:b w:val="0"/>
                 <w:color w:val="35423B"/>
-                <w:sz w:val="14"/>
+                <w:sz w:val="16"/>
               </w:rPr>
               <w:t>AC-10</w:t>
             </w:r>
@@ -6297,7 +6396,7 @@
                 <w:rFonts w:ascii="Arial" w:hAnsi="Arial" w:eastAsia="Arial"/>
                 <w:b w:val="0"/>
                 <w:color w:val="35423B"/>
-                <w:sz w:val="14"/>
+                <w:sz w:val="16"/>
               </w:rPr>
               <w:t>Acceptance criterion</w:t>
             </w:r>
@@ -6323,7 +6422,7 @@
                 <w:rFonts w:ascii="Arial" w:hAnsi="Arial" w:eastAsia="Arial"/>
                 <w:b w:val="0"/>
                 <w:color w:val="35423B"/>
-                <w:sz w:val="14"/>
+                <w:sz w:val="16"/>
               </w:rPr>
               <w:t>Evidence, actual AI-use prompts, reviewer outcome, and implementation test results are recorded before the final Lab 4 release.</w:t>
             </w:r>
@@ -6382,7 +6481,7 @@
         <w:t xml:space="preserve">Test DD and traceability. </w:t>
       </w:r>
       <w:r>
-        <w:t>All recorded results below are local runs on the PR6 candidate at commit a988031, based on lab4-staging after PR #61. The full run was recorded on 31 October 2026 (Bangkok time).</w:t>
+        <w:t>All post-merge results below are local runs on main commit 6e66c2cf187c0a83e6ea36c4a6c6711f886c0866, recorded on 31 October 2026 (Bangkok time). The browser run used a fresh disposable PostgreSQL database.</w:t>
       </w:r>
     </w:p>
     <w:tbl>
@@ -6399,6 +6498,10 @@
         <w:gridCol w:w="3408"/>
       </w:tblGrid>
       <w:tr>
+        <w:trPr>
+          <w:cantSplit/>
+          <w:tblHeader/>
+        </w:trPr>
         <w:tc>
           <w:tcPr>
             <w:tcW w:type="dxa" w:w="1800"/>
@@ -6414,9 +6517,10 @@
           <w:p>
             <w:r>
               <w:rPr>
+                <w:rFonts w:ascii="Arial" w:hAnsi="Arial"/>
                 <w:b/>
                 <w:color w:val="FFFFFF"/>
-                <w:sz w:val="18"/>
+                <w:sz w:val="16"/>
               </w:rPr>
               <w:t>Check</w:t>
             </w:r>
@@ -6437,9 +6541,10 @@
           <w:p>
             <w:r>
               <w:rPr>
+                <w:rFonts w:ascii="Arial" w:hAnsi="Arial"/>
                 <w:b/>
                 <w:color w:val="FFFFFF"/>
-                <w:sz w:val="18"/>
+                <w:sz w:val="16"/>
               </w:rPr>
               <w:t>Command / path</w:t>
             </w:r>
@@ -6460,9 +6565,10 @@
           <w:p>
             <w:r>
               <w:rPr>
+                <w:rFonts w:ascii="Arial" w:hAnsi="Arial"/>
                 <w:b/>
                 <w:color w:val="FFFFFF"/>
-                <w:sz w:val="18"/>
+                <w:sz w:val="16"/>
               </w:rPr>
               <w:t>Observed result</w:t>
             </w:r>
@@ -6470,6 +6576,9 @@
         </w:tc>
       </w:tr>
       <w:tr>
+        <w:trPr>
+          <w:cantSplit/>
+        </w:trPr>
         <w:tc>
           <w:tcPr>
             <w:tcW w:type="dxa" w:w="1800"/>
@@ -6484,8 +6593,8 @@
           <w:p>
             <w:r>
               <w:rPr>
-                <w:color w:val="35423B"/>
-                <w:sz w:val="18"/>
+                <w:rFonts w:ascii="Arial" w:hAnsi="Arial"/>
+                <w:sz w:val="16"/>
               </w:rPr>
               <w:t>Server regression</w:t>
             </w:r>
@@ -6505,10 +6614,10 @@
           <w:p>
             <w:r>
               <w:rPr>
-                <w:color w:val="35423B"/>
-                <w:sz w:val="18"/>
-              </w:rPr>
-              <w:t>npm --prefix server test; LAB4_DB_TEST=1</w:t>
+                <w:rFonts w:ascii="Arial" w:hAnsi="Arial"/>
+                <w:sz w:val="16"/>
+              </w:rPr>
+              <w:t>In server/: npm test -- --reporter=dot; LAB4_DB_TEST=1</w:t>
             </w:r>
           </w:p>
         </w:tc>
@@ -6526,15 +6635,18 @@
           <w:p>
             <w:r>
               <w:rPr>
-                <w:color w:val="35423B"/>
-                <w:sz w:val="18"/>
-              </w:rPr>
-              <w:t>23 files, 306 tests passed; includes 37 PostgreSQL checks</w:t>
+                <w:rFonts w:ascii="Arial" w:hAnsi="Arial"/>
+                <w:sz w:val="16"/>
+              </w:rPr>
+              <w:t>23 files, 306 tests passed, including 37 PostgreSQL checks; main SHA 6e66c2c</w:t>
             </w:r>
           </w:p>
         </w:tc>
       </w:tr>
       <w:tr>
+        <w:trPr>
+          <w:cantSplit/>
+        </w:trPr>
         <w:tc>
           <w:tcPr>
             <w:tcW w:type="dxa" w:w="1800"/>
@@ -6549,8 +6661,8 @@
           <w:p>
             <w:r>
               <w:rPr>
-                <w:color w:val="35423B"/>
-                <w:sz w:val="18"/>
+                <w:rFonts w:ascii="Arial" w:hAnsi="Arial"/>
+                <w:sz w:val="16"/>
               </w:rPr>
               <w:t>Client regression</w:t>
             </w:r>
@@ -6570,10 +6682,10 @@
           <w:p>
             <w:r>
               <w:rPr>
-                <w:color w:val="35423B"/>
-                <w:sz w:val="18"/>
-              </w:rPr>
-              <w:t>npm --prefix client test</w:t>
+                <w:rFonts w:ascii="Arial" w:hAnsi="Arial"/>
+                <w:sz w:val="16"/>
+              </w:rPr>
+              <w:t>In client/: npm test -- --reporter=dot</w:t>
             </w:r>
           </w:p>
         </w:tc>
@@ -6591,15 +6703,18 @@
           <w:p>
             <w:r>
               <w:rPr>
-                <w:color w:val="35423B"/>
-                <w:sz w:val="18"/>
-              </w:rPr>
-              <w:t>18 files, 58 tests passed</w:t>
+                <w:rFonts w:ascii="Arial" w:hAnsi="Arial"/>
+                <w:sz w:val="16"/>
+              </w:rPr>
+              <w:t>18 files, 58 tests passed; main SHA 6e66c2c</w:t>
             </w:r>
           </w:p>
         </w:tc>
       </w:tr>
       <w:tr>
+        <w:trPr>
+          <w:cantSplit/>
+        </w:trPr>
         <w:tc>
           <w:tcPr>
             <w:tcW w:type="dxa" w:w="1800"/>
@@ -6614,8 +6729,8 @@
           <w:p>
             <w:r>
               <w:rPr>
-                <w:color w:val="35423B"/>
-                <w:sz w:val="18"/>
+                <w:rFonts w:ascii="Arial" w:hAnsi="Arial"/>
+                <w:sz w:val="16"/>
               </w:rPr>
               <w:t>Browser regression</w:t>
             </w:r>
@@ -6635,10 +6750,10 @@
           <w:p>
             <w:r>
               <w:rPr>
-                <w:color w:val="35423B"/>
-                <w:sz w:val="18"/>
-              </w:rPr>
-              <w:t>npm run test:e2e</w:t>
+                <w:rFonts w:ascii="Arial" w:hAnsi="Arial"/>
+                <w:sz w:val="16"/>
+              </w:rPr>
+              <w:t>Repository root: npm run test:e2e; disposable DB toktickit_lab3_e2e_main_20261031222922</w:t>
             </w:r>
           </w:p>
         </w:tc>
@@ -6656,15 +6771,18 @@
           <w:p>
             <w:r>
               <w:rPr>
-                <w:color w:val="35423B"/>
-                <w:sz w:val="18"/>
-              </w:rPr>
-              <w:t>21 Playwright tests passed across Labs 2–4</w:t>
+                <w:rFonts w:ascii="Arial" w:hAnsi="Arial"/>
+                <w:sz w:val="16"/>
+              </w:rPr>
+              <w:t>21 Playwright tests passed across Labs 2–4; main SHA 6e66c2c</w:t>
             </w:r>
           </w:p>
         </w:tc>
       </w:tr>
       <w:tr>
+        <w:trPr>
+          <w:cantSplit/>
+        </w:trPr>
         <w:tc>
           <w:tcPr>
             <w:tcW w:type="dxa" w:w="1800"/>
@@ -6679,8 +6797,8 @@
           <w:p>
             <w:r>
               <w:rPr>
-                <w:color w:val="35423B"/>
-                <w:sz w:val="18"/>
+                <w:rFonts w:ascii="Arial" w:hAnsi="Arial"/>
+                <w:sz w:val="16"/>
               </w:rPr>
               <w:t>Build and schema</w:t>
             </w:r>
@@ -6700,10 +6818,10 @@
           <w:p>
             <w:r>
               <w:rPr>
-                <w:color w:val="35423B"/>
-                <w:sz w:val="18"/>
-              </w:rPr>
-              <w:t>server/client production builds; npx prisma validate</w:t>
+                <w:rFonts w:ascii="Arial" w:hAnsi="Arial"/>
+                <w:sz w:val="16"/>
+              </w:rPr>
+              <w:t>Server/client npm run build; server npx prisma validate</w:t>
             </w:r>
           </w:p>
         </w:tc>
@@ -6721,15 +6839,18 @@
           <w:p>
             <w:r>
               <w:rPr>
-                <w:color w:val="35423B"/>
-                <w:sz w:val="18"/>
-              </w:rPr>
-              <w:t>Passed</w:t>
+                <w:rFonts w:ascii="Arial" w:hAnsi="Arial"/>
+                <w:sz w:val="16"/>
+              </w:rPr>
+              <w:t>Both builds and Prisma validation passed; exit code 0</w:t>
             </w:r>
           </w:p>
         </w:tc>
       </w:tr>
       <w:tr>
+        <w:trPr>
+          <w:cantSplit/>
+        </w:trPr>
         <w:tc>
           <w:tcPr>
             <w:tcW w:type="dxa" w:w="1800"/>
@@ -6744,8 +6865,8 @@
           <w:p>
             <w:r>
               <w:rPr>
-                <w:color w:val="35423B"/>
-                <w:sz w:val="18"/>
+                <w:rFonts w:ascii="Arial" w:hAnsi="Arial"/>
+                <w:sz w:val="16"/>
               </w:rPr>
               <w:t>Fresh setup and health</w:t>
             </w:r>
@@ -6765,10 +6886,10 @@
           <w:p>
             <w:r>
               <w:rPr>
-                <w:color w:val="35423B"/>
-                <w:sz w:val="18"/>
-              </w:rPr>
-              <w:t>New database setup, seed, compiled server startup, GET /api/health</w:t>
+                <w:rFonts w:ascii="Arial" w:hAnsi="Arial"/>
+                <w:sz w:val="16"/>
+              </w:rPr>
+              <w:t>Fresh E2E database, migrations, repeated seed, compiled server, GET /api/health</w:t>
             </w:r>
           </w:p>
         </w:tc>
@@ -6786,10 +6907,10 @@
           <w:p>
             <w:r>
               <w:rPr>
-                <w:color w:val="35423B"/>
-                <w:sz w:val="18"/>
-              </w:rPr>
-              <w:t>Passed; status=ok</w:t>
+                <w:rFonts w:ascii="Arial" w:hAnsi="Arial"/>
+                <w:sz w:val="16"/>
+              </w:rPr>
+              <w:t>Setup assertions passed; HTTP 200 and status=ok; see full logs</w:t>
             </w:r>
           </w:p>
         </w:tc>
@@ -6822,34 +6943,16 @@
         <w:spacing w:after="60"/>
       </w:pPr>
       <w:r>
-        <w:t xml:space="preserve">Validation log: </w:t>
+        <w:t>Server test log: output/evidence/lab4-main-server-tests.log</w:t>
       </w:r>
-      <w:hyperlink r:id="rId20">
-        <w:r>
-          <w:rPr>
-            <w:color w:val="247A54"/>
-            <w:u w:val="single"/>
-          </w:rPr>
-          <w:t>lab4-pr6-validation-final.log</w:t>
-        </w:r>
-      </w:hyperlink>
     </w:p>
     <w:p>
       <w:pPr>
         <w:spacing w:after="60"/>
       </w:pPr>
       <w:r>
-        <w:t xml:space="preserve">Browser log: </w:t>
+        <w:t>Browser log: output/evidence/lab4-main-e2e-final.log</w:t>
       </w:r>
-      <w:hyperlink r:id="rId21">
-        <w:r>
-          <w:rPr>
-            <w:color w:val="247A54"/>
-            <w:u w:val="single"/>
-          </w:rPr>
-          <w:t>lab4-pr6-e2e-final.log</w:t>
-        </w:r>
-      </w:hyperlink>
     </w:p>
     <w:p>
       <w:pPr>
@@ -6862,7 +6965,7 @@
         <w:t xml:space="preserve">Environment and limits. </w:t>
       </w:r>
       <w:r>
-        <w:t>The full browser run used the new disposable PostgreSQL database toktickit_lab3_e2e_pr6_20261031_195735 and one Playwright worker. The README database setup and production health check were verified locally. GitHub Actions and tests on main have not run yet; these results are not presented as CI or post-merge results.</w:t>
+        <w:t>The full browser run used fresh disposable PostgreSQL database toktickit_lab3_e2e_main_20261031222922 with one Playwright worker. The server and client tests, both builds, Prisma validation, and compiled-server health check were rerun on main. The GitHub combined-status response had no checks. The project board was not inspected.</w:t>
       </w:r>
     </w:p>
     <w:p>
@@ -6870,19 +6973,7 @@
         <w:spacing w:after="80"/>
       </w:pPr>
       <w:r>
-        <w:t xml:space="preserve">The candidate run is tied to implementation commit </w:t>
-      </w:r>
-      <w:hyperlink r:id="rId113">
-        <w:r>
-          <w:rPr>
-            <w:color w:val="247A54"/>
-            <w:u w:val="single"/>
-          </w:rPr>
-          <w:t xml:space="preserve">a988031</w:t>
-        </w:r>
-      </w:hyperlink>
-      <w:r>
-        <w:t xml:space="preserve"> on the PR6 branch, not main. T-20 (dedicated Lab 4 accessibility/320px evidence) and T-25 (post-review release checklist) remain Planned.</w:t>
+        <w:t>T-20 remains Planned for dedicated Lab 4 keyboard, ARIA, reduced-motion, and 320px evidence. T-25 passed after the dated run record, reviewer outcomes, actual AI-use prompts, and limits were checked. The current report is not submission-ready until T-20 and the project-board state are resolved.</w:t>
       </w:r>
     </w:p>
     <w:p>
@@ -6899,7 +6990,7 @@
         <w:spacing w:after="80"/>
       </w:pPr>
       <w:r>
-        <w:t>The complete T-01–T-26 plan is rendered below. T-20 and T-25 remain Planned; no result is inferred for them.</w:t>
+        <w:t>The full T-01–T-26 plan is rendered below. T-20 remains Planned; T-25 and the post-merge regression are Passed.</w:t>
       </w:r>
     </w:p>
     <w:tbl>
@@ -6942,7 +7033,7 @@
                 <w:rFonts w:ascii="Arial" w:hAnsi="Arial" w:eastAsia="Arial"/>
                 <w:b/>
                 <w:color w:val="FFFFFF"/>
-                <w:sz w:val="14"/>
+                <w:sz w:val="16"/>
               </w:rPr>
               <w:t>Test</w:t>
             </w:r>
@@ -6969,7 +7060,7 @@
                 <w:rFonts w:ascii="Arial" w:hAnsi="Arial" w:eastAsia="Arial"/>
                 <w:b/>
                 <w:color w:val="FFFFFF"/>
-                <w:sz w:val="14"/>
+                <w:sz w:val="16"/>
               </w:rPr>
               <w:t>AC</w:t>
             </w:r>
@@ -6996,7 +7087,7 @@
                 <w:rFonts w:ascii="Arial" w:hAnsi="Arial" w:eastAsia="Arial"/>
                 <w:b/>
                 <w:color w:val="FFFFFF"/>
-                <w:sz w:val="14"/>
+                <w:sz w:val="16"/>
               </w:rPr>
               <w:t>Planned test and named evidence file</w:t>
             </w:r>
@@ -7023,7 +7114,7 @@
                 <w:rFonts w:ascii="Arial" w:hAnsi="Arial" w:eastAsia="Arial"/>
                 <w:b/>
                 <w:color w:val="FFFFFF"/>
-                <w:sz w:val="14"/>
+                <w:sz w:val="16"/>
               </w:rPr>
               <w:t>Status</w:t>
             </w:r>
@@ -7054,7 +7145,7 @@
                 <w:rFonts w:ascii="Arial" w:hAnsi="Arial" w:eastAsia="Arial"/>
                 <w:b w:val="0"/>
                 <w:color w:val="35423B"/>
-                <w:sz w:val="14"/>
+                <w:sz w:val="16"/>
               </w:rPr>
               <w:t>T-01</w:t>
             </w:r>
@@ -7080,7 +7171,7 @@
                 <w:rFonts w:ascii="Arial" w:hAnsi="Arial" w:eastAsia="Arial"/>
                 <w:b w:val="0"/>
                 <w:color w:val="35423B"/>
-                <w:sz w:val="14"/>
+                <w:sz w:val="16"/>
               </w:rPr>
               <w:t>AC-01</w:t>
             </w:r>
@@ -7106,7 +7197,7 @@
                 <w:rFonts w:ascii="Arial" w:hAnsi="Arial" w:eastAsia="Arial"/>
                 <w:b w:val="0"/>
                 <w:color w:val="35423B"/>
-                <w:sz w:val="14"/>
+                <w:sz w:val="16"/>
               </w:rPr>
               <w:t>Server creates action; session actor immutable; active assignee validation; required fields; version 1; one creation event.</w:t>
             </w:r>
@@ -7115,7 +7206,7 @@
                 <w:rFonts w:ascii="Arial" w:hAnsi="Arial" w:eastAsia="Arial"/>
                 <w:b w:val="0"/>
                 <w:color w:val="35423B"/>
-                <w:sz w:val="14"/>
+                <w:sz w:val="16"/>
               </w:rPr>
               <w:t xml:space="preserve"> Files: </w:t>
             </w:r>
@@ -7151,7 +7242,7 @@
                 <w:rFonts w:ascii="Arial" w:hAnsi="Arial" w:eastAsia="Arial"/>
                 <w:b w:val="0"/>
                 <w:color w:val="35423B"/>
-                <w:sz w:val="14"/>
+                <w:sz w:val="16"/>
               </w:rPr>
               <w:t>Passed</w:t>
             </w:r>
@@ -7182,7 +7273,7 @@
                 <w:rFonts w:ascii="Arial" w:hAnsi="Arial" w:eastAsia="Arial"/>
                 <w:b w:val="0"/>
                 <w:color w:val="35423B"/>
-                <w:sz w:val="14"/>
+                <w:sz w:val="16"/>
               </w:rPr>
               <w:t>T-02</w:t>
             </w:r>
@@ -7208,7 +7299,7 @@
                 <w:rFonts w:ascii="Arial" w:hAnsi="Arial" w:eastAsia="Arial"/>
                 <w:b w:val="0"/>
                 <w:color w:val="35423B"/>
-                <w:sz w:val="14"/>
+                <w:sz w:val="16"/>
               </w:rPr>
               <w:t>AC-01, AC-03</w:t>
             </w:r>
@@ -7234,7 +7325,7 @@
                 <w:rFonts w:ascii="Arial" w:hAnsi="Arial" w:eastAsia="Arial"/>
                 <w:b w:val="0"/>
                 <w:color w:val="35423B"/>
-                <w:sz w:val="14"/>
+                <w:sz w:val="16"/>
               </w:rPr>
               <w:t>Action field validation, trimming/length boundaries, offset timestamp normalization, follow-up conditional note and attachment note limits.</w:t>
             </w:r>
@@ -7243,7 +7334,7 @@
                 <w:rFonts w:ascii="Arial" w:hAnsi="Arial" w:eastAsia="Arial"/>
                 <w:b w:val="0"/>
                 <w:color w:val="35423B"/>
-                <w:sz w:val="14"/>
+                <w:sz w:val="16"/>
               </w:rPr>
               <w:t xml:space="preserve"> Files: </w:t>
             </w:r>
@@ -7279,7 +7370,7 @@
                 <w:rFonts w:ascii="Arial" w:hAnsi="Arial" w:eastAsia="Arial"/>
                 <w:b w:val="0"/>
                 <w:color w:val="35423B"/>
-                <w:sz w:val="14"/>
+                <w:sz w:val="16"/>
               </w:rPr>
               <w:t>Passed</w:t>
             </w:r>
@@ -7310,7 +7401,7 @@
                 <w:rFonts w:ascii="Arial" w:hAnsi="Arial" w:eastAsia="Arial"/>
                 <w:b w:val="0"/>
                 <w:color w:val="35423B"/>
-                <w:sz w:val="14"/>
+                <w:sz w:val="16"/>
               </w:rPr>
               <w:t>T-03</w:t>
             </w:r>
@@ -7336,7 +7427,7 @@
                 <w:rFonts w:ascii="Arial" w:hAnsi="Arial" w:eastAsia="Arial"/>
                 <w:b w:val="0"/>
                 <w:color w:val="35423B"/>
-                <w:sz w:val="14"/>
+                <w:sz w:val="16"/>
               </w:rPr>
               <w:t>AC-02</w:t>
             </w:r>
@@ -7362,7 +7453,7 @@
                 <w:rFonts w:ascii="Arial" w:hAnsi="Arial" w:eastAsia="Arial"/>
                 <w:b w:val="0"/>
                 <w:color w:val="35423B"/>
-                <w:sz w:val="14"/>
+                <w:sz w:val="16"/>
               </w:rPr>
               <w:t>Requester sees ordered actions for owned Ticket; empty list; cross-owner and nonexistent Ticket both safe 404; Requester cannot POST/PATCH/transition.</w:t>
             </w:r>
@@ -7371,7 +7462,7 @@
                 <w:rFonts w:ascii="Arial" w:hAnsi="Arial" w:eastAsia="Arial"/>
                 <w:b w:val="0"/>
                 <w:color w:val="35423B"/>
-                <w:sz w:val="14"/>
+                <w:sz w:val="16"/>
               </w:rPr>
               <w:t xml:space="preserve"> Files: </w:t>
             </w:r>
@@ -7407,7 +7498,7 @@
                 <w:rFonts w:ascii="Arial" w:hAnsi="Arial" w:eastAsia="Arial"/>
                 <w:b w:val="0"/>
                 <w:color w:val="35423B"/>
-                <w:sz w:val="14"/>
+                <w:sz w:val="16"/>
               </w:rPr>
               <w:t>Passed</w:t>
             </w:r>
@@ -7438,7 +7529,7 @@
                 <w:rFonts w:ascii="Arial" w:hAnsi="Arial" w:eastAsia="Arial"/>
                 <w:b w:val="0"/>
                 <w:color w:val="35423B"/>
-                <w:sz w:val="14"/>
+                <w:sz w:val="16"/>
               </w:rPr>
               <w:t>T-04</w:t>
             </w:r>
@@ -7464,7 +7555,7 @@
                 <w:rFonts w:ascii="Arial" w:hAnsi="Arial" w:eastAsia="Arial"/>
                 <w:b w:val="0"/>
                 <w:color w:val="35423B"/>
-                <w:sz w:val="14"/>
+                <w:sz w:val="16"/>
               </w:rPr>
               <w:t>AC-03</w:t>
             </w:r>
@@ -7490,7 +7581,7 @@
                 <w:rFonts w:ascii="Arial" w:hAnsi="Arial" w:eastAsia="Arial"/>
                 <w:b w:val="0"/>
                 <w:color w:val="35423B"/>
-                <w:sz w:val="14"/>
+                <w:sz w:val="16"/>
               </w:rPr>
               <w:t>PLANNED/IN_PROGRESS lifecycle matrix, terminal COMPLETED/CANCELLED, no hard delete, exactly one event and version increment per accepted write.</w:t>
             </w:r>
@@ -7499,7 +7590,7 @@
                 <w:rFonts w:ascii="Arial" w:hAnsi="Arial" w:eastAsia="Arial"/>
                 <w:b w:val="0"/>
                 <w:color w:val="35423B"/>
-                <w:sz w:val="14"/>
+                <w:sz w:val="16"/>
               </w:rPr>
               <w:t xml:space="preserve"> Files: </w:t>
             </w:r>
@@ -7535,7 +7626,7 @@
                 <w:rFonts w:ascii="Arial" w:hAnsi="Arial" w:eastAsia="Arial"/>
                 <w:b w:val="0"/>
                 <w:color w:val="35423B"/>
-                <w:sz w:val="14"/>
+                <w:sz w:val="16"/>
               </w:rPr>
               <w:t>Passed</w:t>
             </w:r>
@@ -7566,7 +7657,7 @@
                 <w:rFonts w:ascii="Arial" w:hAnsi="Arial" w:eastAsia="Arial"/>
                 <w:b w:val="0"/>
                 <w:color w:val="35423B"/>
-                <w:sz w:val="14"/>
+                <w:sz w:val="16"/>
               </w:rPr>
               <w:t>T-05</w:t>
             </w:r>
@@ -7592,7 +7683,7 @@
                 <w:rFonts w:ascii="Arial" w:hAnsi="Arial" w:eastAsia="Arial"/>
                 <w:b w:val="0"/>
                 <w:color w:val="35423B"/>
-                <w:sz w:val="14"/>
+                <w:sz w:val="16"/>
               </w:rPr>
               <w:t>AC-03</w:t>
             </w:r>
@@ -7618,7 +7709,7 @@
                 <w:rFonts w:ascii="Arial" w:hAnsi="Arial" w:eastAsia="Arial"/>
                 <w:b w:val="0"/>
                 <w:color w:val="35423B"/>
-                <w:sz w:val="14"/>
+                <w:sz w:val="16"/>
               </w:rPr>
               <w:t>Concurrent stale edit/transition yields 409 and no partial event/data update; same idempotency key/payload returns original; different payload conflicts.</w:t>
             </w:r>
@@ -7627,7 +7718,7 @@
                 <w:rFonts w:ascii="Arial" w:hAnsi="Arial" w:eastAsia="Arial"/>
                 <w:b w:val="0"/>
                 <w:color w:val="35423B"/>
-                <w:sz w:val="14"/>
+                <w:sz w:val="16"/>
               </w:rPr>
               <w:t xml:space="preserve"> Files: </w:t>
             </w:r>
@@ -7663,7 +7754,7 @@
                 <w:rFonts w:ascii="Arial" w:hAnsi="Arial" w:eastAsia="Arial"/>
                 <w:b w:val="0"/>
                 <w:color w:val="35423B"/>
-                <w:sz w:val="14"/>
+                <w:sz w:val="16"/>
               </w:rPr>
               <w:t>Passed</w:t>
             </w:r>
@@ -7694,7 +7785,7 @@
                 <w:rFonts w:ascii="Arial" w:hAnsi="Arial" w:eastAsia="Arial"/>
                 <w:b w:val="0"/>
                 <w:color w:val="35423B"/>
-                <w:sz w:val="14"/>
+                <w:sz w:val="16"/>
               </w:rPr>
               <w:t>T-06</w:t>
             </w:r>
@@ -7720,7 +7811,7 @@
                 <w:rFonts w:ascii="Arial" w:hAnsi="Arial" w:eastAsia="Arial"/>
                 <w:b w:val="0"/>
                 <w:color w:val="35423B"/>
-                <w:sz w:val="14"/>
+                <w:sz w:val="16"/>
               </w:rPr>
               <w:t>AC-04</w:t>
             </w:r>
@@ -7746,7 +7837,7 @@
                 <w:rFonts w:ascii="Arial" w:hAnsi="Arial" w:eastAsia="Arial"/>
                 <w:b w:val="0"/>
                 <w:color w:val="35423B"/>
-                <w:sz w:val="14"/>
+                <w:sz w:val="16"/>
               </w:rPr>
               <w:t>Every allowed and disallowed Ticket transition; only IT Staff can write status; administrator/requester forbidden; version conflict returns 409.</w:t>
             </w:r>
@@ -7755,7 +7846,7 @@
                 <w:rFonts w:ascii="Arial" w:hAnsi="Arial" w:eastAsia="Arial"/>
                 <w:b w:val="0"/>
                 <w:color w:val="35423B"/>
-                <w:sz w:val="14"/>
+                <w:sz w:val="16"/>
               </w:rPr>
               <w:t xml:space="preserve"> Files: </w:t>
             </w:r>
@@ -7791,7 +7882,7 @@
                 <w:rFonts w:ascii="Arial" w:hAnsi="Arial" w:eastAsia="Arial"/>
                 <w:b w:val="0"/>
                 <w:color w:val="35423B"/>
-                <w:sz w:val="14"/>
+                <w:sz w:val="16"/>
               </w:rPr>
               <w:t>Passed</w:t>
             </w:r>
@@ -7822,7 +7913,7 @@
                 <w:rFonts w:ascii="Arial" w:hAnsi="Arial" w:eastAsia="Arial"/>
                 <w:b w:val="0"/>
                 <w:color w:val="35423B"/>
-                <w:sz w:val="14"/>
+                <w:sz w:val="16"/>
               </w:rPr>
               <w:t>T-07</w:t>
             </w:r>
@@ -7848,7 +7939,7 @@
                 <w:rFonts w:ascii="Arial" w:hAnsi="Arial" w:eastAsia="Arial"/>
                 <w:b w:val="0"/>
                 <w:color w:val="35423B"/>
-                <w:sz w:val="14"/>
+                <w:sz w:val="16"/>
               </w:rPr>
               <w:t>AC-05</w:t>
             </w:r>
@@ -7874,7 +7965,7 @@
                 <w:rFonts w:ascii="Arial" w:hAnsi="Arial" w:eastAsia="Arial"/>
                 <w:b w:val="0"/>
                 <w:color w:val="35423B"/>
-                <w:sz w:val="14"/>
+                <w:sz w:val="16"/>
               </w:rPr>
               <w:t>RESOLVED requires confirm, summary, completed action and no planned/in-progress actions; cancelled actions do not block.</w:t>
             </w:r>
@@ -7883,7 +7974,7 @@
                 <w:rFonts w:ascii="Arial" w:hAnsi="Arial" w:eastAsia="Arial"/>
                 <w:b w:val="0"/>
                 <w:color w:val="35423B"/>
-                <w:sz w:val="14"/>
+                <w:sz w:val="16"/>
               </w:rPr>
               <w:t xml:space="preserve"> Files: </w:t>
             </w:r>
@@ -7919,7 +8010,7 @@
                 <w:rFonts w:ascii="Arial" w:hAnsi="Arial" w:eastAsia="Arial"/>
                 <w:b w:val="0"/>
                 <w:color w:val="35423B"/>
-                <w:sz w:val="14"/>
+                <w:sz w:val="16"/>
               </w:rPr>
               <w:t>Passed</w:t>
             </w:r>
@@ -7950,7 +8041,7 @@
                 <w:rFonts w:ascii="Arial" w:hAnsi="Arial" w:eastAsia="Arial"/>
                 <w:b w:val="0"/>
                 <w:color w:val="35423B"/>
-                <w:sz w:val="14"/>
+                <w:sz w:val="16"/>
               </w:rPr>
               <w:t>T-08</w:t>
             </w:r>
@@ -7976,7 +8067,7 @@
                 <w:rFonts w:ascii="Arial" w:hAnsi="Arial" w:eastAsia="Arial"/>
                 <w:b w:val="0"/>
                 <w:color w:val="35423B"/>
-                <w:sz w:val="14"/>
+                <w:sz w:val="16"/>
               </w:rPr>
               <w:t>AC-05</w:t>
             </w:r>
@@ -8002,7 +8093,7 @@
                 <w:rFonts w:ascii="Arial" w:hAnsi="Arial" w:eastAsia="Arial"/>
                 <w:b w:val="0"/>
                 <w:color w:val="35423B"/>
-                <w:sz w:val="14"/>
+                <w:sz w:val="16"/>
               </w:rPr>
               <w:t>CLOSED gate, reopen reason, server-side resolvedAt/resolvedById, retained workflow history and confirmation requirements.</w:t>
             </w:r>
@@ -8011,7 +8102,7 @@
                 <w:rFonts w:ascii="Arial" w:hAnsi="Arial" w:eastAsia="Arial"/>
                 <w:b w:val="0"/>
                 <w:color w:val="35423B"/>
-                <w:sz w:val="14"/>
+                <w:sz w:val="16"/>
               </w:rPr>
               <w:t xml:space="preserve"> Files: </w:t>
             </w:r>
@@ -8047,7 +8138,7 @@
                 <w:rFonts w:ascii="Arial" w:hAnsi="Arial" w:eastAsia="Arial"/>
                 <w:b w:val="0"/>
                 <w:color w:val="35423B"/>
-                <w:sz w:val="14"/>
+                <w:sz w:val="16"/>
               </w:rPr>
               <w:t>Passed</w:t>
             </w:r>
@@ -8078,7 +8169,7 @@
                 <w:rFonts w:ascii="Arial" w:hAnsi="Arial" w:eastAsia="Arial"/>
                 <w:b w:val="0"/>
                 <w:color w:val="35423B"/>
-                <w:sz w:val="14"/>
+                <w:sz w:val="16"/>
               </w:rPr>
               <w:t>T-09</w:t>
             </w:r>
@@ -8104,7 +8195,7 @@
                 <w:rFonts w:ascii="Arial" w:hAnsi="Arial" w:eastAsia="Arial"/>
                 <w:b w:val="0"/>
                 <w:color w:val="35423B"/>
-                <w:sz w:val="14"/>
+                <w:sz w:val="16"/>
               </w:rPr>
               <w:t>AC-06</w:t>
             </w:r>
@@ -8130,7 +8221,7 @@
                 <w:rFonts w:ascii="Arial" w:hAnsi="Arial" w:eastAsia="Arial"/>
                 <w:b w:val="0"/>
                 <w:color w:val="35423B"/>
-                <w:sz w:val="14"/>
+                <w:sz w:val="16"/>
               </w:rPr>
               <w:t>Requester counts and drill-downs are owner scoped; active status definition; zero/empty values; not limited by list pagination.</w:t>
             </w:r>
@@ -8139,7 +8230,7 @@
                 <w:rFonts w:ascii="Arial" w:hAnsi="Arial" w:eastAsia="Arial"/>
                 <w:b w:val="0"/>
                 <w:color w:val="35423B"/>
-                <w:sz w:val="14"/>
+                <w:sz w:val="16"/>
               </w:rPr>
               <w:t xml:space="preserve"> Files: </w:t>
             </w:r>
@@ -8175,7 +8266,7 @@
                 <w:rFonts w:ascii="Arial" w:hAnsi="Arial" w:eastAsia="Arial"/>
                 <w:b w:val="0"/>
                 <w:color w:val="35423B"/>
-                <w:sz w:val="14"/>
+                <w:sz w:val="16"/>
               </w:rPr>
               <w:t>Passed</w:t>
             </w:r>
@@ -8206,7 +8297,7 @@
                 <w:rFonts w:ascii="Arial" w:hAnsi="Arial" w:eastAsia="Arial"/>
                 <w:b w:val="0"/>
                 <w:color w:val="35423B"/>
-                <w:sz w:val="14"/>
+                <w:sz w:val="16"/>
               </w:rPr>
               <w:t>T-10</w:t>
             </w:r>
@@ -8232,7 +8323,7 @@
                 <w:rFonts w:ascii="Arial" w:hAnsi="Arial" w:eastAsia="Arial"/>
                 <w:b w:val="0"/>
                 <w:color w:val="35423B"/>
-                <w:sz w:val="14"/>
+                <w:sz w:val="16"/>
               </w:rPr>
               <w:t>AC-06</w:t>
             </w:r>
@@ -8258,7 +8349,7 @@
                 <w:rFonts w:ascii="Arial" w:hAnsi="Arial" w:eastAsia="Arial"/>
                 <w:b w:val="0"/>
                 <w:color w:val="35423B"/>
-                <w:sz w:val="14"/>
+                <w:sz w:val="16"/>
               </w:rPr>
               <w:t>Requester 7-day and 30-day exact lower/upper boundaries, future exclusion, null resolvedAt exclusion, reopened Ticket exclusion, stable top-five order.</w:t>
             </w:r>
@@ -8267,7 +8358,7 @@
                 <w:rFonts w:ascii="Arial" w:hAnsi="Arial" w:eastAsia="Arial"/>
                 <w:b w:val="0"/>
                 <w:color w:val="35423B"/>
-                <w:sz w:val="14"/>
+                <w:sz w:val="16"/>
               </w:rPr>
               <w:t xml:space="preserve"> Files: </w:t>
             </w:r>
@@ -8303,7 +8394,7 @@
                 <w:rFonts w:ascii="Arial" w:hAnsi="Arial" w:eastAsia="Arial"/>
                 <w:b w:val="0"/>
                 <w:color w:val="35423B"/>
-                <w:sz w:val="14"/>
+                <w:sz w:val="16"/>
               </w:rPr>
               <w:t>Passed</w:t>
             </w:r>
@@ -8334,7 +8425,7 @@
                 <w:rFonts w:ascii="Arial" w:hAnsi="Arial" w:eastAsia="Arial"/>
                 <w:b w:val="0"/>
                 <w:color w:val="35423B"/>
-                <w:sz w:val="14"/>
+                <w:sz w:val="16"/>
               </w:rPr>
               <w:t>T-11</w:t>
             </w:r>
@@ -8360,7 +8451,7 @@
                 <w:rFonts w:ascii="Arial" w:hAnsi="Arial" w:eastAsia="Arial"/>
                 <w:b w:val="0"/>
                 <w:color w:val="35423B"/>
-                <w:sz w:val="14"/>
+                <w:sz w:val="16"/>
               </w:rPr>
               <w:t>AC-06</w:t>
             </w:r>
@@ -8386,7 +8477,7 @@
                 <w:rFonts w:ascii="Arial" w:hAnsi="Arial" w:eastAsia="Arial"/>
                 <w:b w:val="0"/>
                 <w:color w:val="35423B"/>
-                <w:sz w:val="14"/>
+                <w:sz w:val="16"/>
               </w:rPr>
               <w:t>Staff/Admin unassigned, assigned-to-me, per-status/priority and own-action metrics; zero values; full-count query and filter drill-down.</w:t>
             </w:r>
@@ -8395,7 +8486,7 @@
                 <w:rFonts w:ascii="Arial" w:hAnsi="Arial" w:eastAsia="Arial"/>
                 <w:b w:val="0"/>
                 <w:color w:val="35423B"/>
-                <w:sz w:val="14"/>
+                <w:sz w:val="16"/>
               </w:rPr>
               <w:t xml:space="preserve"> Files: </w:t>
             </w:r>
@@ -8431,7 +8522,7 @@
                 <w:rFonts w:ascii="Arial" w:hAnsi="Arial" w:eastAsia="Arial"/>
                 <w:b w:val="0"/>
                 <w:color w:val="35423B"/>
-                <w:sz w:val="14"/>
+                <w:sz w:val="16"/>
               </w:rPr>
               <w:t>Passed</w:t>
             </w:r>
@@ -8462,7 +8553,7 @@
                 <w:rFonts w:ascii="Arial" w:hAnsi="Arial" w:eastAsia="Arial"/>
                 <w:b w:val="0"/>
                 <w:color w:val="35423B"/>
-                <w:sz w:val="14"/>
+                <w:sz w:val="16"/>
               </w:rPr>
               <w:t>T-12</w:t>
             </w:r>
@@ -8488,7 +8579,7 @@
                 <w:rFonts w:ascii="Arial" w:hAnsi="Arial" w:eastAsia="Arial"/>
                 <w:b w:val="0"/>
                 <w:color w:val="35423B"/>
-                <w:sz w:val="14"/>
+                <w:sz w:val="16"/>
               </w:rPr>
               <w:t>AC-06</w:t>
             </w:r>
@@ -8514,7 +8605,7 @@
                 <w:rFonts w:ascii="Arial" w:hAnsi="Arial" w:eastAsia="Arial"/>
                 <w:b w:val="0"/>
                 <w:color w:val="35423B"/>
-                <w:sz w:val="14"/>
+                <w:sz w:val="16"/>
               </w:rPr>
               <w:t>Staff recent active 7-day boundaries, future exclusion and stable top-five order; Administrator receives Staff data without user-account counts.</w:t>
             </w:r>
@@ -8523,7 +8614,7 @@
                 <w:rFonts w:ascii="Arial" w:hAnsi="Arial" w:eastAsia="Arial"/>
                 <w:b w:val="0"/>
                 <w:color w:val="35423B"/>
-                <w:sz w:val="14"/>
+                <w:sz w:val="16"/>
               </w:rPr>
               <w:t xml:space="preserve"> Files: </w:t>
             </w:r>
@@ -8559,7 +8650,7 @@
                 <w:rFonts w:ascii="Arial" w:hAnsi="Arial" w:eastAsia="Arial"/>
                 <w:b w:val="0"/>
                 <w:color w:val="35423B"/>
-                <w:sz w:val="14"/>
+                <w:sz w:val="16"/>
               </w:rPr>
               <w:t>Passed</w:t>
             </w:r>
@@ -8590,7 +8681,7 @@
                 <w:rFonts w:ascii="Arial" w:hAnsi="Arial" w:eastAsia="Arial"/>
                 <w:b w:val="0"/>
                 <w:color w:val="35423B"/>
-                <w:sz w:val="14"/>
+                <w:sz w:val="16"/>
               </w:rPr>
               <w:t>T-13</w:t>
             </w:r>
@@ -8616,7 +8707,7 @@
                 <w:rFonts w:ascii="Arial" w:hAnsi="Arial" w:eastAsia="Arial"/>
                 <w:b w:val="0"/>
                 <w:color w:val="35423B"/>
-                <w:sz w:val="14"/>
+                <w:sz w:val="16"/>
               </w:rPr>
               <w:t>AC-07</w:t>
             </w:r>
@@ -8642,7 +8733,7 @@
                 <w:rFonts w:ascii="Arial" w:hAnsi="Arial" w:eastAsia="Arial"/>
                 <w:b w:val="0"/>
                 <w:color w:val="35423B"/>
-                <w:sz w:val="14"/>
+                <w:sz w:val="16"/>
               </w:rPr>
               <w:t>Apply additive migration to representative Lab 3 database; preserve all prior ids, relations and statuses; create no fabricated actions/resolution dates; recover from failed migration.</w:t>
             </w:r>
@@ -8651,7 +8742,7 @@
                 <w:rFonts w:ascii="Arial" w:hAnsi="Arial" w:eastAsia="Arial"/>
                 <w:b w:val="0"/>
                 <w:color w:val="35423B"/>
-                <w:sz w:val="14"/>
+                <w:sz w:val="16"/>
               </w:rPr>
               <w:t xml:space="preserve"> Files: </w:t>
             </w:r>
@@ -8687,7 +8778,7 @@
                 <w:rFonts w:ascii="Arial" w:hAnsi="Arial" w:eastAsia="Arial"/>
                 <w:b w:val="0"/>
                 <w:color w:val="35423B"/>
-                <w:sz w:val="14"/>
+                <w:sz w:val="16"/>
               </w:rPr>
               <w:t>Passed</w:t>
             </w:r>
@@ -8718,7 +8809,7 @@
                 <w:rFonts w:ascii="Arial" w:hAnsi="Arial" w:eastAsia="Arial"/>
                 <w:b w:val="0"/>
                 <w:color w:val="35423B"/>
-                <w:sz w:val="14"/>
+                <w:sz w:val="16"/>
               </w:rPr>
               <w:t>T-14</w:t>
             </w:r>
@@ -8744,7 +8835,7 @@
                 <w:rFonts w:ascii="Arial" w:hAnsi="Arial" w:eastAsia="Arial"/>
                 <w:b w:val="0"/>
                 <w:color w:val="35423B"/>
-                <w:sz w:val="14"/>
+                <w:sz w:val="16"/>
               </w:rPr>
               <w:t>AC-07</w:t>
             </w:r>
@@ -8770,7 +8861,7 @@
                 <w:rFonts w:ascii="Arial" w:hAnsi="Arial" w:eastAsia="Arial"/>
                 <w:b w:val="0"/>
                 <w:color w:val="35423B"/>
-                <w:sz w:val="14"/>
+                <w:sz w:val="16"/>
               </w:rPr>
               <w:t>Seed twice with stable keys; no duplicate Users, Tickets, actions or events.</w:t>
             </w:r>
@@ -8779,7 +8870,7 @@
                 <w:rFonts w:ascii="Arial" w:hAnsi="Arial" w:eastAsia="Arial"/>
                 <w:b w:val="0"/>
                 <w:color w:val="35423B"/>
-                <w:sz w:val="14"/>
+                <w:sz w:val="16"/>
               </w:rPr>
               <w:t xml:space="preserve"> Files: </w:t>
             </w:r>
@@ -8815,7 +8906,7 @@
                 <w:rFonts w:ascii="Arial" w:hAnsi="Arial" w:eastAsia="Arial"/>
                 <w:b w:val="0"/>
                 <w:color w:val="35423B"/>
-                <w:sz w:val="14"/>
+                <w:sz w:val="16"/>
               </w:rPr>
               <w:t>Passed</w:t>
             </w:r>
@@ -8846,7 +8937,7 @@
                 <w:rFonts w:ascii="Arial" w:hAnsi="Arial" w:eastAsia="Arial"/>
                 <w:b w:val="0"/>
                 <w:color w:val="35423B"/>
-                <w:sz w:val="14"/>
+                <w:sz w:val="16"/>
               </w:rPr>
               <w:t>T-15</w:t>
             </w:r>
@@ -8872,7 +8963,7 @@
                 <w:rFonts w:ascii="Arial" w:hAnsi="Arial" w:eastAsia="Arial"/>
                 <w:b w:val="0"/>
                 <w:color w:val="35423B"/>
-                <w:sz w:val="14"/>
+                <w:sz w:val="16"/>
               </w:rPr>
               <w:t>AC-08</w:t>
             </w:r>
@@ -8898,7 +8989,7 @@
                 <w:rFonts w:ascii="Arial" w:hAnsi="Arial" w:eastAsia="Arial"/>
                 <w:b w:val="0"/>
                 <w:color w:val="35423B"/>
-                <w:sz w:val="14"/>
+                <w:sz w:val="16"/>
               </w:rPr>
               <w:t>Requester read-only state, no mutation controls, ordered action history and empty state.</w:t>
             </w:r>
@@ -8907,7 +8998,7 @@
                 <w:rFonts w:ascii="Arial" w:hAnsi="Arial" w:eastAsia="Arial"/>
                 <w:b w:val="0"/>
                 <w:color w:val="35423B"/>
-                <w:sz w:val="14"/>
+                <w:sz w:val="16"/>
               </w:rPr>
               <w:t xml:space="preserve"> Files: </w:t>
             </w:r>
@@ -8943,7 +9034,7 @@
                 <w:rFonts w:ascii="Arial" w:hAnsi="Arial" w:eastAsia="Arial"/>
                 <w:b w:val="0"/>
                 <w:color w:val="35423B"/>
-                <w:sz w:val="14"/>
+                <w:sz w:val="16"/>
               </w:rPr>
               <w:t>Passed</w:t>
             </w:r>
@@ -8974,7 +9065,7 @@
                 <w:rFonts w:ascii="Arial" w:hAnsi="Arial" w:eastAsia="Arial"/>
                 <w:b w:val="0"/>
                 <w:color w:val="35423B"/>
-                <w:sz w:val="14"/>
+                <w:sz w:val="16"/>
               </w:rPr>
               <w:t>T-16</w:t>
             </w:r>
@@ -9000,7 +9091,7 @@
                 <w:rFonts w:ascii="Arial" w:hAnsi="Arial" w:eastAsia="Arial"/>
                 <w:b w:val="0"/>
                 <w:color w:val="35423B"/>
-                <w:sz w:val="14"/>
+                <w:sz w:val="16"/>
               </w:rPr>
               <w:t>AC-01, AC-03, AC-08</w:t>
             </w:r>
@@ -9026,7 +9117,7 @@
                 <w:rFonts w:ascii="Arial" w:hAnsi="Arial" w:eastAsia="Arial"/>
                 <w:b w:val="0"/>
                 <w:color w:val="35423B"/>
-                <w:sz w:val="14"/>
+                <w:sz w:val="16"/>
               </w:rPr>
               <w:t>Action form conditional fields, server validation, retained input, pending/double-submit, safe failure and conflict review state.</w:t>
             </w:r>
@@ -9035,7 +9126,7 @@
                 <w:rFonts w:ascii="Arial" w:hAnsi="Arial" w:eastAsia="Arial"/>
                 <w:b w:val="0"/>
                 <w:color w:val="35423B"/>
-                <w:sz w:val="14"/>
+                <w:sz w:val="16"/>
               </w:rPr>
               <w:t xml:space="preserve"> Files: </w:t>
             </w:r>
@@ -9071,7 +9162,7 @@
                 <w:rFonts w:ascii="Arial" w:hAnsi="Arial" w:eastAsia="Arial"/>
                 <w:b w:val="0"/>
                 <w:color w:val="35423B"/>
-                <w:sz w:val="14"/>
+                <w:sz w:val="16"/>
               </w:rPr>
               <w:t>Passed</w:t>
             </w:r>
@@ -9102,7 +9193,7 @@
                 <w:rFonts w:ascii="Arial" w:hAnsi="Arial" w:eastAsia="Arial"/>
                 <w:b w:val="0"/>
                 <w:color w:val="35423B"/>
-                <w:sz w:val="14"/>
+                <w:sz w:val="16"/>
               </w:rPr>
               <w:t>T-17</w:t>
             </w:r>
@@ -9128,7 +9219,7 @@
                 <w:rFonts w:ascii="Arial" w:hAnsi="Arial" w:eastAsia="Arial"/>
                 <w:b w:val="0"/>
                 <w:color w:val="35423B"/>
-                <w:sz w:val="14"/>
+                <w:sz w:val="16"/>
               </w:rPr>
               <w:t>AC-05, AC-08</w:t>
             </w:r>
@@ -9154,7 +9245,7 @@
                 <w:rFonts w:ascii="Arial" w:hAnsi="Arial" w:eastAsia="Arial"/>
                 <w:b w:val="0"/>
                 <w:color w:val="35423B"/>
-                <w:sz w:val="14"/>
+                <w:sz w:val="16"/>
               </w:rPr>
               <w:t>Resolution gate summary/blocker links, confirmation, advisory feedback and reopen reason UX.</w:t>
             </w:r>
@@ -9163,7 +9254,7 @@
                 <w:rFonts w:ascii="Arial" w:hAnsi="Arial" w:eastAsia="Arial"/>
                 <w:b w:val="0"/>
                 <w:color w:val="35423B"/>
-                <w:sz w:val="14"/>
+                <w:sz w:val="16"/>
               </w:rPr>
               <w:t xml:space="preserve"> Files: </w:t>
             </w:r>
@@ -9199,7 +9290,7 @@
                 <w:rFonts w:ascii="Arial" w:hAnsi="Arial" w:eastAsia="Arial"/>
                 <w:b w:val="0"/>
                 <w:color w:val="35423B"/>
-                <w:sz w:val="14"/>
+                <w:sz w:val="16"/>
               </w:rPr>
               <w:t>Passed</w:t>
             </w:r>
@@ -9230,7 +9321,7 @@
                 <w:rFonts w:ascii="Arial" w:hAnsi="Arial" w:eastAsia="Arial"/>
                 <w:b w:val="0"/>
                 <w:color w:val="35423B"/>
-                <w:sz w:val="14"/>
+                <w:sz w:val="16"/>
               </w:rPr>
               <w:t>T-18</w:t>
             </w:r>
@@ -9256,7 +9347,7 @@
                 <w:rFonts w:ascii="Arial" w:hAnsi="Arial" w:eastAsia="Arial"/>
                 <w:b w:val="0"/>
                 <w:color w:val="35423B"/>
-                <w:sz w:val="14"/>
+                <w:sz w:val="16"/>
               </w:rPr>
               <w:t>AC-06, AC-08</w:t>
             </w:r>
@@ -9282,7 +9373,7 @@
                 <w:rFonts w:ascii="Arial" w:hAnsi="Arial" w:eastAsia="Arial"/>
                 <w:b w:val="0"/>
                 <w:color w:val="35423B"/>
-                <w:sz w:val="14"/>
+                <w:sz w:val="16"/>
               </w:rPr>
               <w:t>Requester dashboard labels/definitions, zero and empty states, accessible drill-down links and UTC/as-of context.</w:t>
             </w:r>
@@ -9291,7 +9382,7 @@
                 <w:rFonts w:ascii="Arial" w:hAnsi="Arial" w:eastAsia="Arial"/>
                 <w:b w:val="0"/>
                 <w:color w:val="35423B"/>
-                <w:sz w:val="14"/>
+                <w:sz w:val="16"/>
               </w:rPr>
               <w:t xml:space="preserve"> Files: </w:t>
             </w:r>
@@ -9327,7 +9418,7 @@
                 <w:rFonts w:ascii="Arial" w:hAnsi="Arial" w:eastAsia="Arial"/>
                 <w:b w:val="0"/>
                 <w:color w:val="35423B"/>
-                <w:sz w:val="14"/>
+                <w:sz w:val="16"/>
               </w:rPr>
               <w:t>Passed</w:t>
             </w:r>
@@ -9358,7 +9449,7 @@
                 <w:rFonts w:ascii="Arial" w:hAnsi="Arial" w:eastAsia="Arial"/>
                 <w:b w:val="0"/>
                 <w:color w:val="35423B"/>
-                <w:sz w:val="14"/>
+                <w:sz w:val="16"/>
               </w:rPr>
               <w:t>T-19</w:t>
             </w:r>
@@ -9384,7 +9475,7 @@
                 <w:rFonts w:ascii="Arial" w:hAnsi="Arial" w:eastAsia="Arial"/>
                 <w:b w:val="0"/>
                 <w:color w:val="35423B"/>
-                <w:sz w:val="14"/>
+                <w:sz w:val="16"/>
               </w:rPr>
               <w:t>AC-06, AC-08</w:t>
             </w:r>
@@ -9410,7 +9501,7 @@
                 <w:rFonts w:ascii="Arial" w:hAnsi="Arial" w:eastAsia="Arial"/>
                 <w:b w:val="0"/>
                 <w:color w:val="35423B"/>
-                <w:sz w:val="14"/>
+                <w:sz w:val="16"/>
               </w:rPr>
               <w:t>Staff/Admin metric cards, active status/priority breakdown, own actions, empty states and drill-downs.</w:t>
             </w:r>
@@ -9419,7 +9510,7 @@
                 <w:rFonts w:ascii="Arial" w:hAnsi="Arial" w:eastAsia="Arial"/>
                 <w:b w:val="0"/>
                 <w:color w:val="35423B"/>
-                <w:sz w:val="14"/>
+                <w:sz w:val="16"/>
               </w:rPr>
               <w:t xml:space="preserve"> Files: </w:t>
             </w:r>
@@ -9455,7 +9546,7 @@
                 <w:rFonts w:ascii="Arial" w:hAnsi="Arial" w:eastAsia="Arial"/>
                 <w:b w:val="0"/>
                 <w:color w:val="35423B"/>
-                <w:sz w:val="14"/>
+                <w:sz w:val="16"/>
               </w:rPr>
               <w:t>Passed</w:t>
             </w:r>
@@ -9486,7 +9577,7 @@
                 <w:rFonts w:ascii="Arial" w:hAnsi="Arial" w:eastAsia="Arial"/>
                 <w:b w:val="0"/>
                 <w:color w:val="35423B"/>
-                <w:sz w:val="14"/>
+                <w:sz w:val="16"/>
               </w:rPr>
               <w:t>T-20</w:t>
             </w:r>
@@ -9512,7 +9603,7 @@
                 <w:rFonts w:ascii="Arial" w:hAnsi="Arial" w:eastAsia="Arial"/>
                 <w:b w:val="0"/>
                 <w:color w:val="35423B"/>
-                <w:sz w:val="14"/>
+                <w:sz w:val="16"/>
               </w:rPr>
               <w:t>AC-08</w:t>
             </w:r>
@@ -9538,7 +9629,7 @@
                 <w:rFonts w:ascii="Arial" w:hAnsi="Arial" w:eastAsia="Arial"/>
                 <w:b w:val="0"/>
                 <w:color w:val="35423B"/>
-                <w:sz w:val="14"/>
+                <w:sz w:val="16"/>
               </w:rPr>
               <w:t>Shared style and keyboard checks in Labs 2–3 plus the Lab 4 viewport/no-overflow capture assertion; dedicated Lab 4 keyboard, ARIA, reduced-motion, and 320px viewport evidence remains outstanding.</w:t>
             </w:r>
@@ -9547,7 +9638,7 @@
                 <w:rFonts w:ascii="Arial" w:hAnsi="Arial" w:eastAsia="Arial"/>
                 <w:b w:val="0"/>
                 <w:color w:val="35423B"/>
-                <w:sz w:val="14"/>
+                <w:sz w:val="16"/>
               </w:rPr>
               <w:t xml:space="preserve"> Files: </w:t>
             </w:r>
@@ -9566,7 +9657,7 @@
                 <w:rFonts w:ascii="Arial" w:hAnsi="Arial" w:eastAsia="Arial"/>
                 <w:b w:val="0"/>
                 <w:color w:val="35423B"/>
-                <w:sz w:val="14"/>
+                <w:sz w:val="16"/>
               </w:rPr>
               <w:t xml:space="preserve">, </w:t>
             </w:r>
@@ -9585,7 +9676,7 @@
                 <w:rFonts w:ascii="Arial" w:hAnsi="Arial" w:eastAsia="Arial"/>
                 <w:b w:val="0"/>
                 <w:color w:val="35423B"/>
-                <w:sz w:val="14"/>
+                <w:sz w:val="16"/>
               </w:rPr>
               <w:t xml:space="preserve">, </w:t>
             </w:r>
@@ -9604,7 +9695,7 @@
                 <w:rFonts w:ascii="Arial" w:hAnsi="Arial" w:eastAsia="Arial"/>
                 <w:b w:val="0"/>
                 <w:color w:val="35423B"/>
-                <w:sz w:val="14"/>
+                <w:sz w:val="16"/>
               </w:rPr>
               <w:t xml:space="preserve">, </w:t>
             </w:r>
@@ -9640,7 +9731,7 @@
                 <w:rFonts w:ascii="Arial" w:hAnsi="Arial" w:eastAsia="Arial"/>
                 <w:b w:val="0"/>
                 <w:color w:val="35423B"/>
-                <w:sz w:val="14"/>
+                <w:sz w:val="16"/>
               </w:rPr>
               <w:t>Planned</w:t>
             </w:r>
@@ -9671,7 +9762,7 @@
                 <w:rFonts w:ascii="Arial" w:hAnsi="Arial" w:eastAsia="Arial"/>
                 <w:b w:val="0"/>
                 <w:color w:val="35423B"/>
-                <w:sz w:val="14"/>
+                <w:sz w:val="16"/>
               </w:rPr>
               <w:t>T-21</w:t>
             </w:r>
@@ -9697,7 +9788,7 @@
                 <w:rFonts w:ascii="Arial" w:hAnsi="Arial" w:eastAsia="Arial"/>
                 <w:b w:val="0"/>
                 <w:color w:val="35423B"/>
-                <w:sz w:val="14"/>
+                <w:sz w:val="16"/>
               </w:rPr>
               <w:t>AC-01, AC-02, AC-03, AC-08</w:t>
             </w:r>
@@ -9723,7 +9814,7 @@
                 <w:rFonts w:ascii="Arial" w:hAnsi="Arial" w:eastAsia="Arial"/>
                 <w:b w:val="0"/>
                 <w:color w:val="35423B"/>
-                <w:sz w:val="14"/>
+                <w:sz w:val="16"/>
               </w:rPr>
               <w:t>Staff records multiple actions; Requester sees the same history read-only; responsive widths are checked and desktop/tablet/mobile evidence is captured.</w:t>
             </w:r>
@@ -9732,7 +9823,7 @@
                 <w:rFonts w:ascii="Arial" w:hAnsi="Arial" w:eastAsia="Arial"/>
                 <w:b w:val="0"/>
                 <w:color w:val="35423B"/>
-                <w:sz w:val="14"/>
+                <w:sz w:val="16"/>
               </w:rPr>
               <w:t xml:space="preserve"> Files: </w:t>
             </w:r>
@@ -9768,7 +9859,7 @@
                 <w:rFonts w:ascii="Arial" w:hAnsi="Arial" w:eastAsia="Arial"/>
                 <w:b w:val="0"/>
                 <w:color w:val="35423B"/>
-                <w:sz w:val="14"/>
+                <w:sz w:val="16"/>
               </w:rPr>
               <w:t>Passed</w:t>
             </w:r>
@@ -9799,7 +9890,7 @@
                 <w:rFonts w:ascii="Arial" w:hAnsi="Arial" w:eastAsia="Arial"/>
                 <w:b w:val="0"/>
                 <w:color w:val="35423B"/>
-                <w:sz w:val="14"/>
+                <w:sz w:val="16"/>
               </w:rPr>
               <w:t>T-22</w:t>
             </w:r>
@@ -9825,7 +9916,7 @@
                 <w:rFonts w:ascii="Arial" w:hAnsi="Arial" w:eastAsia="Arial"/>
                 <w:b w:val="0"/>
                 <w:color w:val="35423B"/>
-                <w:sz w:val="14"/>
+                <w:sz w:val="16"/>
               </w:rPr>
               <w:t>AC-04, AC-05, AC-08</w:t>
             </w:r>
@@ -9851,7 +9942,7 @@
                 <w:rFonts w:ascii="Arial" w:hAnsi="Arial" w:eastAsia="Arial"/>
                 <w:b w:val="0"/>
                 <w:color w:val="35423B"/>
-                <w:sz w:val="14"/>
+                <w:sz w:val="16"/>
               </w:rPr>
               <w:t>Complete Ticket resolution, close and reopen journey; blocked resolution, retained public history, and Requester write denial.</w:t>
             </w:r>
@@ -9860,7 +9951,7 @@
                 <w:rFonts w:ascii="Arial" w:hAnsi="Arial" w:eastAsia="Arial"/>
                 <w:b w:val="0"/>
                 <w:color w:val="35423B"/>
-                <w:sz w:val="14"/>
+                <w:sz w:val="16"/>
               </w:rPr>
               <w:t xml:space="preserve"> Files: </w:t>
             </w:r>
@@ -9896,7 +9987,7 @@
                 <w:rFonts w:ascii="Arial" w:hAnsi="Arial" w:eastAsia="Arial"/>
                 <w:b w:val="0"/>
                 <w:color w:val="35423B"/>
-                <w:sz w:val="14"/>
+                <w:sz w:val="16"/>
               </w:rPr>
               <w:t>Passed</w:t>
             </w:r>
@@ -9927,7 +10018,7 @@
                 <w:rFonts w:ascii="Arial" w:hAnsi="Arial" w:eastAsia="Arial"/>
                 <w:b w:val="0"/>
                 <w:color w:val="35423B"/>
-                <w:sz w:val="14"/>
+                <w:sz w:val="16"/>
               </w:rPr>
               <w:t>T-23</w:t>
             </w:r>
@@ -9953,7 +10044,7 @@
                 <w:rFonts w:ascii="Arial" w:hAnsi="Arial" w:eastAsia="Arial"/>
                 <w:b w:val="0"/>
                 <w:color w:val="35423B"/>
-                <w:sz w:val="14"/>
+                <w:sz w:val="16"/>
               </w:rPr>
               <w:t>AC-06, AC-08</w:t>
             </w:r>
@@ -9979,7 +10070,7 @@
                 <w:rFonts w:ascii="Arial" w:hAnsi="Arial" w:eastAsia="Arial"/>
                 <w:b w:val="0"/>
                 <w:color w:val="35423B"/>
-                <w:sz w:val="14"/>
+                <w:sz w:val="16"/>
               </w:rPr>
               <w:t>Requester and Staff dashboard metrics render, and active/unassigned drill-downs include the expected Tickets.</w:t>
             </w:r>
@@ -9988,7 +10079,7 @@
                 <w:rFonts w:ascii="Arial" w:hAnsi="Arial" w:eastAsia="Arial"/>
                 <w:b w:val="0"/>
                 <w:color w:val="35423B"/>
-                <w:sz w:val="14"/>
+                <w:sz w:val="16"/>
               </w:rPr>
               <w:t xml:space="preserve"> Files: </w:t>
             </w:r>
@@ -10024,7 +10115,7 @@
                 <w:rFonts w:ascii="Arial" w:hAnsi="Arial" w:eastAsia="Arial"/>
                 <w:b w:val="0"/>
                 <w:color w:val="35423B"/>
-                <w:sz w:val="14"/>
+                <w:sz w:val="16"/>
               </w:rPr>
               <w:t>Passed</w:t>
             </w:r>
@@ -10055,7 +10146,7 @@
                 <w:rFonts w:ascii="Arial" w:hAnsi="Arial" w:eastAsia="Arial"/>
                 <w:b w:val="0"/>
                 <w:color w:val="35423B"/>
-                <w:sz w:val="14"/>
+                <w:sz w:val="16"/>
               </w:rPr>
               <w:t>T-24</w:t>
             </w:r>
@@ -10081,7 +10172,7 @@
                 <w:rFonts w:ascii="Arial" w:hAnsi="Arial" w:eastAsia="Arial"/>
                 <w:b w:val="0"/>
                 <w:color w:val="35423B"/>
-                <w:sz w:val="14"/>
+                <w:sz w:val="16"/>
               </w:rPr>
               <w:t>AC-09</w:t>
             </w:r>
@@ -10104,70 +10195,11 @@
             </w:pPr>
             <w:r>
               <w:rPr>
-                <w:rFonts w:ascii="Arial" w:hAnsi="Arial" w:eastAsia="Arial"/>
-                <w:b w:val="0"/>
-                <w:color w:val="35423B"/>
-                <w:sz w:val="14"/>
-              </w:rPr>
-              <w:t>Lab 1–3 server/client suites, both builds, and ordered Lab 2–4 browser regression pass after integration. Exact output is retained in</w:t>
-            </w:r>
-            <w:r>
-              <w:rPr>
-                <w:rFonts w:ascii="Arial" w:hAnsi="Arial" w:eastAsia="Arial"/>
-                <w:b w:val="0"/>
-                <w:color w:val="35423B"/>
-                <w:sz w:val="14"/>
-              </w:rPr>
-              <w:t xml:space="preserve"> Files: </w:t>
-            </w:r>
-            <w:hyperlink r:id="rId126">
-              <w:r>
-                <w:rPr>
-                  <w:color w:val="247A54"/>
-                  <w:sz w:val="14"/>
-                  <w:u w:val="single"/>
-                </w:rPr>
-                <w:t xml:space="preserve">lab4-pr6-validation-final.log</w:t>
-              </w:r>
-            </w:hyperlink>
-            <w:r>
-              <w:rPr>
-                <w:rFonts w:ascii="Arial" w:hAnsi="Arial" w:eastAsia="Arial"/>
-                <w:b w:val="0"/>
-                <w:color w:val="35423B"/>
-                <w:sz w:val="14"/>
-              </w:rPr>
-              <w:t xml:space="preserve">, </w:t>
-            </w:r>
-            <w:hyperlink r:id="rId127">
-              <w:r>
-                <w:rPr>
-                  <w:color w:val="247A54"/>
-                  <w:sz w:val="14"/>
-                  <w:u w:val="single"/>
-                </w:rPr>
-                <w:t xml:space="preserve">lab4-pr6-e2e-final.log</w:t>
-              </w:r>
-            </w:hyperlink>
-            <w:r>
-              <w:rPr>
-                <w:rFonts w:ascii="Arial" w:hAnsi="Arial" w:eastAsia="Arial"/>
-                <w:b w:val="0"/>
-                <w:color w:val="35423B"/>
-                <w:sz w:val="14"/>
-              </w:rPr>
-              <w:t xml:space="preserve">, </w:t>
-            </w:r>
-            <w:hyperlink r:id="rId128">
-              <w:r>
-                <w:rPr>
-                  <w:color w:val="247A54"/>
-                  <w:sz w:val="14"/>
-                  <w:u w:val="single"/>
-                </w:rPr>
-                <w:t xml:space="preserve">toktickit_lab3_e2e_pr6_20261031_195735</w:t>
-              </w:r>
-            </w:hyperlink>
+                <w:rFonts w:ascii="Arial" w:hAnsi="Arial"/>
+                <w:sz w:val="16"/>
+              </w:rPr>
+              <w:t>Post-merge Lab 1–4 server/client/browser regression, builds, Prisma validation, and compiled-server health on main 6e66c2c. Full logs: output/evidence/lab4-main-*.log.</w:t>
+            </w:r>
           </w:p>
         </w:tc>
         <w:tc>
@@ -10187,10 +10219,8 @@
             </w:pPr>
             <w:r>
               <w:rPr>
-                <w:rFonts w:ascii="Arial" w:hAnsi="Arial" w:eastAsia="Arial"/>
-                <w:b w:val="0"/>
-                <w:color w:val="35423B"/>
-                <w:sz w:val="14"/>
+                <w:rFonts w:ascii="Arial" w:hAnsi="Arial"/>
+                <w:sz w:val="16"/>
               </w:rPr>
               <w:t>Passed</w:t>
             </w:r>
@@ -10221,7 +10251,7 @@
                 <w:rFonts w:ascii="Arial" w:hAnsi="Arial" w:eastAsia="Arial"/>
                 <w:b w:val="0"/>
                 <w:color w:val="35423B"/>
-                <w:sz w:val="14"/>
+                <w:sz w:val="16"/>
               </w:rPr>
               <w:t>T-25</w:t>
             </w:r>
@@ -10247,7 +10277,7 @@
                 <w:rFonts w:ascii="Arial" w:hAnsi="Arial" w:eastAsia="Arial"/>
                 <w:b w:val="0"/>
                 <w:color w:val="35423B"/>
-                <w:sz w:val="14"/>
+                <w:sz w:val="16"/>
               </w:rPr>
               <w:t>AC-10</w:t>
             </w:r>
@@ -10270,51 +10300,11 @@
             </w:pPr>
             <w:r>
               <w:rPr>
-                <w:rFonts w:ascii="Arial" w:hAnsi="Arial" w:eastAsia="Arial"/>
-                <w:b w:val="0"/>
-                <w:color w:val="35423B"/>
-                <w:sz w:val="14"/>
-              </w:rPr>
-              <w:t>Release checklist checks dated run evidence, reviewer disposition, actual AI-use record and no unsupported pass claims.</w:t>
-            </w:r>
-            <w:r>
-              <w:rPr>
-                <w:rFonts w:ascii="Arial" w:hAnsi="Arial" w:eastAsia="Arial"/>
-                <w:b w:val="0"/>
-                <w:color w:val="35423B"/>
-                <w:sz w:val="14"/>
-              </w:rPr>
-              <w:t xml:space="preserve"> Files: </w:t>
-            </w:r>
-            <w:hyperlink r:id="rId86">
-              <w:r>
-                <w:rPr>
-                  <w:color w:val="247A54"/>
-                  <w:sz w:val="14"/>
-                  <w:u w:val="single"/>
-                </w:rPr>
-                <w:t xml:space="preserve">reviewer.md</w:t>
-              </w:r>
-            </w:hyperlink>
-            <w:r>
-              <w:rPr>
-                <w:rFonts w:ascii="Arial" w:hAnsi="Arial" w:eastAsia="Arial"/>
-                <w:b w:val="0"/>
-                <w:color w:val="35423B"/>
-                <w:sz w:val="14"/>
-              </w:rPr>
-              <w:t xml:space="preserve">, </w:t>
-            </w:r>
-            <w:hyperlink r:id="rId129">
-              <w:r>
-                <w:rPr>
-                  <w:color w:val="247A54"/>
-                  <w:sz w:val="14"/>
-                  <w:u w:val="single"/>
-                </w:rPr>
-                <w:t xml:space="preserve">ai-use.md</w:t>
-              </w:r>
-            </w:hyperlink>
+                <w:rFonts w:ascii="Arial" w:hAnsi="Arial"/>
+                <w:sz w:val="16"/>
+              </w:rPr>
+              <w:t>Dated main evidence, PR #57–#63 reviewer disposition, actual AI-use record, and limits checked in reviewer.md, ai-use.md, and output/evidence.</w:t>
+            </w:r>
           </w:p>
         </w:tc>
         <w:tc>
@@ -10334,12 +10324,10 @@
             </w:pPr>
             <w:r>
               <w:rPr>
-                <w:rFonts w:ascii="Arial" w:hAnsi="Arial" w:eastAsia="Arial"/>
-                <w:b w:val="0"/>
-                <w:color w:val="35423B"/>
-                <w:sz w:val="14"/>
-              </w:rPr>
-              <w:t>Planned</w:t>
+                <w:rFonts w:ascii="Arial" w:hAnsi="Arial"/>
+                <w:sz w:val="16"/>
+              </w:rPr>
+              <w:t>Passed</w:t>
             </w:r>
           </w:p>
         </w:tc>
@@ -10368,7 +10356,7 @@
                 <w:rFonts w:ascii="Arial" w:hAnsi="Arial" w:eastAsia="Arial"/>
                 <w:b w:val="0"/>
                 <w:color w:val="35423B"/>
-                <w:sz w:val="14"/>
+                <w:sz w:val="16"/>
               </w:rPr>
               <w:t>T-26</w:t>
             </w:r>
@@ -10394,7 +10382,7 @@
                 <w:rFonts w:ascii="Arial" w:hAnsi="Arial" w:eastAsia="Arial"/>
                 <w:b w:val="0"/>
                 <w:color w:val="35423B"/>
-                <w:sz w:val="14"/>
+                <w:sz w:val="16"/>
               </w:rPr>
               <w:t>AC-09</w:t>
             </w:r>
@@ -10417,69 +10405,11 @@
             </w:pPr>
             <w:r>
               <w:rPr>
-                <w:rFonts w:ascii="Arial" w:hAnsi="Arial" w:eastAsia="Arial"/>
-                <w:b w:val="0"/>
-                <w:color w:val="35423B"/>
-                <w:sz w:val="14"/>
-              </w:rPr>
-            </w:r>
-            <w:r>
-              <w:rPr>
-                <w:rFonts w:ascii="Arial" w:hAnsi="Arial" w:eastAsia="Arial"/>
-                <w:b w:val="0"/>
-                <w:color w:val="35423B"/>
-                <w:sz w:val="14"/>
-              </w:rPr>
-              <w:t xml:space="preserve"> Files: </w:t>
-            </w:r>
-            <w:hyperlink r:id="rId130">
-              <w:r>
-                <w:rPr>
-                  <w:color w:val="247A54"/>
-                  <w:sz w:val="14"/>
-                  <w:u w:val="single"/>
-                </w:rPr>
-                <w:t xml:space="preserve">npm start</w:t>
-              </w:r>
-            </w:hyperlink>
-            <w:r>
-              <w:rPr>
-                <w:rFonts w:ascii="Arial" w:hAnsi="Arial" w:eastAsia="Arial"/>
-                <w:b w:val="0"/>
-                <w:color w:val="35423B"/>
-                <w:sz w:val="14"/>
-              </w:rPr>
-              <w:t xml:space="preserve">, </w:t>
-            </w:r>
-            <w:hyperlink r:id="rId131">
-              <w:r>
-                <w:rPr>
-                  <w:color w:val="247A54"/>
-                  <w:sz w:val="14"/>
-                  <w:u w:val="single"/>
-                </w:rPr>
-                <w:t xml:space="preserve">health</w:t>
-              </w:r>
-            </w:hyperlink>
-            <w:r>
-              <w:rPr>
-                <w:rFonts w:ascii="Arial" w:hAnsi="Arial" w:eastAsia="Arial"/>
-                <w:b w:val="0"/>
-                <w:color w:val="35423B"/>
-                <w:sz w:val="14"/>
-              </w:rPr>
-              <w:t xml:space="preserve">, </w:t>
-            </w:r>
-            <w:hyperlink r:id="rId132">
-              <w:r>
-                <w:rPr>
-                  <w:color w:val="247A54"/>
-                  <w:sz w:val="14"/>
-                  <w:u w:val="single"/>
-                </w:rPr>
-                <w:t xml:space="preserve">{"status":"ok","service":"TokTickIT API"}</w:t>
-              </w:r>
-            </w:hyperlink>
+                <w:rFonts w:ascii="Arial" w:hAnsi="Arial"/>
+                <w:sz w:val="16"/>
+              </w:rPr>
+              <w:t>Built server npm start; GET /api/health returned HTTP 200 and {"status":"ok","service":"TokTickIT API"}. Full response: lab4-main-health.log.</w:t>
+            </w:r>
           </w:p>
         </w:tc>
         <w:tc>
@@ -10499,10 +10429,8 @@
             </w:pPr>
             <w:r>
               <w:rPr>
-                <w:rFonts w:ascii="Arial" w:hAnsi="Arial" w:eastAsia="Arial"/>
-                <w:b w:val="0"/>
-                <w:color w:val="35423B"/>
-                <w:sz w:val="14"/>
+                <w:rFonts w:ascii="Arial" w:hAnsi="Arial"/>
+                <w:sz w:val="16"/>
               </w:rPr>
               <w:t>Passed</w:t>
             </w:r>
@@ -10557,7 +10485,7 @@
                 <w:rFonts w:ascii="Arial" w:hAnsi="Arial" w:eastAsia="Arial"/>
                 <w:b/>
                 <w:color w:val="FFFFFF"/>
-                <w:sz w:val="15"/>
+                <w:sz w:val="16"/>
               </w:rPr>
               <w:t>Check</w:t>
             </w:r>
@@ -10584,7 +10512,7 @@
                 <w:rFonts w:ascii="Arial" w:hAnsi="Arial" w:eastAsia="Arial"/>
                 <w:b/>
                 <w:color w:val="FFFFFF"/>
-                <w:sz w:val="15"/>
+                <w:sz w:val="16"/>
               </w:rPr>
               <w:t>Exact command, environment, and result</w:t>
             </w:r>
@@ -10612,10 +10540,8 @@
             </w:pPr>
             <w:r>
               <w:rPr>
-                <w:rFonts w:ascii="Arial" w:hAnsi="Arial" w:eastAsia="Arial"/>
-                <w:b w:val="0"/>
-                <w:color w:val="35423B"/>
-                <w:sz w:val="15"/>
+                <w:rFonts w:ascii="Arial" w:hAnsi="Arial"/>
+                <w:sz w:val="16"/>
               </w:rPr>
               <w:t>Revision / date</w:t>
             </w:r>
@@ -10638,12 +10564,10 @@
             </w:pPr>
             <w:r>
               <w:rPr>
-                <w:rFonts w:ascii="Arial" w:hAnsi="Arial" w:eastAsia="Arial"/>
-                <w:b w:val="0"/>
-                <w:color w:val="35423B"/>
-                <w:sz w:val="15"/>
-              </w:rPr>
-              <w:t>Implementation candidate a988031; 31 October 2026 (+07:00); based on lab4-staging after PR #61.</w:t>
+                <w:rFonts w:ascii="Arial" w:hAnsi="Arial"/>
+                <w:sz w:val="16"/>
+              </w:rPr>
+              <w:t>Main merge commit 6e66c2cf187c0a83e6ea36c4a6c6711f886c0866; 31 October 2026 (+07:00); PR #63 promoted lab4-staging to main.</w:t>
             </w:r>
           </w:p>
         </w:tc>
@@ -10669,10 +10593,8 @@
             </w:pPr>
             <w:r>
               <w:rPr>
-                <w:rFonts w:ascii="Arial" w:hAnsi="Arial" w:eastAsia="Arial"/>
-                <w:b w:val="0"/>
-                <w:color w:val="35423B"/>
-                <w:sz w:val="15"/>
+                <w:rFonts w:ascii="Arial" w:hAnsi="Arial"/>
+                <w:sz w:val="16"/>
               </w:rPr>
               <w:t>Server regression</w:t>
             </w:r>
@@ -10695,12 +10617,10 @@
             </w:pPr>
             <w:r>
               <w:rPr>
-                <w:rFonts w:ascii="Arial" w:hAnsi="Arial" w:eastAsia="Arial"/>
-                <w:b w:val="0"/>
-                <w:color w:val="35423B"/>
-                <w:sz w:val="15"/>
-              </w:rPr>
-              <w:t>PowerShell: $env:LAB4_DB_TEST = "1"; npm --prefix server test. 23 files, 306 tests passed, including 37 disposable-PostgreSQL checks.</w:t>
+                <w:rFonts w:ascii="Arial" w:hAnsi="Arial"/>
+                <w:sz w:val="16"/>
+              </w:rPr>
+              <w:t>In server/: npm test -- --reporter=dot; LAB4_DB_TEST=1. 23 files, 306 tests, including 37 PostgreSQL checks. Full log: output/evidence/lab4-main-server-tests.log.</w:t>
             </w:r>
           </w:p>
         </w:tc>
@@ -10726,10 +10646,8 @@
             </w:pPr>
             <w:r>
               <w:rPr>
-                <w:rFonts w:ascii="Arial" w:hAnsi="Arial" w:eastAsia="Arial"/>
-                <w:b w:val="0"/>
-                <w:color w:val="35423B"/>
-                <w:sz w:val="15"/>
+                <w:rFonts w:ascii="Arial" w:hAnsi="Arial"/>
+                <w:sz w:val="16"/>
               </w:rPr>
               <w:t>Client regression</w:t>
             </w:r>
@@ -10752,12 +10670,10 @@
             </w:pPr>
             <w:r>
               <w:rPr>
-                <w:rFonts w:ascii="Arial" w:hAnsi="Arial" w:eastAsia="Arial"/>
-                <w:b w:val="0"/>
-                <w:color w:val="35423B"/>
-                <w:sz w:val="15"/>
-              </w:rPr>
-              <w:t>npm --prefix client test. 18 files, 58 tests passed.</w:t>
+                <w:rFonts w:ascii="Arial" w:hAnsi="Arial"/>
+                <w:sz w:val="16"/>
+              </w:rPr>
+              <w:t>In client/: npm test -- --reporter=dot. 18 files, 58 tests. Full log: output/evidence/lab4-main-client-tests.log.</w:t>
             </w:r>
           </w:p>
         </w:tc>
@@ -10783,10 +10699,8 @@
             </w:pPr>
             <w:r>
               <w:rPr>
-                <w:rFonts w:ascii="Arial" w:hAnsi="Arial" w:eastAsia="Arial"/>
-                <w:b w:val="0"/>
-                <w:color w:val="35423B"/>
-                <w:sz w:val="15"/>
+                <w:rFonts w:ascii="Arial" w:hAnsi="Arial"/>
+                <w:sz w:val="16"/>
               </w:rPr>
               <w:t>Production builds</w:t>
             </w:r>
@@ -10809,12 +10723,10 @@
             </w:pPr>
             <w:r>
               <w:rPr>
-                <w:rFonts w:ascii="Arial" w:hAnsi="Arial" w:eastAsia="Arial"/>
-                <w:b w:val="0"/>
-                <w:color w:val="35423B"/>
-                <w:sz w:val="15"/>
-              </w:rPr>
-              <w:t>npm --prefix server run build; npm --prefix client run build. Both passed.</w:t>
+                <w:rFonts w:ascii="Arial" w:hAnsi="Arial"/>
+                <w:sz w:val="16"/>
+              </w:rPr>
+              <w:t>In server/: npm run build; in client/: npm run build. Both passed. Logs: lab4-main-server-build.log and lab4-main-client-build.log.</w:t>
             </w:r>
           </w:p>
         </w:tc>
@@ -10840,10 +10752,8 @@
             </w:pPr>
             <w:r>
               <w:rPr>
-                <w:rFonts w:ascii="Arial" w:hAnsi="Arial" w:eastAsia="Arial"/>
-                <w:b w:val="0"/>
-                <w:color w:val="35423B"/>
-                <w:sz w:val="15"/>
+                <w:rFonts w:ascii="Arial" w:hAnsi="Arial"/>
+                <w:sz w:val="16"/>
               </w:rPr>
               <w:t>Prisma validation</w:t>
             </w:r>
@@ -10866,12 +10776,10 @@
             </w:pPr>
             <w:r>
               <w:rPr>
-                <w:rFonts w:ascii="Arial" w:hAnsi="Arial" w:eastAsia="Arial"/>
-                <w:b w:val="0"/>
-                <w:color w:val="35423B"/>
-                <w:sz w:val="15"/>
-              </w:rPr>
-              <w:t>Push-Location server; npx prisma validate; Pop-Location. Schema valid; exit code 0.</w:t>
+                <w:rFonts w:ascii="Arial" w:hAnsi="Arial"/>
+                <w:sz w:val="16"/>
+              </w:rPr>
+              <w:t>In server/: npx prisma validate. Schema valid; exit code 0. Log: lab4-main-prisma-validate.log.</w:t>
             </w:r>
           </w:p>
         </w:tc>
@@ -10897,10 +10805,8 @@
             </w:pPr>
             <w:r>
               <w:rPr>
-                <w:rFonts w:ascii="Arial" w:hAnsi="Arial" w:eastAsia="Arial"/>
-                <w:b w:val="0"/>
-                <w:color w:val="35423B"/>
-                <w:sz w:val="15"/>
+                <w:rFonts w:ascii="Arial" w:hAnsi="Arial"/>
+                <w:sz w:val="16"/>
               </w:rPr>
               <w:t>Browser regression</w:t>
             </w:r>
@@ -10923,12 +10829,10 @@
             </w:pPr>
             <w:r>
               <w:rPr>
-                <w:rFonts w:ascii="Arial" w:hAnsi="Arial" w:eastAsia="Arial"/>
-                <w:b w:val="0"/>
-                <w:color w:val="35423B"/>
-                <w:sz w:val="15"/>
-              </w:rPr>
-              <w:t>npm run test:e2e against a new disposable PostgreSQL database; 21 Playwright tests passed across Labs 2–4. Database: toktickit_lab3_e2e_pr6_20261031_195735.</w:t>
+                <w:rFonts w:ascii="Arial" w:hAnsi="Arial"/>
+                <w:sz w:val="16"/>
+              </w:rPr>
+              <w:t>Repository root: npm run test:e2e; fresh database toktickit_lab3_e2e_main_20261031222922; one worker. 21 tests passed, exit code 0. Full log: lab4-main-e2e-final.log.</w:t>
             </w:r>
           </w:p>
         </w:tc>
@@ -10954,10 +10858,8 @@
             </w:pPr>
             <w:r>
               <w:rPr>
-                <w:rFonts w:ascii="Arial" w:hAnsi="Arial" w:eastAsia="Arial"/>
-                <w:b w:val="0"/>
-                <w:color w:val="35423B"/>
-                <w:sz w:val="15"/>
+                <w:rFonts w:ascii="Arial" w:hAnsi="Arial"/>
+                <w:sz w:val="16"/>
               </w:rPr>
               <w:t>Fresh setup / health</w:t>
             </w:r>
@@ -10980,12 +10882,10 @@
             </w:pPr>
             <w:r>
               <w:rPr>
-                <w:rFonts w:ascii="Arial" w:hAnsi="Arial" w:eastAsia="Arial"/>
-                <w:b w:val="0"/>
-                <w:color w:val="35423B"/>
-                <w:sz w:val="15"/>
-              </w:rPr>
-              <w:t>Built server start check returned GET /api/health = {status: ok, service: TokTickIT API}.</w:t>
+                <w:rFonts w:ascii="Arial" w:hAnsi="Arial"/>
+                <w:sz w:val="16"/>
+              </w:rPr>
+              <w:t>E2E setup applied migrations, preserved baseline data, and seeded twice. Built server GET /api/health returned HTTP 200 and status=ok. Log: lab4-main-health.log.</w:t>
             </w:r>
           </w:p>
         </w:tc>
@@ -11011,10 +10911,8 @@
             </w:pPr>
             <w:r>
               <w:rPr>
-                <w:rFonts w:ascii="Arial" w:hAnsi="Arial" w:eastAsia="Arial"/>
-                <w:b w:val="0"/>
-                <w:color w:val="35423B"/>
-                <w:sz w:val="15"/>
+                <w:rFonts w:ascii="Arial" w:hAnsi="Arial"/>
+                <w:sz w:val="16"/>
               </w:rPr>
               <w:t>Release boundary</w:t>
             </w:r>
@@ -11037,12 +10935,10 @@
             </w:pPr>
             <w:r>
               <w:rPr>
-                <w:rFonts w:ascii="Arial" w:hAnsi="Arial" w:eastAsia="Arial"/>
-                <w:b w:val="0"/>
-                <w:color w:val="35423B"/>
-                <w:sz w:val="15"/>
-              </w:rPr>
-              <w:t>Local PR6 candidate evidence only. GitHub CI and verification on main remain pending; not final-main evidence.</w:t>
+                <w:rFonts w:ascii="Arial" w:hAnsi="Arial"/>
+                <w:sz w:val="16"/>
+              </w:rPr>
+              <w:t>Local post-merge results on main only. GitHub combined status returned no checks; no CI result is claimed. Project-board columns were not inspected. T-20 remains Planned.</w:t>
             </w:r>
           </w:p>
         </w:tc>
@@ -11054,7 +10950,7 @@
         <w:keepNext/>
       </w:pPr>
       <w:r>
-        <w:t>Complete validation log (verbatim output)</w:t>
+        <w:t>Complete post-merge verification logs on main</w:t>
       </w:r>
     </w:p>
     <w:p>
@@ -11062,43 +10958,33 @@
         <w:spacing w:after="80"/>
       </w:pPr>
       <w:r>
-        <w:t xml:space="preserve">Full committed source: </w:t>
+        <w:t>Complete source logs are committed under output/evidence/lab4-main-*.log and reproduced below.</w:t>
       </w:r>
-      <w:hyperlink r:id="rId126">
-        <w:r>
-          <w:rPr>
-            <w:color w:val="247A54"/>
-            <w:u w:val="single"/>
-          </w:rPr>
-          <w:t xml:space="preserve">lab4-pr6-validation-final.log</w:t>
-        </w:r>
-      </w:hyperlink>
+    </w:p>
+    <w:p>
+      <w:pPr>
+        <w:pStyle w:val="Heading3"/>
+      </w:pPr>
       <w:r>
-        <w:t>.</w:t>
+        <w:t>Server API and PostgreSQL test output</w:t>
       </w:r>
     </w:p>
     <w:p>
       <w:pPr>
         <w:pStyle w:val="EvidenceLog"/>
-        <w:spacing w:after="80"/>
       </w:pPr>
       <w:r>
-        <w:t>PR6 validation run: 2026-10-31 19:53:23 +07:00</w:t>
+        <w:t>Command: cd server; npm test -- --reporter=dot; LAB4_DB_TEST=1. Start: 22:31:48 +07:00. Exit code: 0.</w:t>
       </w:r>
     </w:p>
     <w:p>
       <w:pPr>
         <w:pStyle w:val="EvidenceLog"/>
-        <w:spacing w:after="80"/>
-      </w:pPr>
-      <w:r>
-        <w:t xml:space="preserve"> </w:t>
-      </w:r>
+      </w:pPr>
     </w:p>
     <w:p>
       <w:pPr>
         <w:pStyle w:val="EvidenceLog"/>
-        <w:spacing w:after="80"/>
       </w:pPr>
       <w:r>
         <w:t>&gt; toktickit-server@1.0.0 test</w:t>
@@ -11107,61 +10993,45 @@
     <w:p>
       <w:pPr>
         <w:pStyle w:val="EvidenceLog"/>
-        <w:spacing w:after="80"/>
       </w:pPr>
       <w:r>
-        <w:t>&gt; vitest run</w:t>
+        <w:t>&gt; vitest run --reporter=dot</w:t>
       </w:r>
     </w:p>
     <w:p>
       <w:pPr>
         <w:pStyle w:val="EvidenceLog"/>
-        <w:spacing w:after="80"/>
+      </w:pPr>
+    </w:p>
+    <w:p>
+      <w:pPr>
+        <w:pStyle w:val="EvidenceLog"/>
+      </w:pPr>
+    </w:p>
+    <w:p>
+      <w:pPr>
+        <w:pStyle w:val="EvidenceLog"/>
       </w:pPr>
       <w:r>
-        <w:t xml:space="preserve"> </w:t>
+        <w:t xml:space="preserve"> RUN  v2.1.9 C:/Users/Jitvoottikrai/OneDrive/เดสก์ท็อป/SoftwareEn/LAB1/Lab1_Starter_Scaffold/toktickit/LAB4/toktickit-main-verify-6e66c2c/server</w:t>
       </w:r>
     </w:p>
     <w:p>
       <w:pPr>
         <w:pStyle w:val="EvidenceLog"/>
-        <w:spacing w:after="80"/>
+      </w:pPr>
+    </w:p>
+    <w:p>
+      <w:pPr>
+        <w:pStyle w:val="EvidenceLog"/>
       </w:pPr>
       <w:r>
-        <w:t xml:space="preserve"> </w:t>
+        <w:t xml:space="preserve"> ✓ tests/lab-03/migration-regression.test.ts (2 tests) 8ms</w:t>
       </w:r>
     </w:p>
     <w:p>
       <w:pPr>
         <w:pStyle w:val="EvidenceLog"/>
-        <w:spacing w:after="80"/>
-      </w:pPr>
-      <w:r>
-        <w:t xml:space="preserve"> RUN  v2.1.9 C:/Users/Jitvoottikrai/OneDrive/เดสก์ท็อป/SoftwareEn/LAB4/toktickit-lab4-dashboards/server</w:t>
-      </w:r>
-    </w:p>
-    <w:p>
-      <w:pPr>
-        <w:pStyle w:val="EvidenceLog"/>
-        <w:spacing w:after="80"/>
-      </w:pPr>
-      <w:r>
-        <w:t xml:space="preserve"> </w:t>
-      </w:r>
-    </w:p>
-    <w:p>
-      <w:pPr>
-        <w:pStyle w:val="EvidenceLog"/>
-        <w:spacing w:after="80"/>
-      </w:pPr>
-      <w:r>
-        <w:t xml:space="preserve"> ✓ tests/lab-03/migration-regression.test.ts (2 tests) 9ms</w:t>
-      </w:r>
-    </w:p>
-    <w:p>
-      <w:pPr>
-        <w:pStyle w:val="EvidenceLog"/>
-        <w:spacing w:after="80"/>
       </w:pPr>
       <w:r>
         <w:t xml:space="preserve"> ✓ tests/lab-02/validation.unit.test.ts (3 tests) 8ms</w:t>
@@ -11170,259 +11040,230 @@
     <w:p>
       <w:pPr>
         <w:pStyle w:val="EvidenceLog"/>
-        <w:spacing w:after="80"/>
       </w:pPr>
       <w:r>
-        <w:t xml:space="preserve"> ✓ tests/lab-03/auth.unit.test.ts (4 tests) 427ms</w:t>
+        <w:t xml:space="preserve"> ✓ tests/lab-03/auth.unit.test.ts (4 tests) 430ms</w:t>
       </w:r>
     </w:p>
     <w:p>
       <w:pPr>
         <w:pStyle w:val="EvidenceLog"/>
-        <w:spacing w:after="80"/>
       </w:pPr>
       <w:r>
-        <w:t xml:space="preserve"> ✓ tests/lab-03/e2e-fixtures.unit.test.ts (11 tests) 615ms</w:t>
+        <w:t xml:space="preserve"> ✓ tests/lab-03/e2e-fixtures.unit.test.ts (11 tests) 656ms</w:t>
       </w:r>
     </w:p>
     <w:p>
       <w:pPr>
         <w:pStyle w:val="EvidenceLog"/>
-        <w:spacing w:after="80"/>
       </w:pPr>
       <w:r>
-        <w:t xml:space="preserve">   ✓ Lab 3 disposable E2E preparation safeguards &gt; uses actual email-based IDs, preserves accounts, and populates stable realistic Queue fixtures 370ms</w:t>
+        <w:t xml:space="preserve">   ✓ Lab 3 disposable E2E preparation safeguards &gt; uses actual email-based IDs, preserves accounts, and populates stable realistic Queue fixtures 388ms</w:t>
       </w:r>
     </w:p>
     <w:p>
       <w:pPr>
         <w:pStyle w:val="EvidenceLog"/>
-        <w:spacing w:after="80"/>
       </w:pPr>
       <w:r>
-        <w:t xml:space="preserve"> ✓ tests/lab-02/ticket-detail.api.test.ts (2 tests) 70ms</w:t>
+        <w:t xml:space="preserve"> ✓ tests/lab-04/requester-dashboard.api.test.ts (4 tests) 93ms</w:t>
       </w:r>
     </w:p>
     <w:p>
       <w:pPr>
         <w:pStyle w:val="EvidenceLog"/>
-        <w:spacing w:after="80"/>
       </w:pPr>
       <w:r>
-        <w:t xml:space="preserve"> ✓ tests/lab-02/my-tickets.api.test.ts (2 tests) 73ms</w:t>
+        <w:t xml:space="preserve"> ✓ tests/lab-04/staff-dashboard.api.test.ts (3 tests) 96ms</w:t>
       </w:r>
     </w:p>
     <w:p>
       <w:pPr>
         <w:pStyle w:val="EvidenceLog"/>
-        <w:spacing w:after="80"/>
       </w:pPr>
       <w:r>
-        <w:t xml:space="preserve"> ✓ tests/lab-04/staff-dashboard.api.test.ts (3 tests) 99ms</w:t>
+        <w:t xml:space="preserve"> ✓ tests/lab-02/ticket-detail.api.test.ts (2 tests) 58ms</w:t>
       </w:r>
     </w:p>
     <w:p>
       <w:pPr>
         <w:pStyle w:val="EvidenceLog"/>
-        <w:spacing w:after="80"/>
       </w:pPr>
       <w:r>
-        <w:t xml:space="preserve"> ✓ tests/lab-02/requester-context.api.test.ts (2 tests) 97ms</w:t>
+        <w:t xml:space="preserve"> ✓ tests/lab-02/requester-context.api.test.ts (2 tests) 79ms</w:t>
       </w:r>
     </w:p>
     <w:p>
       <w:pPr>
         <w:pStyle w:val="EvidenceLog"/>
-        <w:spacing w:after="80"/>
       </w:pPr>
       <w:r>
-        <w:t xml:space="preserve"> ✓ tests/lab-04/requester-dashboard.api.test.ts (4 tests) 113ms</w:t>
+        <w:t xml:space="preserve"> ✓ tests/lab-02/my-tickets.api.test.ts (2 tests) 81ms</w:t>
       </w:r>
     </w:p>
     <w:p>
       <w:pPr>
         <w:pStyle w:val="EvidenceLog"/>
-        <w:spacing w:after="80"/>
       </w:pPr>
       <w:r>
-        <w:t xml:space="preserve"> ✓ tests/lab-03/authorization.api.test.ts (3 tests) 118ms</w:t>
+        <w:t xml:space="preserve"> ✓ tests/lab-03/authorization.api.test.ts (3 tests) 155ms</w:t>
       </w:r>
     </w:p>
     <w:p>
       <w:pPr>
         <w:pStyle w:val="EvidenceLog"/>
-        <w:spacing w:after="80"/>
       </w:pPr>
       <w:r>
-        <w:t xml:space="preserve"> ✓ tests/lab-02/attachments.api.test.ts (3 tests) 124ms</w:t>
+        <w:t xml:space="preserve"> ✓ tests/lab-02/attachments.api.test.ts (3 tests) 101ms</w:t>
       </w:r>
     </w:p>
     <w:p>
       <w:pPr>
         <w:pStyle w:val="EvidenceLog"/>
-        <w:spacing w:after="80"/>
       </w:pPr>
       <w:r>
-        <w:t xml:space="preserve"> ✓ tests/lab-02/create-ticket.api.test.ts (2 tests) 158ms</w:t>
+        <w:t xml:space="preserve"> ✓ tests/lab-02/create-ticket.api.test.ts (2 tests) 126ms</w:t>
       </w:r>
     </w:p>
     <w:p>
       <w:pPr>
         <w:pStyle w:val="EvidenceLog"/>
-        <w:spacing w:after="80"/>
       </w:pPr>
       <w:r>
-        <w:t xml:space="preserve"> ✓ tests/lab-03/comments-notes.api.test.ts (8 tests) 334ms</w:t>
+        <w:t xml:space="preserve"> ✓ tests/lab-03/comments-notes.api.test.ts (8 tests) 355ms</w:t>
       </w:r>
     </w:p>
     <w:p>
       <w:pPr>
         <w:pStyle w:val="EvidenceLog"/>
-        <w:spacing w:after="80"/>
       </w:pPr>
       <w:r>
-        <w:t xml:space="preserve"> ✓ tests/lab-03/staff-queue.api.test.ts (38 tests) 355ms</w:t>
+        <w:t xml:space="preserve"> ✓ tests/lab-03/staff-queue.api.test.ts (38 tests) 397ms</w:t>
       </w:r>
     </w:p>
     <w:p>
       <w:pPr>
         <w:pStyle w:val="EvidenceLog"/>
-        <w:spacing w:after="80"/>
       </w:pPr>
       <w:r>
-        <w:t xml:space="preserve"> ✓ tests/lab-02/ticket-number.unit.test.ts (1 test) 6ms</w:t>
+        <w:t xml:space="preserve"> ✓ tests/lab-02/ticket-number.unit.test.ts (1 test) 9ms</w:t>
       </w:r>
     </w:p>
     <w:p>
       <w:pPr>
         <w:pStyle w:val="EvidenceLog"/>
-        <w:spacing w:after="80"/>
       </w:pPr>
       <w:r>
-        <w:t xml:space="preserve"> ✓ tests/lab-02/reference-data.api.test.ts (2 tests) 51ms</w:t>
+        <w:t xml:space="preserve"> ✓ tests/lab-02/reference-data.api.test.ts (2 tests) 60ms</w:t>
       </w:r>
     </w:p>
     <w:p>
       <w:pPr>
         <w:pStyle w:val="EvidenceLog"/>
-        <w:spacing w:after="80"/>
       </w:pPr>
       <w:r>
-        <w:t xml:space="preserve"> ✓ tests/lab-04/ticket-workflow.api.test.ts (72 tests) 800ms</w:t>
+        <w:t xml:space="preserve"> ✓ tests/lab-04/ticket-workflow.api.test.ts (72 tests) 867ms</w:t>
       </w:r>
     </w:p>
     <w:p>
       <w:pPr>
         <w:pStyle w:val="EvidenceLog"/>
-        <w:spacing w:after="80"/>
       </w:pPr>
       <w:r>
-        <w:t xml:space="preserve"> ✓ tests/lab-01/categories.test.ts (1 test) 33ms</w:t>
+        <w:t xml:space="preserve"> ✓ tests/lab-01/categories.test.ts (1 test) 40ms</w:t>
       </w:r>
     </w:p>
     <w:p>
       <w:pPr>
         <w:pStyle w:val="EvidenceLog"/>
-        <w:spacing w:after="80"/>
       </w:pPr>
       <w:r>
-        <w:t xml:space="preserve"> ✓ tests/lab-03/staff-ticket-detail.api.test.ts (89 tests) 946ms</w:t>
+        <w:t xml:space="preserve"> ✓ tests/lab-03/staff-ticket-detail.api.test.ts (89 tests) 1041ms</w:t>
       </w:r>
     </w:p>
     <w:p>
       <w:pPr>
         <w:pStyle w:val="EvidenceLog"/>
-        <w:spacing w:after="80"/>
       </w:pPr>
       <w:r>
-        <w:t xml:space="preserve"> ✓ tests/lab-01/health.test.ts (1 test) 33ms</w:t>
+        <w:t xml:space="preserve"> ✓ tests/lab-01/health.test.ts (1 test) 38ms</w:t>
       </w:r>
     </w:p>
     <w:p>
       <w:pPr>
         <w:pStyle w:val="EvidenceLog"/>
-        <w:spacing w:after="80"/>
       </w:pPr>
       <w:r>
-        <w:t xml:space="preserve"> ✓ tests/lab-03/auth.api.test.ts (7 tests) 1180ms</w:t>
+        <w:t xml:space="preserve"> ✓ tests/lab-03/auth.api.test.ts (7 tests) 1226ms</w:t>
       </w:r>
     </w:p>
     <w:p>
       <w:pPr>
         <w:pStyle w:val="EvidenceLog"/>
-        <w:spacing w:after="80"/>
       </w:pPr>
       <w:r>
-        <w:t xml:space="preserve">   ✓ Lab 3 authentication contract &gt; requires CSRF and returns safe user data on login 489ms</w:t>
+        <w:t xml:space="preserve">   ✓ Lab 3 authentication contract &gt; requires CSRF and returns safe user data on login 484ms</w:t>
       </w:r>
     </w:p>
     <w:p>
       <w:pPr>
         <w:pStyle w:val="EvidenceLog"/>
-        <w:spacing w:after="80"/>
       </w:pPr>
       <w:r>
-        <w:t xml:space="preserve">   ✓ Lab 3 authentication contract &gt; gates normal routes until password change and revokes the old session 346ms</w:t>
+        <w:t xml:space="preserve">   ✓ Lab 3 authentication contract &gt; gates normal routes until password change and revokes the old session 401ms</w:t>
       </w:r>
     </w:p>
     <w:p>
       <w:pPr>
         <w:pStyle w:val="EvidenceLog"/>
-        <w:spacing w:after="80"/>
       </w:pPr>
       <w:r>
-        <w:t xml:space="preserve"> ✓ tests/lab-03/users-admin.api.test.ts (9 tests) 2827ms</w:t>
+        <w:t xml:space="preserve"> ✓ tests/lab-03/users-admin.api.test.ts (9 tests) 2947ms</w:t>
       </w:r>
     </w:p>
     <w:p>
       <w:pPr>
         <w:pStyle w:val="EvidenceLog"/>
-        <w:spacing w:after="80"/>
       </w:pPr>
       <w:r>
-        <w:t xml:space="preserve">   ✓ Lab 3 Administrator User Management API &gt; lists safe users with case-insensitive search and one role filter 460ms</w:t>
+        <w:t xml:space="preserve">   ✓ Lab 3 Administrator User Management API &gt; lists safe users with case-insensitive search and one role filter 445ms</w:t>
       </w:r>
     </w:p>
     <w:p>
       <w:pPr>
         <w:pStyle w:val="EvidenceLog"/>
-        <w:spacing w:after="80"/>
       </w:pPr>
       <w:r>
-        <w:t xml:space="preserve">   ✓ Lab 3 Administrator User Management API &gt; rejects non-Administrators and invalid role filters 509ms</w:t>
+        <w:t xml:space="preserve">   ✓ Lab 3 Administrator User Management API &gt; rejects non-Administrators and invalid role filters 557ms</w:t>
       </w:r>
     </w:p>
     <w:p>
       <w:pPr>
         <w:pStyle w:val="EvidenceLog"/>
-        <w:spacing w:after="80"/>
       </w:pPr>
       <w:r>
-        <w:t xml:space="preserve">   ✓ Lab 3 Administrator User Management API &gt; rejects duplicate email and invalid create input safely 418ms</w:t>
+        <w:t xml:space="preserve">   ✓ Lab 3 Administrator User Management API &gt; rejects duplicate email and invalid create input safely 419ms</w:t>
       </w:r>
     </w:p>
     <w:p>
       <w:pPr>
         <w:pStyle w:val="EvidenceLog"/>
-        <w:spacing w:after="80"/>
       </w:pPr>
       <w:r>
-        <w:t xml:space="preserve">   ✓ Lab 3 Administrator User Management API &gt; edits permitted account fields and resets the initial password 314ms</w:t>
+        <w:t xml:space="preserve">   ✓ Lab 3 Administrator User Management API &gt; edits permitted account fields and resets the initial password 327ms</w:t>
       </w:r>
     </w:p>
     <w:p>
       <w:pPr>
         <w:pStyle w:val="EvidenceLog"/>
-        <w:spacing w:after="80"/>
       </w:pPr>
       <w:r>
-        <w:t xml:space="preserve">   ✓ Lab 3 Administrator User Management API &gt; blocks self-deactivation and removal of the last active Administrator 346ms</w:t>
+        <w:t xml:space="preserve">   ✓ Lab 3 Administrator User Management API &gt; blocks self-deactivation and removal of the last active Administrator 360ms</w:t>
       </w:r>
     </w:p>
     <w:p>
       <w:pPr>
         <w:pStyle w:val="EvidenceLog"/>
-        <w:spacing w:after="80"/>
       </w:pPr>
       <w:r>
         <w:t>stdout | tests/lab-04/actions-taken.api.test.ts &gt; Lab 4 Actions Taken with disposable PostgreSQL</w:t>
@@ -11431,52 +11272,40 @@
     <w:p>
       <w:pPr>
         <w:pStyle w:val="EvidenceLog"/>
-        <w:spacing w:after="80"/>
       </w:pPr>
       <w:r>
-        <w:t>Disposable database: toktickit_lab4_prep_1793451206679</w:t>
+        <w:t>Disposable database: toktickit_lab4_prep_1793460710597</w:t>
       </w:r>
     </w:p>
     <w:p>
       <w:pPr>
         <w:pStyle w:val="EvidenceLog"/>
-        <w:spacing w:after="80"/>
+      </w:pPr>
+    </w:p>
+    <w:p>
+      <w:pPr>
+        <w:pStyle w:val="EvidenceLog"/>
       </w:pPr>
       <w:r>
-        <w:t xml:space="preserve"> </w:t>
+        <w:t xml:space="preserve"> ✓ tests/lab-04/actions-taken.api.test.ts (37 tests) 11867ms</w:t>
       </w:r>
     </w:p>
     <w:p>
       <w:pPr>
         <w:pStyle w:val="EvidenceLog"/>
-        <w:spacing w:after="80"/>
       </w:pPr>
       <w:r>
-        <w:t xml:space="preserve"> ✓ tests/lab-04/actions-taken.api.test.ts (37 tests) 11905ms</w:t>
+        <w:t xml:space="preserve">   ✓ Lab 4 Actions Taken with disposable PostgreSQL &gt; rolls back action, event and Ticket version when persistence fails 526ms</w:t>
       </w:r>
     </w:p>
     <w:p>
       <w:pPr>
         <w:pStyle w:val="EvidenceLog"/>
-        <w:spacing w:after="80"/>
-      </w:pPr>
-      <w:r>
-        <w:t xml:space="preserve">   ✓ Lab 4 Actions Taken with disposable PostgreSQL &gt; rolls back action, event and Ticket version when persistence fails 481ms</w:t>
-      </w:r>
+      </w:pPr>
     </w:p>
     <w:p>
       <w:pPr>
         <w:pStyle w:val="EvidenceLog"/>
-        <w:spacing w:after="80"/>
-      </w:pPr>
-      <w:r>
-        <w:t xml:space="preserve"> </w:t>
-      </w:r>
-    </w:p>
-    <w:p>
-      <w:pPr>
-        <w:pStyle w:val="EvidenceLog"/>
-        <w:spacing w:after="80"/>
       </w:pPr>
       <w:r>
         <w:t xml:space="preserve"> Test Files  23 passed (23)</w:t>
@@ -11485,7 +11314,6 @@
     <w:p>
       <w:pPr>
         <w:pStyle w:val="EvidenceLog"/>
-        <w:spacing w:after="80"/>
       </w:pPr>
       <w:r>
         <w:t xml:space="preserve">      Tests  306 passed (306)</w:t>
@@ -11494,43 +11322,53 @@
     <w:p>
       <w:pPr>
         <w:pStyle w:val="EvidenceLog"/>
-        <w:spacing w:after="80"/>
       </w:pPr>
       <w:r>
-        <w:t xml:space="preserve">   Start at  19:53:24</w:t>
+        <w:t xml:space="preserve">   Start at  22:31:48</w:t>
       </w:r>
     </w:p>
     <w:p>
       <w:pPr>
         <w:pStyle w:val="EvidenceLog"/>
-        <w:spacing w:after="80"/>
       </w:pPr>
       <w:r>
-        <w:t xml:space="preserve">   Duration  13.95s (transform 1.55s, setup 0ms, collect 22.50s, tests 20.38s, environment 11ms, prepare 7.84s)</w:t>
+        <w:t xml:space="preserve">   Duration  14.02s (transform 1.73s, setup 0ms, collect 23.87s, tests 20.74s, environment 7ms, prepare 8.14s)</w:t>
       </w:r>
     </w:p>
     <w:p>
       <w:pPr>
         <w:pStyle w:val="EvidenceLog"/>
-        <w:spacing w:after="80"/>
+      </w:pPr>
+    </w:p>
+    <w:p>
+      <w:pPr>
+        <w:pStyle w:val="EvidenceLog"/>
+      </w:pPr>
+    </w:p>
+    <w:p>
+      <w:pPr>
+        <w:pStyle w:val="Heading3"/>
       </w:pPr>
       <w:r>
-        <w:t xml:space="preserve"> </w:t>
+        <w:t>Client test output</w:t>
       </w:r>
     </w:p>
     <w:p>
       <w:pPr>
         <w:pStyle w:val="EvidenceLog"/>
-        <w:spacing w:after="80"/>
       </w:pPr>
       <w:r>
-        <w:t xml:space="preserve"> </w:t>
+        <w:t>Command: cd client; npm test -- --reporter=dot. Start: 22:32:12 +07:00. Exit code: 0.</w:t>
       </w:r>
     </w:p>
     <w:p>
       <w:pPr>
         <w:pStyle w:val="EvidenceLog"/>
-        <w:spacing w:after="80"/>
+      </w:pPr>
+    </w:p>
+    <w:p>
+      <w:pPr>
+        <w:pStyle w:val="EvidenceLog"/>
       </w:pPr>
       <w:r>
         <w:t>&gt; toktickit-client@1.0.0 test</w:t>
@@ -11539,367 +11377,282 @@
     <w:p>
       <w:pPr>
         <w:pStyle w:val="EvidenceLog"/>
-        <w:spacing w:after="80"/>
       </w:pPr>
       <w:r>
-        <w:t>&gt; vitest run</w:t>
+        <w:t>&gt; vitest run --reporter=dot</w:t>
       </w:r>
     </w:p>
     <w:p>
       <w:pPr>
         <w:pStyle w:val="EvidenceLog"/>
-        <w:spacing w:after="80"/>
+      </w:pPr>
+    </w:p>
+    <w:p>
+      <w:pPr>
+        <w:pStyle w:val="EvidenceLog"/>
+      </w:pPr>
+    </w:p>
+    <w:p>
+      <w:pPr>
+        <w:pStyle w:val="EvidenceLog"/>
       </w:pPr>
       <w:r>
-        <w:t xml:space="preserve"> </w:t>
+        <w:t xml:space="preserve"> RUN  v2.1.9 C:/Users/Jitvoottikrai/OneDrive/เดสก์ท็อป/SoftwareEn/LAB1/Lab1_Starter_Scaffold/toktickit/LAB4/toktickit-main-verify-6e66c2c/client</w:t>
       </w:r>
     </w:p>
     <w:p>
       <w:pPr>
         <w:pStyle w:val="EvidenceLog"/>
-        <w:spacing w:after="80"/>
+      </w:pPr>
+    </w:p>
+    <w:p>
+      <w:pPr>
+        <w:pStyle w:val="EvidenceLog"/>
       </w:pPr>
       <w:r>
-        <w:t xml:space="preserve"> </w:t>
+        <w:t xml:space="preserve"> ✓ tests/lab-01/App.test.tsx (3 tests) 174ms</w:t>
       </w:r>
     </w:p>
     <w:p>
       <w:pPr>
         <w:pStyle w:val="EvidenceLog"/>
-        <w:spacing w:after="80"/>
       </w:pPr>
       <w:r>
-        <w:t xml:space="preserve"> RUN  v2.1.9 C:/Users/Jitvoottikrai/OneDrive/เดสก์ท็อป/SoftwareEn/LAB4/toktickit-lab4-dashboards/client</w:t>
+        <w:t xml:space="preserve"> ✓ tests/lab-02/RequesterContext.test.tsx (1 test) 191ms</w:t>
       </w:r>
     </w:p>
     <w:p>
       <w:pPr>
         <w:pStyle w:val="EvidenceLog"/>
-        <w:spacing w:after="80"/>
       </w:pPr>
       <w:r>
-        <w:t xml:space="preserve"> </w:t>
+        <w:t xml:space="preserve"> ✓ tests/lab-03/ui-style.test.tsx (2 tests) 255ms</w:t>
       </w:r>
     </w:p>
     <w:p>
       <w:pPr>
         <w:pStyle w:val="EvidenceLog"/>
-        <w:spacing w:after="80"/>
       </w:pPr>
       <w:r>
-        <w:t xml:space="preserve"> ✓ tests/lab-01/App.test.tsx (3 tests) 220ms</w:t>
+        <w:t xml:space="preserve"> ✓ tests/lab-04/StaffDashboard.test.tsx (2 tests) 438ms</w:t>
       </w:r>
     </w:p>
     <w:p>
       <w:pPr>
         <w:pStyle w:val="EvidenceLog"/>
-        <w:spacing w:after="80"/>
       </w:pPr>
       <w:r>
-        <w:t xml:space="preserve"> ✓ tests/lab-03/ui-style.test.tsx (2 tests) 254ms</w:t>
+        <w:t xml:space="preserve">   ✓ Lab 4 Staff dashboard UI &gt; shows all status and IT-priority values and drills down through the dashboard filter API 338ms</w:t>
       </w:r>
     </w:p>
     <w:p>
       <w:pPr>
         <w:pStyle w:val="EvidenceLog"/>
-        <w:spacing w:after="80"/>
       </w:pPr>
       <w:r>
-        <w:t xml:space="preserve"> ✓ tests/lab-02/RequesterContext.test.tsx (1 test) 277ms</w:t>
+        <w:t xml:space="preserve"> ✓ tests/lab-03/Login.test.tsx (3 tests) 413ms</w:t>
       </w:r>
     </w:p>
     <w:p>
       <w:pPr>
         <w:pStyle w:val="EvidenceLog"/>
-        <w:spacing w:after="80"/>
       </w:pPr>
       <w:r>
-        <w:t xml:space="preserve"> ✓ tests/lab-04/RequesterDashboard.test.tsx (2 tests) 469ms</w:t>
+        <w:t xml:space="preserve"> ✓ tests/lab-03/ChangePassword.test.tsx (2 tests) 433ms</w:t>
       </w:r>
     </w:p>
     <w:p>
       <w:pPr>
         <w:pStyle w:val="EvidenceLog"/>
-        <w:spacing w:after="80"/>
       </w:pPr>
       <w:r>
-        <w:t xml:space="preserve">   ✓ Lab 4 Requester dashboard UI &gt; shows UTC context, full counts, accessible definitions and matching owned-Ticket drill-downs 353ms</w:t>
+        <w:t xml:space="preserve">   ✓ Lab 3 mandatory Change Password &gt; blocks the normal shell until a valid replacement password is saved 360ms</w:t>
       </w:r>
     </w:p>
     <w:p>
       <w:pPr>
         <w:pStyle w:val="EvidenceLog"/>
-        <w:spacing w:after="80"/>
       </w:pPr>
       <w:r>
-        <w:t xml:space="preserve"> ✓ tests/lab-03/ChangePassword.test.tsx (2 tests) 495ms</w:t>
+        <w:t xml:space="preserve"> ✓ tests/lab-04/RequesterDashboard.test.tsx (2 tests) 493ms</w:t>
       </w:r>
     </w:p>
     <w:p>
       <w:pPr>
         <w:pStyle w:val="EvidenceLog"/>
-        <w:spacing w:after="80"/>
       </w:pPr>
       <w:r>
-        <w:t xml:space="preserve">   ✓ Lab 3 mandatory Change Password &gt; blocks the normal shell until a valid replacement password is saved 436ms</w:t>
+        <w:t xml:space="preserve">   ✓ Lab 4 Requester dashboard UI &gt; shows UTC context, full counts, accessible definitions and matching owned-Ticket drill-downs 329ms</w:t>
       </w:r>
     </w:p>
     <w:p>
       <w:pPr>
         <w:pStyle w:val="EvidenceLog"/>
-        <w:spacing w:after="80"/>
       </w:pPr>
       <w:r>
-        <w:t xml:space="preserve"> ✓ tests/lab-04/StaffDashboard.test.tsx (2 tests) 542ms</w:t>
+        <w:t xml:space="preserve"> ✓ tests/lab-03/StaffTicketQueue.test.tsx (2 tests) 560ms</w:t>
       </w:r>
     </w:p>
     <w:p>
       <w:pPr>
         <w:pStyle w:val="EvidenceLog"/>
-        <w:spacing w:after="80"/>
       </w:pPr>
       <w:r>
-        <w:t xml:space="preserve">   ✓ Lab 4 Staff dashboard UI &gt; shows all status and IT-priority values and drills down through the dashboard filter API 420ms</w:t>
+        <w:t xml:space="preserve">   ✓ Lab 3 IT Staff Ticket Queue &gt; loads the authenticated Staff Queue and sends the documented filters 421ms</w:t>
       </w:r>
     </w:p>
     <w:p>
       <w:pPr>
         <w:pStyle w:val="EvidenceLog"/>
-        <w:spacing w:after="80"/>
       </w:pPr>
       <w:r>
-        <w:t xml:space="preserve"> ✓ tests/lab-03/Login.test.tsx (3 tests) 548ms</w:t>
+        <w:t xml:space="preserve"> ✓ tests/lab-02/ui-style.test.tsx (2 tests) 588ms</w:t>
       </w:r>
     </w:p>
     <w:p>
       <w:pPr>
         <w:pStyle w:val="EvidenceLog"/>
-        <w:spacing w:after="80"/>
       </w:pPr>
       <w:r>
-        <w:t xml:space="preserve">   ✓ Lab 3 Login &gt; shows the login form and enters the authenticated Requester shell without a selector 362ms</w:t>
+        <w:t xml:space="preserve">   ✓ Lab 2 Zen Green UI conventions &gt; exposes the required theme tokens and visible button hierarchy 411ms</w:t>
       </w:r>
     </w:p>
     <w:p>
       <w:pPr>
         <w:pStyle w:val="EvidenceLog"/>
-        <w:spacing w:after="80"/>
       </w:pPr>
       <w:r>
-        <w:t xml:space="preserve"> ✓ tests/lab-02/ui-style.test.tsx (2 tests) 594ms</w:t>
+        <w:t xml:space="preserve"> ✓ tests/lab-02/AttachmentSection.test.tsx (1 test) 702ms</w:t>
       </w:r>
     </w:p>
     <w:p>
       <w:pPr>
         <w:pStyle w:val="EvidenceLog"/>
-        <w:spacing w:after="80"/>
       </w:pPr>
       <w:r>
-        <w:t xml:space="preserve">   ✓ Lab 2 Zen Green UI conventions &gt; exposes the required theme tokens and visible button hierarchy 426ms</w:t>
+        <w:t xml:space="preserve">   ✓ Lab 2 AttachmentSection &gt; allows upload and removal for active files while hiding actions for removed files 700ms</w:t>
       </w:r>
     </w:p>
     <w:p>
       <w:pPr>
         <w:pStyle w:val="EvidenceLog"/>
-        <w:spacing w:after="80"/>
       </w:pPr>
       <w:r>
-        <w:t xml:space="preserve"> ✓ tests/lab-03/StaffTicketQueue.test.tsx (2 tests) 722ms</w:t>
+        <w:t xml:space="preserve"> ✓ tests/lab-02/MyTickets.test.tsx (2 tests) 697ms</w:t>
       </w:r>
     </w:p>
     <w:p>
       <w:pPr>
         <w:pStyle w:val="EvidenceLog"/>
-        <w:spacing w:after="80"/>
       </w:pPr>
       <w:r>
-        <w:t xml:space="preserve">   ✓ Lab 3 IT Staff Ticket Queue &gt; loads the authenticated Staff Queue and sends the documented filters 548ms</w:t>
+        <w:t xml:space="preserve">   ✓ Lab 2 My Tickets &gt; sends the selected filters and sort controls to the requester-scoped API 413ms</w:t>
       </w:r>
     </w:p>
     <w:p>
       <w:pPr>
         <w:pStyle w:val="EvidenceLog"/>
-        <w:spacing w:after="80"/>
       </w:pPr>
       <w:r>
-        <w:t xml:space="preserve"> ✓ tests/lab-02/MyTickets.test.tsx (2 tests) 813ms</w:t>
+        <w:t xml:space="preserve"> ✓ tests/lab-03/UserManagement.test.tsx (3 tests) 732ms</w:t>
       </w:r>
     </w:p>
     <w:p>
       <w:pPr>
         <w:pStyle w:val="EvidenceLog"/>
-        <w:spacing w:after="80"/>
       </w:pPr>
       <w:r>
-        <w:t xml:space="preserve">   ✓ Lab 2 My Tickets &gt; sends the selected filters and sort controls to the requester-scoped API 506ms</w:t>
+        <w:t xml:space="preserve"> ✓ tests/lab-02/RequesterTicketDetail.test.tsx (2 tests) 781ms</w:t>
       </w:r>
     </w:p>
     <w:p>
       <w:pPr>
         <w:pStyle w:val="EvidenceLog"/>
-        <w:spacing w:after="80"/>
       </w:pPr>
       <w:r>
-        <w:t xml:space="preserve">   ✓ Lab 2 My Tickets &gt; supports pagination and distinguishes a filtered no-results state 304ms</w:t>
+        <w:t xml:space="preserve">   ✓ Lab 2 owned Ticket Detail &gt; renders an owned detail as read-only and navigates back to My Tickets 613ms</w:t>
       </w:r>
     </w:p>
     <w:p>
       <w:pPr>
         <w:pStyle w:val="EvidenceLog"/>
-        <w:spacing w:after="80"/>
       </w:pPr>
       <w:r>
-        <w:t xml:space="preserve"> ✓ tests/lab-02/RequesterTicketDetail.test.tsx (2 tests) 856ms</w:t>
+        <w:t xml:space="preserve"> ✓ tests/lab-03/RequesterWorkflow.test.tsx (3 tests) 898ms</w:t>
       </w:r>
     </w:p>
     <w:p>
       <w:pPr>
         <w:pStyle w:val="EvidenceLog"/>
-        <w:spacing w:after="80"/>
       </w:pPr>
       <w:r>
-        <w:t xml:space="preserve">   ✓ Lab 2 owned Ticket Detail &gt; renders an owned detail as read-only and navigates back to My Tickets 709ms</w:t>
+        <w:t xml:space="preserve">   ✓ Lab 3 Requester ticket regression &gt; adds a public comment to the owned ticket and never renders Internal Notes 596ms</w:t>
       </w:r>
     </w:p>
     <w:p>
       <w:pPr>
         <w:pStyle w:val="EvidenceLog"/>
-        <w:spacing w:after="80"/>
       </w:pPr>
       <w:r>
-        <w:t xml:space="preserve"> ✓ tests/lab-02/AttachmentSection.test.tsx (1 test) 899ms</w:t>
+        <w:t xml:space="preserve"> ✓ tests/lab-02/CreateTicket.test.tsx (4 tests) 946ms</w:t>
       </w:r>
     </w:p>
     <w:p>
       <w:pPr>
         <w:pStyle w:val="EvidenceLog"/>
-        <w:spacing w:after="80"/>
       </w:pPr>
       <w:r>
-        <w:t xml:space="preserve">   ✓ Lab 2 AttachmentSection &gt; allows upload and removal for active files while hiding actions for removed files 894ms</w:t>
+        <w:t xml:space="preserve">   ✓ Lab 2 Create Ticket &gt; shows field-level validation without calling the API 371ms</w:t>
       </w:r>
     </w:p>
     <w:p>
       <w:pPr>
         <w:pStyle w:val="EvidenceLog"/>
-        <w:spacing w:after="80"/>
       </w:pPr>
       <w:r>
-        <w:t xml:space="preserve"> ✓ tests/lab-03/UserManagement.test.tsx (3 tests) 950ms</w:t>
+        <w:t xml:space="preserve"> ✓ tests/lab-04/ActionsTaken.test.tsx (11 tests) 1090ms</w:t>
       </w:r>
     </w:p>
     <w:p>
       <w:pPr>
         <w:pStyle w:val="EvidenceLog"/>
-        <w:spacing w:after="80"/>
       </w:pPr>
       <w:r>
-        <w:t xml:space="preserve">   ✓ Lab 3 Administrator User Management &gt; lists users, applies search and role filters, and keeps the direct detail entry point 401ms</w:t>
+        <w:t xml:space="preserve"> ✓ tests/lab-03/StaffTicketDetail.test.tsx (6 tests) 1081ms</w:t>
       </w:r>
     </w:p>
     <w:p>
       <w:pPr>
         <w:pStyle w:val="EvidenceLog"/>
-        <w:spacing w:after="80"/>
       </w:pPr>
       <w:r>
-        <w:t xml:space="preserve"> ✓ tests/lab-03/RequesterWorkflow.test.tsx (3 tests) 1022ms</w:t>
+        <w:t xml:space="preserve">   ✓ Lab 3 Staff Ticket Detail &gt; shows a Requester resolution indication without changing formal status for 'IT_STAFF' 406ms</w:t>
       </w:r>
     </w:p>
     <w:p>
       <w:pPr>
         <w:pStyle w:val="EvidenceLog"/>
-        <w:spacing w:after="80"/>
       </w:pPr>
       <w:r>
-        <w:t xml:space="preserve">   ✓ Lab 3 Requester ticket regression &gt; adds a public comment to the owned ticket and never renders Internal Notes 717ms</w:t>
+        <w:t xml:space="preserve">   ✓ Lab 3 Staff Ticket Detail &gt; keeps public comments and Internal Notes separate and supports staff operations 342ms</w:t>
       </w:r>
     </w:p>
     <w:p>
       <w:pPr>
         <w:pStyle w:val="EvidenceLog"/>
-        <w:spacing w:after="80"/>
       </w:pPr>
       <w:r>
-        <w:t xml:space="preserve"> ✓ tests/lab-02/CreateTicket.test.tsx (4 tests) 1048ms</w:t>
+        <w:t xml:space="preserve"> ✓ tests/lab-04/TicketWorkflow.test.tsx (7 tests) 1208ms</w:t>
       </w:r>
     </w:p>
     <w:p>
       <w:pPr>
         <w:pStyle w:val="EvidenceLog"/>
-        <w:spacing w:after="80"/>
-      </w:pPr>
-      <w:r>
-        <w:t xml:space="preserve">   ✓ Lab 2 Create Ticket &gt; shows field-level validation without calling the API 451ms</w:t>
-      </w:r>
+      </w:pPr>
     </w:p>
     <w:p>
       <w:pPr>
         <w:pStyle w:val="EvidenceLog"/>
-        <w:spacing w:after="80"/>
-      </w:pPr>
-      <w:r>
-        <w:t xml:space="preserve"> ✓ tests/lab-04/ActionsTaken.test.tsx (11 tests) 1218ms</w:t>
-      </w:r>
-    </w:p>
-    <w:p>
-      <w:pPr>
-        <w:pStyle w:val="EvidenceLog"/>
-        <w:spacing w:after="80"/>
-      </w:pPr>
-      <w:r>
-        <w:t xml:space="preserve"> ✓ tests/lab-03/StaffTicketDetail.test.tsx (6 tests) 1167ms</w:t>
-      </w:r>
-    </w:p>
-    <w:p>
-      <w:pPr>
-        <w:pStyle w:val="EvidenceLog"/>
-        <w:spacing w:after="80"/>
-      </w:pPr>
-      <w:r>
-        <w:t xml:space="preserve">   ✓ Lab 3 Staff Ticket Detail &gt; shows a Requester resolution indication without changing formal status for 'IT_STAFF' 408ms</w:t>
-      </w:r>
-    </w:p>
-    <w:p>
-      <w:pPr>
-        <w:pStyle w:val="EvidenceLog"/>
-        <w:spacing w:after="80"/>
-      </w:pPr>
-      <w:r>
-        <w:t xml:space="preserve">   ✓ Lab 3 Staff Ticket Detail &gt; keeps public comments and Internal Notes separate and supports staff operations 398ms</w:t>
-      </w:r>
-    </w:p>
-    <w:p>
-      <w:pPr>
-        <w:pStyle w:val="EvidenceLog"/>
-        <w:spacing w:after="80"/>
-      </w:pPr>
-      <w:r>
-        <w:t xml:space="preserve"> ✓ tests/lab-04/TicketWorkflow.test.tsx (7 tests) 1284ms</w:t>
-      </w:r>
-    </w:p>
-    <w:p>
-      <w:pPr>
-        <w:pStyle w:val="EvidenceLog"/>
-        <w:spacing w:after="80"/>
-      </w:pPr>
-      <w:r>
-        <w:t xml:space="preserve">   ✓ Lab 4 Ticket workflow UI &gt; shows resolution blockers and links to Actions Taken 321ms</w:t>
-      </w:r>
-    </w:p>
-    <w:p>
-      <w:pPr>
-        <w:pStyle w:val="EvidenceLog"/>
-        <w:spacing w:after="80"/>
-      </w:pPr>
-      <w:r>
-        <w:t xml:space="preserve"> </w:t>
-      </w:r>
-    </w:p>
-    <w:p>
-      <w:pPr>
-        <w:pStyle w:val="EvidenceLog"/>
-        <w:spacing w:after="80"/>
       </w:pPr>
       <w:r>
         <w:t xml:space="preserve"> Test Files  18 passed (18)</w:t>
@@ -11908,7 +11661,6 @@
     <w:p>
       <w:pPr>
         <w:pStyle w:val="EvidenceLog"/>
-        <w:spacing w:after="80"/>
       </w:pPr>
       <w:r>
         <w:t xml:space="preserve">      Tests  58 passed (58)</w:t>
@@ -11917,43 +11669,53 @@
     <w:p>
       <w:pPr>
         <w:pStyle w:val="EvidenceLog"/>
-        <w:spacing w:after="80"/>
       </w:pPr>
       <w:r>
-        <w:t xml:space="preserve">   Start at  19:53:39</w:t>
+        <w:t xml:space="preserve">   Start at  22:32:12</w:t>
       </w:r>
     </w:p>
     <w:p>
       <w:pPr>
         <w:pStyle w:val="EvidenceLog"/>
-        <w:spacing w:after="80"/>
       </w:pPr>
       <w:r>
-        <w:t xml:space="preserve">   Duration  6.50s (transform 2.06s, setup 7.96s, collect 14.40s, tests 13.38s, environment 56.00s, prepare 6.81s)</w:t>
+        <w:t xml:space="preserve">   Duration  6.60s (transform 3.03s, setup 8.91s, collect 14.75s, tests 11.68s, environment 56.62s, prepare 7.27s)</w:t>
       </w:r>
     </w:p>
     <w:p>
       <w:pPr>
         <w:pStyle w:val="EvidenceLog"/>
-        <w:spacing w:after="80"/>
+      </w:pPr>
+    </w:p>
+    <w:p>
+      <w:pPr>
+        <w:pStyle w:val="EvidenceLog"/>
+      </w:pPr>
+    </w:p>
+    <w:p>
+      <w:pPr>
+        <w:pStyle w:val="Heading3"/>
       </w:pPr>
       <w:r>
-        <w:t xml:space="preserve"> </w:t>
+        <w:t>Server production build output</w:t>
       </w:r>
     </w:p>
     <w:p>
       <w:pPr>
         <w:pStyle w:val="EvidenceLog"/>
-        <w:spacing w:after="80"/>
       </w:pPr>
       <w:r>
-        <w:t xml:space="preserve"> </w:t>
+        <w:t>Command: cd server; npm run build. Exit code: 0.</w:t>
       </w:r>
     </w:p>
     <w:p>
       <w:pPr>
         <w:pStyle w:val="EvidenceLog"/>
-        <w:spacing w:after="80"/>
+      </w:pPr>
+    </w:p>
+    <w:p>
+      <w:pPr>
+        <w:pStyle w:val="EvidenceLog"/>
       </w:pPr>
       <w:r>
         <w:t>&gt; toktickit-server@1.0.0 build</w:t>
@@ -11962,7 +11724,6 @@
     <w:p>
       <w:pPr>
         <w:pStyle w:val="EvidenceLog"/>
-        <w:spacing w:after="80"/>
       </w:pPr>
       <w:r>
         <w:t>&gt; tsc</w:t>
@@ -11971,25 +11732,74 @@
     <w:p>
       <w:pPr>
         <w:pStyle w:val="EvidenceLog"/>
-        <w:spacing w:after="80"/>
+      </w:pPr>
+    </w:p>
+    <w:p>
+      <w:pPr>
+        <w:pStyle w:val="EvidenceLog"/>
+      </w:pPr>
+    </w:p>
+    <w:p>
+      <w:pPr>
+        <w:pStyle w:val="Heading3"/>
       </w:pPr>
       <w:r>
-        <w:t xml:space="preserve"> </w:t>
+        <w:t>Prisma validation output</w:t>
       </w:r>
     </w:p>
     <w:p>
       <w:pPr>
         <w:pStyle w:val="EvidenceLog"/>
-        <w:spacing w:after="80"/>
       </w:pPr>
       <w:r>
-        <w:t xml:space="preserve"> </w:t>
+        <w:t>Command: cd server; npx prisma validate. Exit code: 0.</w:t>
       </w:r>
     </w:p>
     <w:p>
       <w:pPr>
         <w:pStyle w:val="EvidenceLog"/>
-        <w:spacing w:after="80"/>
+      </w:pPr>
+      <w:r>
+        <w:t>Prisma schema loaded from prisma\schema.prisma</w:t>
+      </w:r>
+    </w:p>
+    <w:p>
+      <w:pPr>
+        <w:pStyle w:val="EvidenceLog"/>
+      </w:pPr>
+      <w:r>
+        <w:t>The schema at prisma\schema.prisma is valid 🚀</w:t>
+      </w:r>
+    </w:p>
+    <w:p>
+      <w:pPr>
+        <w:pStyle w:val="EvidenceLog"/>
+      </w:pPr>
+    </w:p>
+    <w:p>
+      <w:pPr>
+        <w:pStyle w:val="Heading3"/>
+      </w:pPr>
+      <w:r>
+        <w:t>Client production build output</w:t>
+      </w:r>
+    </w:p>
+    <w:p>
+      <w:pPr>
+        <w:pStyle w:val="EvidenceLog"/>
+      </w:pPr>
+      <w:r>
+        <w:t>Command: cd client; npm run build. Exit code: 0.</w:t>
+      </w:r>
+    </w:p>
+    <w:p>
+      <w:pPr>
+        <w:pStyle w:val="EvidenceLog"/>
+      </w:pPr>
+    </w:p>
+    <w:p>
+      <w:pPr>
+        <w:pStyle w:val="EvidenceLog"/>
       </w:pPr>
       <w:r>
         <w:t>&gt; toktickit-client@1.0.0 build</w:t>
@@ -11998,7 +11808,6 @@
     <w:p>
       <w:pPr>
         <w:pStyle w:val="EvidenceLog"/>
-        <w:spacing w:after="80"/>
       </w:pPr>
       <w:r>
         <w:t>&gt; tsc &amp;&amp; vite build</w:t>
@@ -12007,16 +11816,11 @@
     <w:p>
       <w:pPr>
         <w:pStyle w:val="EvidenceLog"/>
-        <w:spacing w:after="80"/>
-      </w:pPr>
-      <w:r>
-        <w:t xml:space="preserve"> </w:t>
-      </w:r>
+      </w:pPr>
     </w:p>
     <w:p>
       <w:pPr>
         <w:pStyle w:val="EvidenceLog"/>
-        <w:spacing w:after="80"/>
       </w:pPr>
       <w:r>
         <w:t>vite v6.4.3 building for production...</w:t>
@@ -12025,7 +11829,6 @@
     <w:p>
       <w:pPr>
         <w:pStyle w:val="EvidenceLog"/>
-        <w:spacing w:after="80"/>
       </w:pPr>
       <w:r>
         <w:t>transforming...</w:t>
@@ -12034,7 +11837,6 @@
     <w:p>
       <w:pPr>
         <w:pStyle w:val="EvidenceLog"/>
-        <w:spacing w:after="80"/>
       </w:pPr>
       <w:r>
         <w:t>✓ 33 modules transformed.</w:t>
@@ -12043,7 +11845,6 @@
     <w:p>
       <w:pPr>
         <w:pStyle w:val="EvidenceLog"/>
-        <w:spacing w:after="80"/>
       </w:pPr>
       <w:r>
         <w:t>rendering chunks...</w:t>
@@ -12052,7 +11853,6 @@
     <w:p>
       <w:pPr>
         <w:pStyle w:val="EvidenceLog"/>
-        <w:spacing w:after="80"/>
       </w:pPr>
       <w:r>
         <w:t>computing gzip size...</w:t>
@@ -12061,7 +11861,6 @@
     <w:p>
       <w:pPr>
         <w:pStyle w:val="EvidenceLog"/>
-        <w:spacing w:after="80"/>
       </w:pPr>
       <w:r>
         <w:t>dist/index.html                   0.41 kB │ gzip:  0.28 kB</w:t>
@@ -12070,7 +11869,6 @@
     <w:p>
       <w:pPr>
         <w:pStyle w:val="EvidenceLog"/>
-        <w:spacing w:after="80"/>
       </w:pPr>
       <w:r>
         <w:t>dist/assets/index-BqV5ZKM1.css  246.73 kB │ gzip: 34.38 kB</w:t>
@@ -12079,7 +11877,6 @@
     <w:p>
       <w:pPr>
         <w:pStyle w:val="EvidenceLog"/>
-        <w:spacing w:after="80"/>
       </w:pPr>
       <w:r>
         <w:t>dist/assets/index-DK9F3_Hw.js   238.44 kB │ gzip: 66.41 kB</w:t>
@@ -12088,16 +11885,206 @@
     <w:p>
       <w:pPr>
         <w:pStyle w:val="EvidenceLog"/>
-        <w:spacing w:after="80"/>
       </w:pPr>
       <w:r>
-        <w:t>✓ built in 741ms</w:t>
+        <w:t>✓ built in 754ms</w:t>
       </w:r>
     </w:p>
     <w:p>
       <w:pPr>
         <w:pStyle w:val="EvidenceLog"/>
-        <w:spacing w:after="80"/>
+      </w:pPr>
+    </w:p>
+    <w:p>
+      <w:pPr>
+        <w:pStyle w:val="Heading3"/>
+      </w:pPr>
+      <w:r>
+        <w:t>Production health output</w:t>
+      </w:r>
+    </w:p>
+    <w:p>
+      <w:pPr>
+        <w:pStyle w:val="EvidenceLog"/>
+      </w:pPr>
+      <w:r>
+        <w:t>Command: cd server; npm start; GET /api/health. HTTP 200. Exit code: 0.</w:t>
+      </w:r>
+    </w:p>
+    <w:p>
+      <w:pPr>
+        <w:pStyle w:val="EvidenceLog"/>
+      </w:pPr>
+      <w:r>
+        <w:t>GET /api/health</w:t>
+      </w:r>
+    </w:p>
+    <w:p>
+      <w:pPr>
+        <w:pStyle w:val="EvidenceLog"/>
+      </w:pPr>
+      <w:r>
+        <w:t>HTTP 200</w:t>
+      </w:r>
+    </w:p>
+    <w:p>
+      <w:pPr>
+        <w:pStyle w:val="EvidenceLog"/>
+      </w:pPr>
+      <w:r>
+        <w:t>{"status":"ok","service":"TokTickIT API"}</w:t>
+      </w:r>
+    </w:p>
+    <w:p>
+      <w:pPr>
+        <w:pStyle w:val="EvidenceLog"/>
+      </w:pPr>
+      <w:r>
+        <w:t>Exit code: 0</w:t>
+      </w:r>
+    </w:p>
+    <w:p>
+      <w:pPr>
+        <w:pStyle w:val="EvidenceLog"/>
+      </w:pPr>
+    </w:p>
+    <w:p>
+      <w:pPr>
+        <w:pStyle w:val="Heading3"/>
+      </w:pPr>
+      <w:r>
+        <w:t>Browser regression output</w:t>
+      </w:r>
+    </w:p>
+    <w:p>
+      <w:pPr>
+        <w:pStyle w:val="EvidenceLog"/>
+      </w:pPr>
+      <w:r>
+        <w:t>Command: npm run test:e2e. Fresh disposable database: toktickit_lab3_e2e_main_20261031222922. Start: 22:29:22 +07:00. One worker. Exit code: 0.</w:t>
+      </w:r>
+    </w:p>
+    <w:p>
+      <w:pPr>
+        <w:pStyle w:val="EvidenceLog"/>
+      </w:pPr>
+    </w:p>
+    <w:p>
+      <w:pPr>
+        <w:pStyle w:val="EvidenceLog"/>
+      </w:pPr>
+      <w:r>
+        <w:t>&gt; toktickit-lab3-integration@1.0.0 test:e2e</w:t>
+      </w:r>
+    </w:p>
+    <w:p>
+      <w:pPr>
+        <w:pStyle w:val="EvidenceLog"/>
+      </w:pPr>
+      <w:r>
+        <w:t>&gt; npm run test:e2e:prepare &amp;&amp; playwright test</w:t>
+      </w:r>
+    </w:p>
+    <w:p>
+      <w:pPr>
+        <w:pStyle w:val="EvidenceLog"/>
+      </w:pPr>
+    </w:p>
+    <w:p>
+      <w:pPr>
+        <w:pStyle w:val="EvidenceLog"/>
+      </w:pPr>
+    </w:p>
+    <w:p>
+      <w:pPr>
+        <w:pStyle w:val="EvidenceLog"/>
+      </w:pPr>
+      <w:r>
+        <w:t>&gt; toktickit-lab3-integration@1.0.0 test:e2e:prepare</w:t>
+      </w:r>
+    </w:p>
+    <w:p>
+      <w:pPr>
+        <w:pStyle w:val="EvidenceLog"/>
+      </w:pPr>
+      <w:r>
+        <w:t>&gt; npm --prefix server run test:e2e:prepare</w:t>
+      </w:r>
+    </w:p>
+    <w:p>
+      <w:pPr>
+        <w:pStyle w:val="EvidenceLog"/>
+      </w:pPr>
+    </w:p>
+    <w:p>
+      <w:pPr>
+        <w:pStyle w:val="EvidenceLog"/>
+      </w:pPr>
+    </w:p>
+    <w:p>
+      <w:pPr>
+        <w:pStyle w:val="EvidenceLog"/>
+      </w:pPr>
+      <w:r>
+        <w:t>&gt; toktickit-server@1.0.0 test:e2e:prepare</w:t>
+      </w:r>
+    </w:p>
+    <w:p>
+      <w:pPr>
+        <w:pStyle w:val="EvidenceLog"/>
+      </w:pPr>
+      <w:r>
+        <w:t>&gt; tsx prisma/prepare-lab3-e2e.ts</w:t>
+      </w:r>
+    </w:p>
+    <w:p>
+      <w:pPr>
+        <w:pStyle w:val="EvidenceLog"/>
+      </w:pPr>
+    </w:p>
+    <w:p>
+      <w:pPr>
+        <w:pStyle w:val="EvidenceLog"/>
+      </w:pPr>
+      <w:r>
+        <w:t>New disposable database: toktickit_lab3_e2e_main_20261031222922</w:t>
+      </w:r>
+    </w:p>
+    <w:p>
+      <w:pPr>
+        <w:pStyle w:val="EvidenceLog"/>
+      </w:pPr>
+      <w:r>
+        <w:t>server: npx --no-install prisma db execute --schema prisma/schema.prisma --stdin</w:t>
+      </w:r>
+    </w:p>
+    <w:p>
+      <w:pPr>
+        <w:pStyle w:val="EvidenceLog"/>
+      </w:pPr>
+      <w:r>
+        <w:t>Script executed successfully.</w:t>
+      </w:r>
+    </w:p>
+    <w:p>
+      <w:pPr>
+        <w:pStyle w:val="EvidenceLog"/>
+      </w:pPr>
+      <w:r>
+        <w:t>Synthetic pre-Lab-3 snapshot: {"requesters":[{"id":1,"name":"Ariya Somchai","email":"ariya.somchai@example.com","isActive":true,"createdAt":"2026-10-31T15:29:28.486Z"}],"tickets":[{"id":1,"ticketNumber":"TT-DOCKER-PRELAB3-001","requesterId":1,"categoryId":1,"relatedSystemId":1,"requestedPriority":"HIGH","status":"NEW","summary":"Pre-Lab 3 preservation fixture","description":"Synthetic migration fixture for local verification."}],"attachments":[{"id":1,"ticketId":1,"originalFilename":"baseline.txt","storageKey":"toktickit_lab3_e2e_main_20261031222922-baseline.txt","mimeType":"text/plain","sizeBytes":17,"removedAt":null}],"categories":[{"id":1,"name":"Hardware","isActive":true,"createdAt":"2026-10-31T15:29:28.486Z"}],"systems":[{"id":1,"name":"Corporate Laptop","isActive":true,"createdAt":"2026-10-31T15:29:28.486Z"}]}</w:t>
+      </w:r>
+    </w:p>
+    <w:p>
+      <w:pPr>
+        <w:pStyle w:val="EvidenceLog"/>
+      </w:pPr>
+      <w:r>
+        <w:t>server: npx --no-install prisma migrate resolve --applied 20260824000000_lab2_foundation</w:t>
+      </w:r>
+    </w:p>
+    <w:p>
+      <w:pPr>
+        <w:pStyle w:val="EvidenceLog"/>
       </w:pPr>
       <w:r>
         <w:t>Prisma schema loaded from prisma\schema.prisma</w:t>
@@ -12106,234 +12093,40 @@
     <w:p>
       <w:pPr>
         <w:pStyle w:val="EvidenceLog"/>
-        <w:spacing w:after="80"/>
       </w:pPr>
       <w:r>
-        <w:t>The schema at prisma\schema.prisma is valid 🚀</w:t>
+        <w:t>Datasource "db": PostgreSQL database "toktickit_lab3_e2e_main_20261031222922", schema "public" at "localhost:5432"</w:t>
       </w:r>
     </w:p>
     <w:p>
       <w:pPr>
         <w:pStyle w:val="EvidenceLog"/>
-        <w:spacing w:after="80"/>
+      </w:pPr>
+    </w:p>
+    <w:p>
+      <w:pPr>
+        <w:pStyle w:val="EvidenceLog"/>
       </w:pPr>
       <w:r>
-        <w:t>Prisma validation exit code: 0</w:t>
+        <w:t>Migration 20260824000000_lab2_foundation marked as applied.</w:t>
       </w:r>
     </w:p>
     <w:p>
       <w:pPr>
         <w:pStyle w:val="EvidenceLog"/>
-        <w:spacing w:after="80"/>
+      </w:pPr>
+    </w:p>
+    <w:p>
+      <w:pPr>
+        <w:pStyle w:val="EvidenceLog"/>
       </w:pPr>
       <w:r>
-        <w:t>All validation commands passed.</w:t>
+        <w:t>server: npx --no-install prisma migrate deploy</w:t>
       </w:r>
     </w:p>
     <w:p>
       <w:pPr>
         <w:pStyle w:val="EvidenceLog"/>
-        <w:spacing w:after="80"/>
-      </w:pPr>
-      <w:r>
-        <w:t xml:space="preserve"> </w:t>
-      </w:r>
-    </w:p>
-    <w:p>
-      <w:pPr>
-        <w:pStyle w:val="EvidenceLog"/>
-        <w:spacing w:after="80"/>
-      </w:pPr>
-      <w:r>
-        <w:t>Production start check: npm --prefix server run build =&gt; passed; PORT=3307 npm start on DATABASE_URL=toktickit_dev_local =&gt; listening on localhost:3307; GET /api/health =&gt; {"status":"ok","service":"TokTickIT API"}.</w:t>
-      </w:r>
-    </w:p>
-    <w:p>
-      <w:pPr>
-        <w:pStyle w:val="Heading3"/>
-        <w:keepNext/>
-      </w:pPr>
-      <w:r>
-        <w:t>Complete browser log (verbatim output)</w:t>
-      </w:r>
-    </w:p>
-    <w:p>
-      <w:pPr>
-        <w:spacing w:after="80"/>
-      </w:pPr>
-      <w:r>
-        <w:t xml:space="preserve">Full committed source: </w:t>
-      </w:r>
-      <w:hyperlink r:id="rId127">
-        <w:r>
-          <w:rPr>
-            <w:color w:val="247A54"/>
-            <w:u w:val="single"/>
-          </w:rPr>
-          <w:t xml:space="preserve">lab4-pr6-e2e-final.log</w:t>
-        </w:r>
-      </w:hyperlink>
-      <w:r>
-        <w:t>. Includes disposable database setup and the 21 named browser results.</w:t>
-      </w:r>
-    </w:p>
-    <w:p>
-      <w:pPr>
-        <w:pStyle w:val="EvidenceLog"/>
-        <w:spacing w:after="80"/>
-      </w:pPr>
-      <w:r>
-        <w:t xml:space="preserve"> </w:t>
-      </w:r>
-    </w:p>
-    <w:p>
-      <w:pPr>
-        <w:pStyle w:val="EvidenceLog"/>
-        <w:spacing w:after="80"/>
-      </w:pPr>
-      <w:r>
-        <w:t>&gt; toktickit-lab3-integration@1.0.0 test:e2e</w:t>
-      </w:r>
-    </w:p>
-    <w:p>
-      <w:pPr>
-        <w:pStyle w:val="EvidenceLog"/>
-        <w:spacing w:after="80"/>
-      </w:pPr>
-      <w:r>
-        <w:t>&gt; npm run test:e2e:prepare &amp;&amp; playwright test</w:t>
-      </w:r>
-    </w:p>
-    <w:p>
-      <w:pPr>
-        <w:pStyle w:val="EvidenceLog"/>
-        <w:spacing w:after="80"/>
-      </w:pPr>
-      <w:r>
-        <w:t xml:space="preserve"> </w:t>
-      </w:r>
-    </w:p>
-    <w:p>
-      <w:pPr>
-        <w:pStyle w:val="EvidenceLog"/>
-        <w:spacing w:after="80"/>
-      </w:pPr>
-      <w:r>
-        <w:t xml:space="preserve"> </w:t>
-      </w:r>
-    </w:p>
-    <w:p>
-      <w:pPr>
-        <w:pStyle w:val="EvidenceLog"/>
-        <w:spacing w:after="80"/>
-      </w:pPr>
-      <w:r>
-        <w:t>&gt; toktickit-lab3-integration@1.0.0 test:e2e:prepare</w:t>
-      </w:r>
-    </w:p>
-    <w:p>
-      <w:pPr>
-        <w:pStyle w:val="EvidenceLog"/>
-        <w:spacing w:after="80"/>
-      </w:pPr>
-      <w:r>
-        <w:t>&gt; npm --prefix server run test:e2e:prepare</w:t>
-      </w:r>
-    </w:p>
-    <w:p>
-      <w:pPr>
-        <w:pStyle w:val="EvidenceLog"/>
-        <w:spacing w:after="80"/>
-      </w:pPr>
-      <w:r>
-        <w:t xml:space="preserve"> </w:t>
-      </w:r>
-    </w:p>
-    <w:p>
-      <w:pPr>
-        <w:pStyle w:val="EvidenceLog"/>
-        <w:spacing w:after="80"/>
-      </w:pPr>
-      <w:r>
-        <w:t xml:space="preserve"> </w:t>
-      </w:r>
-    </w:p>
-    <w:p>
-      <w:pPr>
-        <w:pStyle w:val="EvidenceLog"/>
-        <w:spacing w:after="80"/>
-      </w:pPr>
-      <w:r>
-        <w:t>&gt; toktickit-server@1.0.0 test:e2e:prepare</w:t>
-      </w:r>
-    </w:p>
-    <w:p>
-      <w:pPr>
-        <w:pStyle w:val="EvidenceLog"/>
-        <w:spacing w:after="80"/>
-      </w:pPr>
-      <w:r>
-        <w:t>&gt; tsx prisma/prepare-lab3-e2e.ts</w:t>
-      </w:r>
-    </w:p>
-    <w:p>
-      <w:pPr>
-        <w:pStyle w:val="EvidenceLog"/>
-        <w:spacing w:after="80"/>
-      </w:pPr>
-      <w:r>
-        <w:t xml:space="preserve"> </w:t>
-      </w:r>
-    </w:p>
-    <w:p>
-      <w:pPr>
-        <w:pStyle w:val="EvidenceLog"/>
-        <w:spacing w:after="80"/>
-      </w:pPr>
-      <w:r>
-        <w:t>New disposable database: toktickit_lab3_e2e_pr6_20261031_195735</w:t>
-      </w:r>
-    </w:p>
-    <w:p>
-      <w:pPr>
-        <w:pStyle w:val="EvidenceLog"/>
-        <w:spacing w:after="80"/>
-      </w:pPr>
-      <w:r>
-        <w:t>server: npx --no-install prisma db execute --schema prisma/schema.prisma --stdin</w:t>
-      </w:r>
-    </w:p>
-    <w:p>
-      <w:pPr>
-        <w:pStyle w:val="EvidenceLog"/>
-        <w:spacing w:after="80"/>
-      </w:pPr>
-      <w:r>
-        <w:t>Script executed successfully.</w:t>
-      </w:r>
-    </w:p>
-    <w:p>
-      <w:pPr>
-        <w:pStyle w:val="EvidenceLog"/>
-        <w:spacing w:after="80"/>
-      </w:pPr>
-      <w:r>
-        <w:t>Synthetic pre-Lab-3 snapshot: {"requesters":[{"id":1,"name":"Ariya Somchai","email":"ariya.somchai@example.com","isActive":true,"createdAt":"2026-10-31T12:57:37.186Z"}],"tickets":[{"id":1,"ticketNumber":"TT-DOCKER-PRELAB3-001","requesterId":1,"categoryId":1,"relatedSystemId":1,"requestedPriority":"HIGH","status":"NEW","summary":"Pre-Lab 3 preservation fixture","description":"Synthetic migration fixture for local verification."}],"attachments":[{"id":1,"ticketId":1,"originalFilename":"baseline.txt","storageKey":"toktickit_lab3_e2e_pr6_20261031_195735-baseline.txt","mimeType":"text/plain","sizeBytes":17,"removedAt":null}],"categories":[{"id":1,"name":"Hardware","isActive":true,"createdAt":"2026-10-31T12:57:37.186Z"}],"systems":[{"id":1,"name":"Corporate Laptop","isActive":true,"createdAt":"2026-10-31T12:57:37.186Z"}]}</w:t>
-      </w:r>
-    </w:p>
-    <w:p>
-      <w:pPr>
-        <w:pStyle w:val="EvidenceLog"/>
-        <w:spacing w:after="80"/>
-      </w:pPr>
-      <w:r>
-        <w:t>server: npx --no-install prisma migrate resolve --applied 20260824000000_lab2_foundation</w:t>
-      </w:r>
-    </w:p>
-    <w:p>
-      <w:pPr>
-        <w:pStyle w:val="EvidenceLog"/>
-        <w:spacing w:after="80"/>
       </w:pPr>
       <w:r>
         <w:t>Prisma schema loaded from prisma\schema.prisma</w:t>
@@ -12342,52 +12135,234 @@
     <w:p>
       <w:pPr>
         <w:pStyle w:val="EvidenceLog"/>
-        <w:spacing w:after="80"/>
       </w:pPr>
       <w:r>
-        <w:t>Datasource "db": PostgreSQL database "toktickit_lab3_e2e_pr6_20261031_195735", schema "public" at "localhost:5432"</w:t>
+        <w:t>Datasource "db": PostgreSQL database "toktickit_lab3_e2e_main_20261031222922", schema "public" at "localhost:5432"</w:t>
       </w:r>
     </w:p>
     <w:p>
       <w:pPr>
         <w:pStyle w:val="EvidenceLog"/>
-        <w:spacing w:after="80"/>
+      </w:pPr>
+    </w:p>
+    <w:p>
+      <w:pPr>
+        <w:pStyle w:val="EvidenceLog"/>
       </w:pPr>
       <w:r>
-        <w:t xml:space="preserve"> </w:t>
+        <w:t>4 migrations found in prisma/migrations</w:t>
       </w:r>
     </w:p>
     <w:p>
       <w:pPr>
         <w:pStyle w:val="EvidenceLog"/>
-        <w:spacing w:after="80"/>
+      </w:pPr>
+    </w:p>
+    <w:p>
+      <w:pPr>
+        <w:pStyle w:val="EvidenceLog"/>
       </w:pPr>
       <w:r>
-        <w:t>Migration 20260824000000_lab2_foundation marked as applied.</w:t>
+        <w:t>Applying migration `20260919000000_lab3_auth_requester`</w:t>
       </w:r>
     </w:p>
     <w:p>
       <w:pPr>
         <w:pStyle w:val="EvidenceLog"/>
-        <w:spacing w:after="80"/>
       </w:pPr>
       <w:r>
-        <w:t xml:space="preserve"> </w:t>
+        <w:t>Applying migration `20261030000000_lab4_actions_foundation`</w:t>
       </w:r>
     </w:p>
     <w:p>
       <w:pPr>
         <w:pStyle w:val="EvidenceLog"/>
-        <w:spacing w:after="80"/>
       </w:pPr>
       <w:r>
-        <w:t>server: npx --no-install prisma migrate deploy</w:t>
+        <w:t>Applying migration `20261030100000_lab4_ticket_workflow`</w:t>
       </w:r>
     </w:p>
     <w:p>
       <w:pPr>
         <w:pStyle w:val="EvidenceLog"/>
-        <w:spacing w:after="80"/>
+      </w:pPr>
+    </w:p>
+    <w:p>
+      <w:pPr>
+        <w:pStyle w:val="EvidenceLog"/>
+      </w:pPr>
+      <w:r>
+        <w:t>The following migration(s) have been applied:</w:t>
+      </w:r>
+    </w:p>
+    <w:p>
+      <w:pPr>
+        <w:pStyle w:val="EvidenceLog"/>
+      </w:pPr>
+    </w:p>
+    <w:p>
+      <w:pPr>
+        <w:pStyle w:val="EvidenceLog"/>
+      </w:pPr>
+      <w:r>
+        <w:t>migrations/</w:t>
+      </w:r>
+    </w:p>
+    <w:p>
+      <w:pPr>
+        <w:pStyle w:val="EvidenceLog"/>
+      </w:pPr>
+      <w:r>
+        <w:t xml:space="preserve">  └─ 20260919000000_lab3_auth_requester/</w:t>
+      </w:r>
+    </w:p>
+    <w:p>
+      <w:pPr>
+        <w:pStyle w:val="EvidenceLog"/>
+      </w:pPr>
+      <w:r>
+        <w:t xml:space="preserve">    └─ migration.sql</w:t>
+      </w:r>
+    </w:p>
+    <w:p>
+      <w:pPr>
+        <w:pStyle w:val="EvidenceLog"/>
+      </w:pPr>
+      <w:r>
+        <w:t xml:space="preserve">  └─ 20261030000000_lab4_actions_foundation/</w:t>
+      </w:r>
+    </w:p>
+    <w:p>
+      <w:pPr>
+        <w:pStyle w:val="EvidenceLog"/>
+      </w:pPr>
+      <w:r>
+        <w:t xml:space="preserve">    └─ migration.sql</w:t>
+      </w:r>
+    </w:p>
+    <w:p>
+      <w:pPr>
+        <w:pStyle w:val="EvidenceLog"/>
+      </w:pPr>
+      <w:r>
+        <w:t xml:space="preserve">  └─ 20261030100000_lab4_ticket_workflow/</w:t>
+      </w:r>
+    </w:p>
+    <w:p>
+      <w:pPr>
+        <w:pStyle w:val="EvidenceLog"/>
+      </w:pPr>
+      <w:r>
+        <w:t xml:space="preserve">    └─ migration.sql</w:t>
+      </w:r>
+    </w:p>
+    <w:p>
+      <w:pPr>
+        <w:pStyle w:val="EvidenceLog"/>
+      </w:pPr>
+      <w:r>
+        <w:t xml:space="preserve">      </w:t>
+      </w:r>
+    </w:p>
+    <w:p>
+      <w:pPr>
+        <w:pStyle w:val="EvidenceLog"/>
+      </w:pPr>
+      <w:r>
+        <w:t>All migrations have been successfully applied.</w:t>
+      </w:r>
+    </w:p>
+    <w:p>
+      <w:pPr>
+        <w:pStyle w:val="EvidenceLog"/>
+      </w:pPr>
+      <w:r>
+        <w:t>┌─────────────────────────────────────────────────────────┐</w:t>
+      </w:r>
+    </w:p>
+    <w:p>
+      <w:pPr>
+        <w:pStyle w:val="EvidenceLog"/>
+      </w:pPr>
+      <w:r>
+        <w:t>│  Update available 5.22.0 -&gt; 8.0.0-rc.29                 │</w:t>
+      </w:r>
+    </w:p>
+    <w:p>
+      <w:pPr>
+        <w:pStyle w:val="EvidenceLog"/>
+      </w:pPr>
+      <w:r>
+        <w:t>│                                                         │</w:t>
+      </w:r>
+    </w:p>
+    <w:p>
+      <w:pPr>
+        <w:pStyle w:val="EvidenceLog"/>
+      </w:pPr>
+      <w:r>
+        <w:t>│  This is a major update - please follow the guide at    │</w:t>
+      </w:r>
+    </w:p>
+    <w:p>
+      <w:pPr>
+        <w:pStyle w:val="EvidenceLog"/>
+      </w:pPr>
+      <w:r>
+        <w:t>│  https://pris.ly/d/major-version-upgrade                │</w:t>
+      </w:r>
+    </w:p>
+    <w:p>
+      <w:pPr>
+        <w:pStyle w:val="EvidenceLog"/>
+      </w:pPr>
+      <w:r>
+        <w:t>│                                                         │</w:t>
+      </w:r>
+    </w:p>
+    <w:p>
+      <w:pPr>
+        <w:pStyle w:val="EvidenceLog"/>
+      </w:pPr>
+      <w:r>
+        <w:t>│  Run the following to update                            │</w:t>
+      </w:r>
+    </w:p>
+    <w:p>
+      <w:pPr>
+        <w:pStyle w:val="EvidenceLog"/>
+      </w:pPr>
+      <w:r>
+        <w:t>│    npm i -g prisma@latest                               │</w:t>
+      </w:r>
+    </w:p>
+    <w:p>
+      <w:pPr>
+        <w:pStyle w:val="EvidenceLog"/>
+      </w:pPr>
+      <w:r>
+        <w:t>│    npm i @prisma/client@latest                          │</w:t>
+      </w:r>
+    </w:p>
+    <w:p>
+      <w:pPr>
+        <w:pStyle w:val="EvidenceLog"/>
+      </w:pPr>
+      <w:r>
+        <w:t>└─────────────────────────────────────────────────────────┘</w:t>
+      </w:r>
+    </w:p>
+    <w:p>
+      <w:pPr>
+        <w:pStyle w:val="EvidenceLog"/>
+      </w:pPr>
+      <w:r>
+        <w:t>server: npx --no-install prisma migrate status</w:t>
+      </w:r>
+    </w:p>
+    <w:p>
+      <w:pPr>
+        <w:pStyle w:val="EvidenceLog"/>
       </w:pPr>
       <w:r>
         <w:t>Prisma schema loaded from prisma\schema.prisma</w:t>
@@ -12396,25 +12371,19 @@
     <w:p>
       <w:pPr>
         <w:pStyle w:val="EvidenceLog"/>
-        <w:spacing w:after="80"/>
       </w:pPr>
       <w:r>
-        <w:t>Datasource "db": PostgreSQL database "toktickit_lab3_e2e_pr6_20261031_195735", schema "public" at "localhost:5432"</w:t>
+        <w:t>Datasource "db": PostgreSQL database "toktickit_lab3_e2e_main_20261031222922", schema "public" at "localhost:5432"</w:t>
       </w:r>
     </w:p>
     <w:p>
       <w:pPr>
         <w:pStyle w:val="EvidenceLog"/>
-        <w:spacing w:after="80"/>
-      </w:pPr>
-      <w:r>
-        <w:t xml:space="preserve"> </w:t>
-      </w:r>
+      </w:pPr>
     </w:p>
     <w:p>
       <w:pPr>
         <w:pStyle w:val="EvidenceLog"/>
-        <w:spacing w:after="80"/>
       </w:pPr>
       <w:r>
         <w:t>4 migrations found in prisma/migrations</w:t>
@@ -12423,205 +12392,11 @@
     <w:p>
       <w:pPr>
         <w:pStyle w:val="EvidenceLog"/>
-        <w:spacing w:after="80"/>
-      </w:pPr>
-      <w:r>
-        <w:t xml:space="preserve"> </w:t>
-      </w:r>
+      </w:pPr>
     </w:p>
     <w:p>
       <w:pPr>
         <w:pStyle w:val="EvidenceLog"/>
-        <w:spacing w:after="80"/>
-      </w:pPr>
-      <w:r>
-        <w:t>Applying migration `20260919000000_lab3_auth_requester`</w:t>
-      </w:r>
-    </w:p>
-    <w:p>
-      <w:pPr>
-        <w:pStyle w:val="EvidenceLog"/>
-        <w:spacing w:after="80"/>
-      </w:pPr>
-      <w:r>
-        <w:t>Applying migration `20261030000000_lab4_actions_foundation`</w:t>
-      </w:r>
-    </w:p>
-    <w:p>
-      <w:pPr>
-        <w:pStyle w:val="EvidenceLog"/>
-        <w:spacing w:after="80"/>
-      </w:pPr>
-      <w:r>
-        <w:t>Applying migration `20261030100000_lab4_ticket_workflow`</w:t>
-      </w:r>
-    </w:p>
-    <w:p>
-      <w:pPr>
-        <w:pStyle w:val="EvidenceLog"/>
-        <w:spacing w:after="80"/>
-      </w:pPr>
-      <w:r>
-        <w:t xml:space="preserve"> </w:t>
-      </w:r>
-    </w:p>
-    <w:p>
-      <w:pPr>
-        <w:pStyle w:val="EvidenceLog"/>
-        <w:spacing w:after="80"/>
-      </w:pPr>
-      <w:r>
-        <w:t>The following migration(s) have been applied:</w:t>
-      </w:r>
-    </w:p>
-    <w:p>
-      <w:pPr>
-        <w:pStyle w:val="EvidenceLog"/>
-        <w:spacing w:after="80"/>
-      </w:pPr>
-      <w:r>
-        <w:t xml:space="preserve"> </w:t>
-      </w:r>
-    </w:p>
-    <w:p>
-      <w:pPr>
-        <w:pStyle w:val="EvidenceLog"/>
-        <w:spacing w:after="80"/>
-      </w:pPr>
-      <w:r>
-        <w:t>migrations/</w:t>
-      </w:r>
-    </w:p>
-    <w:p>
-      <w:pPr>
-        <w:pStyle w:val="EvidenceLog"/>
-        <w:spacing w:after="80"/>
-      </w:pPr>
-      <w:r>
-        <w:t xml:space="preserve">  └─ 20260919000000_lab3_auth_requester/</w:t>
-      </w:r>
-    </w:p>
-    <w:p>
-      <w:pPr>
-        <w:pStyle w:val="EvidenceLog"/>
-        <w:spacing w:after="80"/>
-      </w:pPr>
-      <w:r>
-        <w:t xml:space="preserve">    └─ migration.sql</w:t>
-      </w:r>
-    </w:p>
-    <w:p>
-      <w:pPr>
-        <w:pStyle w:val="EvidenceLog"/>
-        <w:spacing w:after="80"/>
-      </w:pPr>
-      <w:r>
-        <w:t xml:space="preserve">  └─ 20261030000000_lab4_actions_foundation/</w:t>
-      </w:r>
-    </w:p>
-    <w:p>
-      <w:pPr>
-        <w:pStyle w:val="EvidenceLog"/>
-        <w:spacing w:after="80"/>
-      </w:pPr>
-      <w:r>
-        <w:t xml:space="preserve">    └─ migration.sql</w:t>
-      </w:r>
-    </w:p>
-    <w:p>
-      <w:pPr>
-        <w:pStyle w:val="EvidenceLog"/>
-        <w:spacing w:after="80"/>
-      </w:pPr>
-      <w:r>
-        <w:t xml:space="preserve">  └─ 20261030100000_lab4_ticket_workflow/</w:t>
-      </w:r>
-    </w:p>
-    <w:p>
-      <w:pPr>
-        <w:pStyle w:val="EvidenceLog"/>
-        <w:spacing w:after="80"/>
-      </w:pPr>
-      <w:r>
-        <w:t xml:space="preserve">    └─ migration.sql</w:t>
-      </w:r>
-    </w:p>
-    <w:p>
-      <w:pPr>
-        <w:pStyle w:val="EvidenceLog"/>
-        <w:spacing w:after="80"/>
-      </w:pPr>
-      <w:r>
-        <w:t xml:space="preserve">      </w:t>
-      </w:r>
-    </w:p>
-    <w:p>
-      <w:pPr>
-        <w:pStyle w:val="EvidenceLog"/>
-        <w:spacing w:after="80"/>
-      </w:pPr>
-      <w:r>
-        <w:t>All migrations have been successfully applied.</w:t>
-      </w:r>
-    </w:p>
-    <w:p>
-      <w:pPr>
-        <w:pStyle w:val="EvidenceLog"/>
-        <w:spacing w:after="80"/>
-      </w:pPr>
-      <w:r>
-        <w:t>server: npx --no-install prisma migrate status</w:t>
-      </w:r>
-    </w:p>
-    <w:p>
-      <w:pPr>
-        <w:pStyle w:val="EvidenceLog"/>
-        <w:spacing w:after="80"/>
-      </w:pPr>
-      <w:r>
-        <w:t>Prisma schema loaded from prisma\schema.prisma</w:t>
-      </w:r>
-    </w:p>
-    <w:p>
-      <w:pPr>
-        <w:pStyle w:val="EvidenceLog"/>
-        <w:spacing w:after="80"/>
-      </w:pPr>
-      <w:r>
-        <w:t>Datasource "db": PostgreSQL database "toktickit_lab3_e2e_pr6_20261031_195735", schema "public" at "localhost:5432"</w:t>
-      </w:r>
-    </w:p>
-    <w:p>
-      <w:pPr>
-        <w:pStyle w:val="EvidenceLog"/>
-        <w:spacing w:after="80"/>
-      </w:pPr>
-      <w:r>
-        <w:t xml:space="preserve"> </w:t>
-      </w:r>
-    </w:p>
-    <w:p>
-      <w:pPr>
-        <w:pStyle w:val="EvidenceLog"/>
-        <w:spacing w:after="80"/>
-      </w:pPr>
-      <w:r>
-        <w:t>4 migrations found in prisma/migrations</w:t>
-      </w:r>
-    </w:p>
-    <w:p>
-      <w:pPr>
-        <w:pStyle w:val="EvidenceLog"/>
-        <w:spacing w:after="80"/>
-      </w:pPr>
-      <w:r>
-        <w:t xml:space="preserve"> </w:t>
-      </w:r>
-    </w:p>
-    <w:p>
-      <w:pPr>
-        <w:pStyle w:val="EvidenceLog"/>
-        <w:spacing w:after="80"/>
       </w:pPr>
       <w:r>
         <w:t>Database schema is up to date!</w:t>
@@ -12630,16 +12405,94 @@
     <w:p>
       <w:pPr>
         <w:pStyle w:val="EvidenceLog"/>
-        <w:spacing w:after="80"/>
       </w:pPr>
       <w:r>
-        <w:t>Post-migration snapshot: {"requesters":[{"id":1,"name":"Ariya Somchai","email":"ariya.somchai@example.com","isActive":true,"createdAt":"2026-10-31T12:57:37.186Z"}],"tickets":[{"id":1,"ticketNumber":"TT-DOCKER-PRELAB3-001","requesterId":1,"categoryId":1,"relatedSystemId":1,"requestedPriority":"HIGH","status":"NEW","summary":"Pre-Lab 3 preservation fixture","description":"Synthetic migration fixture for local verification."}],"attachments":[{"id":1,"ticketId":1,"originalFilename":"baseline.txt","storageKey":"toktickit_lab3_e2e_pr6_20261031_195735-baseline.txt","mimeType":"text/plain","sizeBytes":17,"removedAt":null}],"categories":[{"id":1,"name":"Hardware","isActive":true,"createdAt":"2026-10-31T12:57:37.186Z"}],"systems":[{"id":1,"name":"Corporate Laptop","isActive":true,"createdAt":"2026-10-31T12:57:37.186Z"}]}</w:t>
+        <w:t>┌─────────────────────────────────────────────────────────┐</w:t>
       </w:r>
     </w:p>
     <w:p>
       <w:pPr>
         <w:pStyle w:val="EvidenceLog"/>
-        <w:spacing w:after="80"/>
+      </w:pPr>
+      <w:r>
+        <w:t>│  Update available 5.22.0 -&gt; 8.0.0-rc.29                 │</w:t>
+      </w:r>
+    </w:p>
+    <w:p>
+      <w:pPr>
+        <w:pStyle w:val="EvidenceLog"/>
+      </w:pPr>
+      <w:r>
+        <w:t>│                                                         │</w:t>
+      </w:r>
+    </w:p>
+    <w:p>
+      <w:pPr>
+        <w:pStyle w:val="EvidenceLog"/>
+      </w:pPr>
+      <w:r>
+        <w:t>│  This is a major update - please follow the guide at    │</w:t>
+      </w:r>
+    </w:p>
+    <w:p>
+      <w:pPr>
+        <w:pStyle w:val="EvidenceLog"/>
+      </w:pPr>
+      <w:r>
+        <w:t>│  https://pris.ly/d/major-version-upgrade                │</w:t>
+      </w:r>
+    </w:p>
+    <w:p>
+      <w:pPr>
+        <w:pStyle w:val="EvidenceLog"/>
+      </w:pPr>
+      <w:r>
+        <w:t>│                                                         │</w:t>
+      </w:r>
+    </w:p>
+    <w:p>
+      <w:pPr>
+        <w:pStyle w:val="EvidenceLog"/>
+      </w:pPr>
+      <w:r>
+        <w:t>│  Run the following to update                            │</w:t>
+      </w:r>
+    </w:p>
+    <w:p>
+      <w:pPr>
+        <w:pStyle w:val="EvidenceLog"/>
+      </w:pPr>
+      <w:r>
+        <w:t>│    npm i -g prisma@latest                               │</w:t>
+      </w:r>
+    </w:p>
+    <w:p>
+      <w:pPr>
+        <w:pStyle w:val="EvidenceLog"/>
+      </w:pPr>
+      <w:r>
+        <w:t>│    npm i @prisma/client@latest                          │</w:t>
+      </w:r>
+    </w:p>
+    <w:p>
+      <w:pPr>
+        <w:pStyle w:val="EvidenceLog"/>
+      </w:pPr>
+      <w:r>
+        <w:t>└─────────────────────────────────────────────────────────┘</w:t>
+      </w:r>
+    </w:p>
+    <w:p>
+      <w:pPr>
+        <w:pStyle w:val="EvidenceLog"/>
+      </w:pPr>
+      <w:r>
+        <w:t>Post-migration snapshot: {"requesters":[{"id":1,"name":"Ariya Somchai","email":"ariya.somchai@example.com","isActive":true,"createdAt":"2026-10-31T15:29:28.486Z"}],"tickets":[{"id":1,"ticketNumber":"TT-DOCKER-PRELAB3-001","requesterId":1,"categoryId":1,"relatedSystemId":1,"requestedPriority":"HIGH","status":"NEW","summary":"Pre-Lab 3 preservation fixture","description":"Synthetic migration fixture for local verification."}],"attachments":[{"id":1,"ticketId":1,"originalFilename":"baseline.txt","storageKey":"toktickit_lab3_e2e_main_20261031222922-baseline.txt","mimeType":"text/plain","sizeBytes":17,"removedAt":null}],"categories":[{"id":1,"name":"Hardware","isActive":true,"createdAt":"2026-10-31T15:29:28.486Z"}],"systems":[{"id":1,"name":"Corporate Laptop","isActive":true,"createdAt":"2026-10-31T15:29:28.486Z"}]}</w:t>
+      </w:r>
+    </w:p>
+    <w:p>
+      <w:pPr>
+        <w:pStyle w:val="EvidenceLog"/>
       </w:pPr>
       <w:r>
         <w:t>server: npm run prisma:seed (run 1)</w:t>
@@ -12648,16 +12501,11 @@
     <w:p>
       <w:pPr>
         <w:pStyle w:val="EvidenceLog"/>
-        <w:spacing w:after="80"/>
-      </w:pPr>
-      <w:r>
-        <w:t xml:space="preserve"> </w:t>
-      </w:r>
+      </w:pPr>
     </w:p>
     <w:p>
       <w:pPr>
         <w:pStyle w:val="EvidenceLog"/>
-        <w:spacing w:after="80"/>
       </w:pPr>
       <w:r>
         <w:t>&gt; toktickit-server@1.0.0 prisma:seed</w:t>
@@ -12666,7 +12514,6 @@
     <w:p>
       <w:pPr>
         <w:pStyle w:val="EvidenceLog"/>
-        <w:spacing w:after="80"/>
       </w:pPr>
       <w:r>
         <w:t>&gt; tsx prisma/seed.ts</w:t>
@@ -12675,16 +12522,11 @@
     <w:p>
       <w:pPr>
         <w:pStyle w:val="EvidenceLog"/>
-        <w:spacing w:after="80"/>
-      </w:pPr>
-      <w:r>
-        <w:t xml:space="preserve"> </w:t>
-      </w:r>
+      </w:pPr>
     </w:p>
     <w:p>
       <w:pPr>
         <w:pStyle w:val="EvidenceLog"/>
-        <w:spacing w:after="80"/>
       </w:pPr>
       <w:r>
         <w:t>Seeding completed successfully: 10 users and 3 tickets.</w:t>
@@ -12693,7 +12535,6 @@
     <w:p>
       <w:pPr>
         <w:pStyle w:val="EvidenceLog"/>
-        <w:spacing w:after="80"/>
       </w:pPr>
       <w:r>
         <w:t>Seed 1 assertions: {"users":10,"tickets":4,"attachments":1,"comments":3,"notes":3,"activeRequesters":4,"inactiveRequesters":1,"activeStaff":3,"inactiveStaff":1,"activeAdmins":1,"seededRequesterOwnership":3,"seededStaffOwnership":2,"commentAuthors":3,"noteAuthors":3,"baselineAttachment":1}</w:t>
@@ -12702,7 +12543,6 @@
     <w:p>
       <w:pPr>
         <w:pStyle w:val="EvidenceLog"/>
-        <w:spacing w:after="80"/>
       </w:pPr>
       <w:r>
         <w:t>server: npm run prisma:seed (run 2)</w:t>
@@ -12711,16 +12551,11 @@
     <w:p>
       <w:pPr>
         <w:pStyle w:val="EvidenceLog"/>
-        <w:spacing w:after="80"/>
-      </w:pPr>
-      <w:r>
-        <w:t xml:space="preserve"> </w:t>
-      </w:r>
+      </w:pPr>
     </w:p>
     <w:p>
       <w:pPr>
         <w:pStyle w:val="EvidenceLog"/>
-        <w:spacing w:after="80"/>
       </w:pPr>
       <w:r>
         <w:t>&gt; toktickit-server@1.0.0 prisma:seed</w:t>
@@ -12729,7 +12564,6 @@
     <w:p>
       <w:pPr>
         <w:pStyle w:val="EvidenceLog"/>
-        <w:spacing w:after="80"/>
       </w:pPr>
       <w:r>
         <w:t>&gt; tsx prisma/seed.ts</w:t>
@@ -12738,16 +12572,11 @@
     <w:p>
       <w:pPr>
         <w:pStyle w:val="EvidenceLog"/>
-        <w:spacing w:after="80"/>
-      </w:pPr>
-      <w:r>
-        <w:t xml:space="preserve"> </w:t>
-      </w:r>
+      </w:pPr>
     </w:p>
     <w:p>
       <w:pPr>
         <w:pStyle w:val="EvidenceLog"/>
-        <w:spacing w:after="80"/>
       </w:pPr>
       <w:r>
         <w:t>Seeding completed successfully: 10 users and 3 tickets.</w:t>
@@ -12756,7 +12585,6 @@
     <w:p>
       <w:pPr>
         <w:pStyle w:val="EvidenceLog"/>
-        <w:spacing w:after="80"/>
       </w:pPr>
       <w:r>
         <w:t>Seed 2 assertions: {"users":10,"tickets":4,"attachments":1,"comments":3,"notes":3,"activeRequesters":4,"inactiveRequesters":1,"activeStaff":3,"inactiveStaff":1,"activeAdmins":1,"seededRequesterOwnership":3,"seededStaffOwnership":2,"commentAuthors":3,"noteAuthors":3,"baselineAttachment":1}</w:t>
@@ -12765,7 +12593,6 @@
     <w:p>
       <w:pPr>
         <w:pStyle w:val="EvidenceLog"/>
-        <w:spacing w:after="80"/>
       </w:pPr>
       <w:r>
         <w:t>Baseline attachment SHA256: cc7098632c30d31ed81ff5936a75a027f3136024cb96efd35e8fe3f9b4d3cfaf</w:t>
@@ -12774,25 +12601,22 @@
     <w:p>
       <w:pPr>
         <w:pStyle w:val="EvidenceLog"/>
-        <w:spacing w:after="80"/>
       </w:pPr>
       <w:r>
-        <w:t>Prepared E2E fixture IDs/count: {"databaseName":"toktickit_lab3_e2e_pr6_20261031_195735","baselineTicketId":1,"reassignmentOwnerId":8,"queueTotal":20}</w:t>
+        <w:t>Prepared E2E fixture IDs/count: {"databaseName":"toktickit_lab3_e2e_main_20261031222922","baselineTicketId":1,"reassignmentOwnerId":8,"queueTotal":20}</w:t>
       </w:r>
     </w:p>
     <w:p>
       <w:pPr>
         <w:pStyle w:val="EvidenceLog"/>
-        <w:spacing w:after="80"/>
       </w:pPr>
       <w:r>
-        <w:t>[WebServer] (node:31352) Warning: The 'NO_COLOR' env is ignored due to the 'FORCE_COLOR' env being set.</w:t>
+        <w:t>[WebServer] (node:18840) Warning: The 'NO_COLOR' env is ignored due to the 'FORCE_COLOR' env being set.</w:t>
       </w:r>
     </w:p>
     <w:p>
       <w:pPr>
         <w:pStyle w:val="EvidenceLog"/>
-        <w:spacing w:after="80"/>
       </w:pPr>
       <w:r>
         <w:t>[WebServer] (Use `node --trace-warnings ...` to show where the warning was created)</w:t>
@@ -12801,16 +12625,14 @@
     <w:p>
       <w:pPr>
         <w:pStyle w:val="EvidenceLog"/>
-        <w:spacing w:after="80"/>
       </w:pPr>
       <w:r>
-        <w:t>[WebServer] (node:18408) Warning: The 'NO_COLOR' env is ignored due to the 'FORCE_COLOR' env being set.</w:t>
+        <w:t>[WebServer] (node:9860) Warning: The 'NO_COLOR' env is ignored due to the 'FORCE_COLOR' env being set.</w:t>
       </w:r>
     </w:p>
     <w:p>
       <w:pPr>
         <w:pStyle w:val="EvidenceLog"/>
-        <w:spacing w:after="80"/>
       </w:pPr>
       <w:r>
         <w:t>[WebServer] (Use `node --trace-warnings ...` to show where the warning was created)</w:t>
@@ -12819,16 +12641,14 @@
     <w:p>
       <w:pPr>
         <w:pStyle w:val="EvidenceLog"/>
-        <w:spacing w:after="80"/>
       </w:pPr>
       <w:r>
-        <w:t>[WebServer] (node:22668) Warning: The 'NO_COLOR' env is ignored due to the 'FORCE_COLOR' env being set.</w:t>
+        <w:t>[WebServer] (node:17100) Warning: The 'NO_COLOR' env is ignored due to the 'FORCE_COLOR' env being set.</w:t>
       </w:r>
     </w:p>
     <w:p>
       <w:pPr>
         <w:pStyle w:val="EvidenceLog"/>
-        <w:spacing w:after="80"/>
       </w:pPr>
       <w:r>
         <w:t>[WebServer] (Use `node --trace-warnings ...` to show where the warning was created)</w:t>
@@ -12837,16 +12657,11 @@
     <w:p>
       <w:pPr>
         <w:pStyle w:val="EvidenceLog"/>
-        <w:spacing w:after="80"/>
-      </w:pPr>
-      <w:r>
-        <w:t xml:space="preserve"> </w:t>
-      </w:r>
+      </w:pPr>
     </w:p>
     <w:p>
       <w:pPr>
         <w:pStyle w:val="EvidenceLog"/>
-        <w:spacing w:after="80"/>
       </w:pPr>
       <w:r>
         <w:t>Running 21 tests using 1 worker</w:t>
@@ -12855,25 +12670,19 @@
     <w:p>
       <w:pPr>
         <w:pStyle w:val="EvidenceLog"/>
-        <w:spacing w:after="80"/>
+      </w:pPr>
+    </w:p>
+    <w:p>
+      <w:pPr>
+        <w:pStyle w:val="EvidenceLog"/>
       </w:pPr>
       <w:r>
-        <w:t xml:space="preserve"> </w:t>
+        <w:t>(node:30308) Warning: The 'NO_COLOR' env is ignored due to the 'FORCE_COLOR' env being set.</w:t>
       </w:r>
     </w:p>
     <w:p>
       <w:pPr>
         <w:pStyle w:val="EvidenceLog"/>
-        <w:spacing w:after="80"/>
-      </w:pPr>
-      <w:r>
-        <w:t>(node:4808) Warning: The 'NO_COLOR' env is ignored due to the 'FORCE_COLOR' env being set.</w:t>
-      </w:r>
-    </w:p>
-    <w:p>
-      <w:pPr>
-        <w:pStyle w:val="EvidenceLog"/>
-        <w:spacing w:after="80"/>
       </w:pPr>
       <w:r>
         <w:t>(Use `node --trace-warnings ...` to show where the warning was created)</w:t>
@@ -12882,43 +12691,38 @@
     <w:p>
       <w:pPr>
         <w:pStyle w:val="EvidenceLog"/>
-        <w:spacing w:after="80"/>
       </w:pPr>
       <w:r>
-        <w:t xml:space="preserve">  ok  1 [lab-03] › e2e\lab-03\authentication.spec.ts:15:3 › Lab 3 authentication and Requester regression › valid login, first-login change, role shell, logout, and direct blocking (1.0s)</w:t>
+        <w:t xml:space="preserve">  ok  1 [lab-03] › e2e\lab-03\authentication.spec.ts:15:3 › Lab 3 authentication and Requester regression › valid login, first-login change, role shell, logout, and direct blocking (1.2s)</w:t>
       </w:r>
     </w:p>
     <w:p>
       <w:pPr>
         <w:pStyle w:val="EvidenceLog"/>
-        <w:spacing w:after="80"/>
       </w:pPr>
       <w:r>
-        <w:t xml:space="preserve">  ok  2 [lab-03] › e2e\lab-03\authentication.spec.ts:33:3 › Lab 3 authentication and Requester regression › invalid and inactive accounts receive safe sign-in failure (548ms)</w:t>
+        <w:t xml:space="preserve">  ok  2 [lab-03] › e2e\lab-03\authentication.spec.ts:33:3 › Lab 3 authentication and Requester regression › invalid and inactive accounts receive safe sign-in failure (637ms)</w:t>
       </w:r>
     </w:p>
     <w:p>
       <w:pPr>
         <w:pStyle w:val="EvidenceLog"/>
-        <w:spacing w:after="80"/>
       </w:pPr>
       <w:r>
-        <w:t xml:space="preserve">  ok  3 [lab-03] › e2e\lab-03\authentication.spec.ts:50:3 › Lab 3 authentication and Requester regression › Requester can create, open, comment, and indicate resolution (915ms)</w:t>
+        <w:t xml:space="preserve">  ok  3 [lab-03] › e2e\lab-03\authentication.spec.ts:50:3 › Lab 3 authentication and Requester regression › Requester can create, open, comment, and indicate resolution (996ms)</w:t>
       </w:r>
     </w:p>
     <w:p>
       <w:pPr>
         <w:pStyle w:val="EvidenceLog"/>
-        <w:spacing w:after="80"/>
       </w:pPr>
       <w:r>
-        <w:t xml:space="preserve">  ok  4 [lab-03] › e2e\lab-03\authentication.spec.ts:73:3 › Lab 3 authentication and Requester regression › Requester shell is captured at required responsive sizes (808ms)</w:t>
+        <w:t xml:space="preserve">  ok  4 [lab-03] › e2e\lab-03\authentication.spec.ts:73:3 › Lab 3 authentication and Requester regression › Requester shell is captured at required responsive sizes (840ms)</w:t>
       </w:r>
     </w:p>
     <w:p>
       <w:pPr>
         <w:pStyle w:val="EvidenceLog"/>
-        <w:spacing w:after="80"/>
       </w:pPr>
       <w:r>
         <w:t xml:space="preserve">  ok  5 [lab-03] › e2e\lab-03\staff-ticket-flow.spec.ts:5:3 › Lab 3 IT Staff Queue and Ticket Detail › IT Staff can search Queue, open Detail, and see separate comments and notes (1.1s)</w:t>
@@ -12927,115 +12731,102 @@
     <w:p>
       <w:pPr>
         <w:pStyle w:val="EvidenceLog"/>
-        <w:spacing w:after="80"/>
       </w:pPr>
       <w:r>
-        <w:t xml:space="preserve">  ok  6 [lab-03] › e2e\lab-03\staff-ticket-flow.spec.ts:23:3 › Lab 3 IT Staff Queue and Ticket Detail › IT Staff Queue and Detail are captured at required responsive sizes (1.4s)</w:t>
+        <w:t xml:space="preserve">  ok  6 [lab-03] › e2e\lab-03\staff-ticket-flow.spec.ts:23:3 › Lab 3 IT Staff Queue and Ticket Detail › IT Staff Queue and Detail are captured at required responsive sizes (1.6s)</w:t>
       </w:r>
     </w:p>
     <w:p>
       <w:pPr>
         <w:pStyle w:val="EvidenceLog"/>
-        <w:spacing w:after="80"/>
       </w:pPr>
       <w:r>
-        <w:t xml:space="preserve">  ok  7 [lab-03] › e2e\lab-03\staff-ticket-flow.spec.ts:30:3 › Lab 3 IT Staff Queue and Ticket Detail › IT Staff can advance to a populated second Queue page (715ms)</w:t>
+        <w:t xml:space="preserve">  ok  7 [lab-03] › e2e\lab-03\staff-ticket-flow.spec.ts:30:3 › Lab 3 IT Staff Queue and Ticket Detail › IT Staff can advance to a populated second Queue page (778ms)</w:t>
       </w:r>
     </w:p>
     <w:p>
       <w:pPr>
         <w:pStyle w:val="EvidenceLog"/>
-        <w:spacing w:after="80"/>
       </w:pPr>
       <w:r>
-        <w:t xml:space="preserve">  ok  8 [lab-03] › e2e\lab-03\staff-ticket-flow.spec.ts:46:3 › Lab 3 IT Staff Queue and Ticket Detail › preserves migrated Attachment and verifies reassignment, priority, and status operations (1.1s)</w:t>
+        <w:t xml:space="preserve">  ok  8 [lab-03] › e2e\lab-03\staff-ticket-flow.spec.ts:46:3 › Lab 3 IT Staff Queue and Ticket Detail › preserves migrated Attachment and verifies reassignment, priority, and status operations (1.2s)</w:t>
       </w:r>
     </w:p>
     <w:p>
       <w:pPr>
         <w:pStyle w:val="EvidenceLog"/>
-        <w:spacing w:after="80"/>
       </w:pPr>
       <w:r>
-        <w:t xml:space="preserve">  ok  9 [lab-03] › e2e\lab-03\staff-ticket-flow.spec.ts:75:3 › Lab 3 IT Staff Queue and Ticket Detail › Staff sees the Requester resolution indication without a formal status change (1.1s)</w:t>
+        <w:t xml:space="preserve">  ok  9 [lab-03] › e2e\lab-03\staff-ticket-flow.spec.ts:75:3 › Lab 3 IT Staff Queue and Ticket Detail › Staff sees the Requester resolution indication without a formal status change (1.2s)</w:t>
       </w:r>
     </w:p>
     <w:p>
       <w:pPr>
         <w:pStyle w:val="EvidenceLog"/>
-        <w:spacing w:after="80"/>
       </w:pPr>
       <w:r>
-        <w:t xml:space="preserve">  ok 10 [lab-03] › e2e\lab-03\user-administration.spec.ts:5:3 › Lab 3 Administrator User Management › Administrator can list, search, create, edit, reset, and require the new initial password at next login (2.6s)</w:t>
+        <w:t xml:space="preserve">  ok 10 [lab-03] › e2e\lab-03\user-administration.spec.ts:5:3 › Lab 3 Administrator User Management › Administrator can list, search, create, edit, reset, and require the new initial password at next login (2.8s)</w:t>
       </w:r>
     </w:p>
     <w:p>
       <w:pPr>
         <w:pStyle w:val="EvidenceLog"/>
-        <w:spacing w:after="80"/>
       </w:pPr>
       <w:r>
-        <w:t xml:space="preserve">  ok 11 [lab-03] › e2e\lab-03\user-administration.spec.ts:60:3 › Lab 3 Administrator User Management › Administrator navigation excludes Queue and direct Ticket Detail remains explicit (596ms)</w:t>
+        <w:t xml:space="preserve">  ok 11 [lab-03] › e2e\lab-03\user-administration.spec.ts:60:3 › Lab 3 Administrator User Management › Administrator navigation excludes Queue and direct Ticket Detail remains explicit (674ms)</w:t>
       </w:r>
     </w:p>
     <w:p>
       <w:pPr>
         <w:pStyle w:val="EvidenceLog"/>
-        <w:spacing w:after="80"/>
       </w:pPr>
       <w:r>
-        <w:t xml:space="preserve">  ok 12 [lab-03] › e2e\lab-03\user-administration.spec.ts:70:3 › Lab 3 Administrator User Management › Administrator User Management is captured at required responsive sizes (836ms)</w:t>
+        <w:t xml:space="preserve">  ok 12 [lab-03] › e2e\lab-03\user-administration.spec.ts:70:3 › Lab 3 Administrator User Management › Administrator User Management is captured at required responsive sizes (1.1s)</w:t>
       </w:r>
     </w:p>
     <w:p>
       <w:pPr>
         <w:pStyle w:val="EvidenceLog"/>
-        <w:spacing w:after="80"/>
       </w:pPr>
       <w:r>
-        <w:t xml:space="preserve">  ok 13 [lab-03] › e2e\lab-03\z-accessibility-evidence.spec.ts:24:3 › Lab 3 accessibility and transient-state evidence › captures the visible sign-in busy state and successful destination (1.8s)</w:t>
+        <w:t xml:space="preserve">  ok 13 [lab-03] › e2e\lab-03\z-accessibility-evidence.spec.ts:24:3 › Lab 3 accessibility and transient-state evidence › captures the visible sign-in busy state and successful destination (2.0s)</w:t>
       </w:r>
     </w:p>
     <w:p>
       <w:pPr>
         <w:pStyle w:val="EvidenceLog"/>
-        <w:spacing w:after="80"/>
       </w:pPr>
       <w:r>
-        <w:t xml:space="preserve">  ok 14 [lab-03] › e2e\lab-03\z-accessibility-evidence.spec.ts:40:3 › Lab 3 accessibility and transient-state evidence › completes a keyboard-only sign-in and reaches requester navigation (702ms)</w:t>
+        <w:t xml:space="preserve">  ok 14 [lab-03] › e2e\lab-03\z-accessibility-evidence.spec.ts:40:3 › Lab 3 accessibility and transient-state evidence › completes a keyboard-only sign-in and reaches requester navigation (793ms)</w:t>
       </w:r>
     </w:p>
     <w:p>
       <w:pPr>
         <w:pStyle w:val="EvidenceLog"/>
-        <w:spacing w:after="80"/>
       </w:pPr>
       <w:r>
-        <w:t xml:space="preserve">  ok 15 [lab-03] › e2e\lab-03\z-accessibility-evidence.spec.ts:57:3 › Lab 3 accessibility and transient-state evidence › traverses the IT Staff Queue and opens Ticket Detail with the keyboard (873ms)</w:t>
+        <w:t xml:space="preserve">  ok 15 [lab-03] › e2e\lab-03\z-accessibility-evidence.spec.ts:57:3 › Lab 3 accessibility and transient-state evidence › traverses the IT Staff Queue and opens Ticket Detail with the keyboard (1.1s)</w:t>
       </w:r>
     </w:p>
     <w:p>
       <w:pPr>
         <w:pStyle w:val="EvidenceLog"/>
-        <w:spacing w:after="80"/>
       </w:pPr>
       <w:r>
-        <w:t xml:space="preserve">  ok 16 [lab-03] › e2e\lab-03\z-accessibility-evidence.spec.ts:69:3 › Lab 3 accessibility and transient-state evidence › traverses Administrator User Management and opens Create User with the keyboard (740ms)</w:t>
+        <w:t xml:space="preserve">  ok 16 [lab-03] › e2e\lab-03\z-accessibility-evidence.spec.ts:69:3 › Lab 3 accessibility and transient-state evidence › traverses Administrator User Management and opens Create User with the keyboard (851ms)</w:t>
       </w:r>
     </w:p>
     <w:p>
       <w:pPr>
         <w:pStyle w:val="EvidenceLog"/>
-        <w:spacing w:after="80"/>
       </w:pPr>
       <w:r>
-        <w:t>(node:10088) Warning: The 'NO_COLOR' env is ignored due to the 'FORCE_COLOR' env being set.</w:t>
+        <w:t>(node:12628) Warning: The 'NO_COLOR' env is ignored due to the 'FORCE_COLOR' env being set.</w:t>
       </w:r>
     </w:p>
     <w:p>
       <w:pPr>
         <w:pStyle w:val="EvidenceLog"/>
-        <w:spacing w:after="80"/>
       </w:pPr>
       <w:r>
         <w:t>(Use `node --trace-warnings ...` to show where the warning was created)</w:t>
@@ -13044,34 +12835,30 @@
     <w:p>
       <w:pPr>
         <w:pStyle w:val="EvidenceLog"/>
-        <w:spacing w:after="80"/>
       </w:pPr>
       <w:r>
-        <w:t xml:space="preserve">  ok 17 [lab-02] › e2e\lab-02\requester-ticket-flow.spec.ts:24:3 › Lab 2 requester ticket flow › creates, lists, inspects, and manages an owned ticket (2.6s)</w:t>
+        <w:t xml:space="preserve">  ok 17 [lab-02] › e2e\lab-02\requester-ticket-flow.spec.ts:24:3 › Lab 2 requester ticket flow › creates, lists, inspects, and manages an owned ticket (2.8s)</w:t>
       </w:r>
     </w:p>
     <w:p>
       <w:pPr>
         <w:pStyle w:val="EvidenceLog"/>
-        <w:spacing w:after="80"/>
       </w:pPr>
       <w:r>
-        <w:t xml:space="preserve">  ok 18 [lab-02] › e2e\lab-02\requester-ticket-flow.spec.ts:79:3 › Lab 2 requester ticket flow › supports keyboard traversal across authenticated requester controls (1.1s)</w:t>
+        <w:t xml:space="preserve">  ok 18 [lab-02] › e2e\lab-02\requester-ticket-flow.spec.ts:79:3 › Lab 2 requester ticket flow › supports keyboard traversal across authenticated requester controls (1.3s)</w:t>
       </w:r>
     </w:p>
     <w:p>
       <w:pPr>
         <w:pStyle w:val="EvidenceLog"/>
-        <w:spacing w:after="80"/>
       </w:pPr>
       <w:r>
-        <w:t>(node:23276) Warning: The 'NO_COLOR' env is ignored due to the 'FORCE_COLOR' env being set.</w:t>
+        <w:t>(node:18188) Warning: The 'NO_COLOR' env is ignored due to the 'FORCE_COLOR' env being set.</w:t>
       </w:r>
     </w:p>
     <w:p>
       <w:pPr>
         <w:pStyle w:val="EvidenceLog"/>
-        <w:spacing w:after="80"/>
       </w:pPr>
       <w:r>
         <w:t>(Use `node --trace-warnings ...` to show where the warning was created)</w:t>
@@ -13080,56 +12867,44 @@
     <w:p>
       <w:pPr>
         <w:pStyle w:val="EvidenceLog"/>
-        <w:spacing w:after="80"/>
       </w:pPr>
       <w:r>
-        <w:t xml:space="preserve">  ok 19 [lab-04] › e2e\lab-04\actions-taken-flow.spec.ts:27:3 › Lab 4 Actions Taken Ticket Detail › Staff records two actions on one Ticket and its Requester sees both read-only (2.8s)</w:t>
+        <w:t xml:space="preserve">  ok 19 [lab-04] › e2e\lab-04\actions-taken-flow.spec.ts:27:3 › Lab 4 Actions Taken Ticket Detail › Staff records two actions on one Ticket and its Requester sees both read-only (3.3s)</w:t>
       </w:r>
     </w:p>
     <w:p>
       <w:pPr>
         <w:pStyle w:val="EvidenceLog"/>
-        <w:spacing w:after="80"/>
       </w:pPr>
       <w:r>
-        <w:t xml:space="preserve">  ok 20 [lab-04] › e2e\lab-04\dashboards.spec.ts:6:3 › Lab 4 role dashboards › shows Requester and Staff metrics and opens the matching paginated Ticket lists (2.3s)</w:t>
+        <w:t xml:space="preserve">  ok 20 [lab-04] › e2e\lab-04\dashboards.spec.ts:6:3 › Lab 4 role dashboards › shows Requester and Staff metrics and opens the matching paginated Ticket lists (2.5s)</w:t>
       </w:r>
     </w:p>
     <w:p>
       <w:pPr>
         <w:pStyle w:val="EvidenceLog"/>
-        <w:spacing w:after="80"/>
       </w:pPr>
       <w:r>
-        <w:t xml:space="preserve">  ok 21 [lab-04] › e2e\lab-04\ticket-resolution.spec.ts:6:3 › Lab 4 Ticket resolution workflow › resolves, closes, and reopens a Ticket with a Requester-readable history (3.2s)</w:t>
+        <w:t xml:space="preserve">  ok 21 [lab-04] › e2e\lab-04\ticket-resolution.spec.ts:6:3 › Lab 4 Ticket resolution workflow › resolves, closes, and reopens a Ticket with a Requester-readable history (3.5s)</w:t>
       </w:r>
     </w:p>
     <w:p>
       <w:pPr>
         <w:pStyle w:val="EvidenceLog"/>
-        <w:spacing w:after="80"/>
+      </w:pPr>
+    </w:p>
+    <w:p>
+      <w:pPr>
+        <w:pStyle w:val="EvidenceLog"/>
       </w:pPr>
       <w:r>
-        <w:t xml:space="preserve"> </w:t>
+        <w:t xml:space="preserve">  21 passed (40.6s)</w:t>
       </w:r>
     </w:p>
     <w:p>
       <w:pPr>
         <w:pStyle w:val="EvidenceLog"/>
-        <w:spacing w:after="80"/>
-      </w:pPr>
-      <w:r>
-        <w:t xml:space="preserve">  21 passed (35.1s)</w:t>
-      </w:r>
-    </w:p>
-    <w:p>
-      <w:pPr>
-        <w:pStyle w:val="EvidenceLog"/>
-        <w:spacing w:after="80"/>
-      </w:pPr>
-      <w:r>
-        <w:t>E2E exit code: 0</w:t>
-      </w:r>
+      </w:pPr>
     </w:p>
     <w:p>
       <w:pPr>
@@ -13410,7 +13185,7 @@
                 <w:rFonts w:ascii="Arial" w:hAnsi="Arial" w:eastAsia="Arial"/>
                 <w:b/>
                 <w:color w:val="FFFFFF"/>
-                <w:sz w:val="14"/>
+                <w:sz w:val="16"/>
               </w:rPr>
               <w:t>Surface</w:t>
             </w:r>
@@ -13437,7 +13212,7 @@
                 <w:rFonts w:ascii="Arial" w:hAnsi="Arial" w:eastAsia="Arial"/>
                 <w:b/>
                 <w:color w:val="FFFFFF"/>
-                <w:sz w:val="14"/>
+                <w:sz w:val="16"/>
               </w:rPr>
               <w:t>Database / named test evidence</w:t>
             </w:r>
@@ -13464,7 +13239,7 @@
                 <w:rFonts w:ascii="Arial" w:hAnsi="Arial" w:eastAsia="Arial"/>
                 <w:b/>
                 <w:color w:val="FFFFFF"/>
-                <w:sz w:val="14"/>
+                <w:sz w:val="16"/>
               </w:rPr>
               <w:t>What it establishes</w:t>
             </w:r>
@@ -13495,7 +13270,7 @@
                 <w:rFonts w:ascii="Arial" w:hAnsi="Arial" w:eastAsia="Arial"/>
                 <w:b w:val="0"/>
                 <w:color w:val="35423B"/>
-                <w:sz w:val="14"/>
+                <w:sz w:val="16"/>
               </w:rPr>
               <w:t>Requester counts / recent lists</w:t>
             </w:r>
@@ -13521,7 +13296,7 @@
                 <w:rFonts w:ascii="Arial" w:hAnsi="Arial" w:eastAsia="Arial"/>
                 <w:b w:val="0"/>
                 <w:color w:val="35423B"/>
-                <w:sz w:val="14"/>
+                <w:sz w:val="16"/>
               </w:rPr>
               <w:t xml:space="preserve">server/src/dashboards.ts scopes by authenticated requesterId; Prisma count supplies all matches and findMany limits recent rows to five with inclusive UTC bounds. </w:t>
             </w:r>
@@ -13540,7 +13315,7 @@
                 <w:rFonts w:ascii="Arial" w:hAnsi="Arial" w:eastAsia="Arial"/>
                 <w:b w:val="0"/>
                 <w:color w:val="35423B"/>
-                <w:sz w:val="14"/>
+                <w:sz w:val="16"/>
               </w:rPr>
               <w:t xml:space="preserve"> · </w:t>
             </w:r>
@@ -13559,7 +13334,7 @@
                 <w:rFonts w:ascii="Arial" w:hAnsi="Arial" w:eastAsia="Arial"/>
                 <w:b w:val="0"/>
                 <w:color w:val="35423B"/>
-                <w:sz w:val="14"/>
+                <w:sz w:val="16"/>
               </w:rPr>
               <w:t xml:space="preserve"> · </w:t>
             </w:r>
@@ -13595,7 +13370,7 @@
                 <w:rFonts w:ascii="Arial" w:hAnsi="Arial" w:eastAsia="Arial"/>
                 <w:b w:val="0"/>
                 <w:color w:val="35423B"/>
-                <w:sz w:val="14"/>
+                <w:sz w:val="16"/>
               </w:rPr>
               <w:t>Asserts owner scope, full counts, 7/30-day windows, matching drill-downs, zero metrics, and the empty-list return path.</w:t>
             </w:r>
@@ -13626,7 +13401,7 @@
                 <w:rFonts w:ascii="Arial" w:hAnsi="Arial" w:eastAsia="Arial"/>
                 <w:b w:val="0"/>
                 <w:color w:val="35423B"/>
-                <w:sz w:val="14"/>
+                <w:sz w:val="16"/>
               </w:rPr>
               <w:t>Staff / Admin metrics</w:t>
             </w:r>
@@ -13652,7 +13427,7 @@
                 <w:rFonts w:ascii="Arial" w:hAnsi="Arial" w:eastAsia="Arial"/>
                 <w:b w:val="0"/>
                 <w:color w:val="35423B"/>
-                <w:sz w:val="14"/>
+                <w:sz w:val="16"/>
               </w:rPr>
               <w:t xml:space="preserve">Server counts active, unassigned, current-user, assigned-action and recent scopes; status and priority totals use Prisma groupBy. </w:t>
             </w:r>
@@ -13671,7 +13446,7 @@
                 <w:rFonts w:ascii="Arial" w:hAnsi="Arial" w:eastAsia="Arial"/>
                 <w:b w:val="0"/>
                 <w:color w:val="35423B"/>
-                <w:sz w:val="14"/>
+                <w:sz w:val="16"/>
               </w:rPr>
               <w:t xml:space="preserve"> · </w:t>
             </w:r>
@@ -13690,7 +13465,7 @@
                 <w:rFonts w:ascii="Arial" w:hAnsi="Arial" w:eastAsia="Arial"/>
                 <w:b w:val="0"/>
                 <w:color w:val="35423B"/>
-                <w:sz w:val="14"/>
+                <w:sz w:val="16"/>
               </w:rPr>
               <w:t xml:space="preserve"> · </w:t>
             </w:r>
@@ -13726,7 +13501,7 @@
                 <w:rFonts w:ascii="Arial" w:hAnsi="Arial" w:eastAsia="Arial"/>
                 <w:b w:val="0"/>
                 <w:color w:val="35423B"/>
-                <w:sz w:val="14"/>
+                <w:sz w:val="16"/>
               </w:rPr>
               <w:t>Covers zero groups, Administrator access, Requester denial, drill-down predicates, and separate performer/assignee labels.</w:t>
             </w:r>
@@ -13757,7 +13532,7 @@
                 <w:rFonts w:ascii="Arial" w:hAnsi="Arial" w:eastAsia="Arial"/>
                 <w:b w:val="0"/>
                 <w:color w:val="35423B"/>
-                <w:sz w:val="14"/>
+                <w:sz w:val="16"/>
               </w:rPr>
               <w:t>Database drill-down</w:t>
             </w:r>
@@ -13783,7 +13558,7 @@
                 <w:rFonts w:ascii="Arial" w:hAnsi="Arial" w:eastAsia="Arial"/>
                 <w:b w:val="0"/>
                 <w:color w:val="35423B"/>
-                <w:sz w:val="14"/>
+                <w:sz w:val="16"/>
               </w:rPr>
               <w:t xml:space="preserve">The detail route applies the same active-status, owner, priority, and date predicates to count and paginated rows. </w:t>
             </w:r>
@@ -13802,7 +13577,7 @@
                 <w:rFonts w:ascii="Arial" w:hAnsi="Arial" w:eastAsia="Arial"/>
                 <w:b w:val="0"/>
                 <w:color w:val="35423B"/>
-                <w:sz w:val="14"/>
+                <w:sz w:val="16"/>
               </w:rPr>
               <w:t xml:space="preserve"> · </w:t>
             </w:r>
@@ -13821,7 +13596,7 @@
                 <w:rFonts w:ascii="Arial" w:hAnsi="Arial" w:eastAsia="Arial"/>
                 <w:b w:val="0"/>
                 <w:color w:val="35423B"/>
-                <w:sz w:val="14"/>
+                <w:sz w:val="16"/>
               </w:rPr>
               <w:t xml:space="preserve"> · </w:t>
             </w:r>
@@ -13857,7 +13632,7 @@
                 <w:rFonts w:ascii="Arial" w:hAnsi="Arial" w:eastAsia="Arial"/>
                 <w:b w:val="0"/>
                 <w:color w:val="35423B"/>
-                <w:sz w:val="14"/>
+                <w:sz w:val="16"/>
               </w:rPr>
               <w:t>Confirms counts do not come from the current page and that role dashboards open matching Ticket lists.</w:t>
             </w:r>
@@ -13888,7 +13663,7 @@
                 <w:rFonts w:ascii="Arial" w:hAnsi="Arial" w:eastAsia="Arial"/>
                 <w:b w:val="0"/>
                 <w:color w:val="35423B"/>
-                <w:sz w:val="14"/>
+                <w:sz w:val="16"/>
               </w:rPr>
               <w:t>Loading / failed UI requests</w:t>
             </w:r>
@@ -13914,7 +13689,7 @@
                 <w:rFonts w:ascii="Arial" w:hAnsi="Arial" w:eastAsia="Arial"/>
                 <w:b w:val="0"/>
                 <w:color w:val="35423B"/>
-                <w:sz w:val="14"/>
+                <w:sz w:val="16"/>
               </w:rPr>
               <w:t>Not demonstrated by screenshots. Lab 4 dashboard component tests have no dedicated loading or failed-request case; server errors are safe, but the recorded run has no dashboard failure-injection test.</w:t>
             </w:r>
@@ -13940,7 +13715,7 @@
                 <w:rFonts w:ascii="Arial" w:hAnsi="Arial" w:eastAsia="Arial"/>
                 <w:b w:val="0"/>
                 <w:color w:val="35423B"/>
-                <w:sz w:val="14"/>
+                <w:sz w:val="16"/>
               </w:rPr>
               <w:t>Keep these states on the final checklist; do not call them independently verified.</w:t>
             </w:r>
@@ -14085,7 +13860,7 @@
                 <w:rFonts w:ascii="Arial" w:hAnsi="Arial" w:eastAsia="Arial"/>
                 <w:b/>
                 <w:color w:val="FFFFFF"/>
-                <w:sz w:val="14"/>
+                <w:sz w:val="16"/>
               </w:rPr>
               <w:t>Behavior</w:t>
             </w:r>
@@ -14112,7 +13887,7 @@
                 <w:rFonts w:ascii="Arial" w:hAnsi="Arial" w:eastAsia="Arial"/>
                 <w:b/>
                 <w:color w:val="FFFFFF"/>
-                <w:sz w:val="14"/>
+                <w:sz w:val="16"/>
               </w:rPr>
               <w:t>Screenshot coverage</w:t>
             </w:r>
@@ -14139,7 +13914,7 @@
                 <w:rFonts w:ascii="Arial" w:hAnsi="Arial" w:eastAsia="Arial"/>
                 <w:b/>
                 <w:color w:val="FFFFFF"/>
-                <w:sz w:val="14"/>
+                <w:sz w:val="16"/>
               </w:rPr>
               <w:t>Named test evidence</w:t>
             </w:r>
@@ -14170,7 +13945,7 @@
                 <w:rFonts w:ascii="Arial" w:hAnsi="Arial" w:eastAsia="Arial"/>
                 <w:b w:val="0"/>
                 <w:color w:val="35423B"/>
-                <w:sz w:val="14"/>
+                <w:sz w:val="16"/>
               </w:rPr>
               <w:t>Edit an in-progress action</w:t>
             </w:r>
@@ -14196,7 +13971,7 @@
                 <w:rFonts w:ascii="Arial" w:hAnsi="Arial" w:eastAsia="Arial"/>
                 <w:b w:val="0"/>
                 <w:color w:val="35423B"/>
-                <w:sz w:val="14"/>
+                <w:sz w:val="16"/>
               </w:rPr>
               <w:t>Not shown.</w:t>
             </w:r>
@@ -14232,7 +14007,7 @@
                 <w:rFonts w:ascii="Arial" w:hAnsi="Arial" w:eastAsia="Arial"/>
                 <w:b w:val="0"/>
                 <w:color w:val="35423B"/>
-                <w:sz w:val="14"/>
+                <w:sz w:val="16"/>
               </w:rPr>
               <w:t xml:space="preserve"> · </w:t>
             </w:r>
@@ -14273,7 +14048,7 @@
                 <w:rFonts w:ascii="Arial" w:hAnsi="Arial" w:eastAsia="Arial"/>
                 <w:b w:val="0"/>
                 <w:color w:val="35423B"/>
-                <w:sz w:val="14"/>
+                <w:sz w:val="16"/>
               </w:rPr>
               <w:t>Complete / cancel</w:t>
             </w:r>
@@ -14299,7 +14074,7 @@
                 <w:rFonts w:ascii="Arial" w:hAnsi="Arial" w:eastAsia="Arial"/>
                 <w:b w:val="0"/>
                 <w:color w:val="35423B"/>
-                <w:sz w:val="14"/>
+                <w:sz w:val="16"/>
               </w:rPr>
               <w:t>Not shown.</w:t>
             </w:r>
@@ -14335,7 +14110,7 @@
                 <w:rFonts w:ascii="Arial" w:hAnsi="Arial" w:eastAsia="Arial"/>
                 <w:b w:val="0"/>
                 <w:color w:val="35423B"/>
-                <w:sz w:val="14"/>
+                <w:sz w:val="16"/>
               </w:rPr>
               <w:t xml:space="preserve"> · </w:t>
             </w:r>
@@ -14354,7 +14129,7 @@
                 <w:rFonts w:ascii="Arial" w:hAnsi="Arial" w:eastAsia="Arial"/>
                 <w:b w:val="0"/>
                 <w:color w:val="35423B"/>
-                <w:sz w:val="14"/>
+                <w:sz w:val="16"/>
               </w:rPr>
               <w:t xml:space="preserve"> · </w:t>
             </w:r>
@@ -14395,7 +14170,7 @@
                 <w:rFonts w:ascii="Arial" w:hAnsi="Arial" w:eastAsia="Arial"/>
                 <w:b w:val="0"/>
                 <w:color w:val="35423B"/>
-                <w:sz w:val="14"/>
+                <w:sz w:val="16"/>
               </w:rPr>
               <w:t>Validation / retained input</w:t>
             </w:r>
@@ -14421,7 +14196,7 @@
                 <w:rFonts w:ascii="Arial" w:hAnsi="Arial" w:eastAsia="Arial"/>
                 <w:b w:val="0"/>
                 <w:color w:val="35423B"/>
-                <w:sz w:val="14"/>
+                <w:sz w:val="16"/>
               </w:rPr>
               <w:t>Not shown.</w:t>
             </w:r>
@@ -14457,7 +14232,7 @@
                 <w:rFonts w:ascii="Arial" w:hAnsi="Arial" w:eastAsia="Arial"/>
                 <w:b w:val="0"/>
                 <w:color w:val="35423B"/>
-                <w:sz w:val="14"/>
+                <w:sz w:val="16"/>
               </w:rPr>
               <w:t xml:space="preserve"> · </w:t>
             </w:r>
@@ -14498,7 +14273,7 @@
                 <w:rFonts w:ascii="Arial" w:hAnsi="Arial" w:eastAsia="Arial"/>
                 <w:b w:val="0"/>
                 <w:color w:val="35423B"/>
-                <w:sz w:val="14"/>
+                <w:sz w:val="16"/>
               </w:rPr>
               <w:t>Inactive-assignee rejection</w:t>
             </w:r>
@@ -14524,7 +14299,7 @@
                 <w:rFonts w:ascii="Arial" w:hAnsi="Arial" w:eastAsia="Arial"/>
                 <w:b w:val="0"/>
                 <w:color w:val="35423B"/>
-                <w:sz w:val="14"/>
+                <w:sz w:val="16"/>
               </w:rPr>
               <w:t>Not shown.</w:t>
             </w:r>
@@ -14582,7 +14357,7 @@
                 <w:rFonts w:ascii="Arial" w:hAnsi="Arial" w:eastAsia="Arial"/>
                 <w:b w:val="0"/>
                 <w:color w:val="35423B"/>
-                <w:sz w:val="14"/>
+                <w:sz w:val="16"/>
               </w:rPr>
               <w:t>Requester role / multi-action Ticket</w:t>
             </w:r>
@@ -14608,7 +14383,7 @@
                 <w:rFonts w:ascii="Arial" w:hAnsi="Arial" w:eastAsia="Arial"/>
                 <w:b w:val="0"/>
                 <w:color w:val="35423B"/>
-                <w:sz w:val="14"/>
+                <w:sz w:val="16"/>
               </w:rPr>
               <w:t>Read-only history and saved entries are shown; server role checks also apply.</w:t>
             </w:r>
@@ -14644,7 +14419,7 @@
                 <w:rFonts w:ascii="Arial" w:hAnsi="Arial" w:eastAsia="Arial"/>
                 <w:b w:val="0"/>
                 <w:color w:val="35423B"/>
-                <w:sz w:val="14"/>
+                <w:sz w:val="16"/>
               </w:rPr>
               <w:t xml:space="preserve"> · </w:t>
             </w:r>
@@ -14663,7 +14438,7 @@
                 <w:rFonts w:ascii="Arial" w:hAnsi="Arial" w:eastAsia="Arial"/>
                 <w:b w:val="0"/>
                 <w:color w:val="35423B"/>
-                <w:sz w:val="14"/>
+                <w:sz w:val="16"/>
               </w:rPr>
               <w:t xml:space="preserve"> · </w:t>
             </w:r>
@@ -14704,7 +14479,7 @@
                 <w:rFonts w:ascii="Arial" w:hAnsi="Arial" w:eastAsia="Arial"/>
                 <w:b w:val="0"/>
                 <w:color w:val="35423B"/>
-                <w:sz w:val="14"/>
+                <w:sz w:val="16"/>
               </w:rPr>
               <w:t>Safe failure / duplicate / concurrency</w:t>
             </w:r>
@@ -14730,7 +14505,7 @@
                 <w:rFonts w:ascii="Arial" w:hAnsi="Arial" w:eastAsia="Arial"/>
                 <w:b w:val="0"/>
                 <w:color w:val="35423B"/>
-                <w:sz w:val="14"/>
+                <w:sz w:val="16"/>
               </w:rPr>
               <w:t>Not shown.</w:t>
             </w:r>
@@ -14766,7 +14541,7 @@
                 <w:rFonts w:ascii="Arial" w:hAnsi="Arial" w:eastAsia="Arial"/>
                 <w:b w:val="0"/>
                 <w:color w:val="35423B"/>
-                <w:sz w:val="14"/>
+                <w:sz w:val="16"/>
               </w:rPr>
               <w:t xml:space="preserve"> · </w:t>
             </w:r>
@@ -14785,7 +14560,7 @@
                 <w:rFonts w:ascii="Arial" w:hAnsi="Arial" w:eastAsia="Arial"/>
                 <w:b w:val="0"/>
                 <w:color w:val="35423B"/>
-                <w:sz w:val="14"/>
+                <w:sz w:val="16"/>
               </w:rPr>
               <w:t xml:space="preserve"> · </w:t>
             </w:r>
@@ -14804,7 +14579,7 @@
                 <w:rFonts w:ascii="Arial" w:hAnsi="Arial" w:eastAsia="Arial"/>
                 <w:b w:val="0"/>
                 <w:color w:val="35423B"/>
-                <w:sz w:val="14"/>
+                <w:sz w:val="16"/>
               </w:rPr>
               <w:t xml:space="preserve"> · </w:t>
             </w:r>
@@ -14952,7 +14727,7 @@
                 <w:rFonts w:ascii="Arial" w:hAnsi="Arial" w:eastAsia="Arial"/>
                 <w:b/>
                 <w:color w:val="FFFFFF"/>
-                <w:sz w:val="15"/>
+                <w:sz w:val="16"/>
               </w:rPr>
               <w:t>Required behavior</w:t>
             </w:r>
@@ -14979,7 +14754,7 @@
                 <w:rFonts w:ascii="Arial" w:hAnsi="Arial" w:eastAsia="Arial"/>
                 <w:b/>
                 <w:color w:val="FFFFFF"/>
-                <w:sz w:val="15"/>
+                <w:sz w:val="16"/>
               </w:rPr>
               <w:t>Direct source links</w:t>
             </w:r>
@@ -15010,7 +14785,7 @@
                 <w:rFonts w:ascii="Arial" w:hAnsi="Arial" w:eastAsia="Arial"/>
                 <w:b w:val="0"/>
                 <w:color w:val="35423B"/>
-                <w:sz w:val="15"/>
+                <w:sz w:val="16"/>
               </w:rPr>
               <w:t>Allowed / rejected transitions</w:t>
             </w:r>
@@ -15046,7 +14821,7 @@
                 <w:rFonts w:ascii="Arial" w:hAnsi="Arial" w:eastAsia="Arial"/>
                 <w:b w:val="0"/>
                 <w:color w:val="35423B"/>
-                <w:sz w:val="15"/>
+                <w:sz w:val="16"/>
               </w:rPr>
               <w:t xml:space="preserve"> · </w:t>
             </w:r>
@@ -15087,7 +14862,7 @@
                 <w:rFonts w:ascii="Arial" w:hAnsi="Arial" w:eastAsia="Arial"/>
                 <w:b w:val="0"/>
                 <w:color w:val="35423B"/>
-                <w:sz w:val="15"/>
+                <w:sz w:val="16"/>
               </w:rPr>
               <w:t>Resolution gate and cancellation rule</w:t>
             </w:r>
@@ -15123,7 +14898,7 @@
                 <w:rFonts w:ascii="Arial" w:hAnsi="Arial" w:eastAsia="Arial"/>
                 <w:b w:val="0"/>
                 <w:color w:val="35423B"/>
-                <w:sz w:val="15"/>
+                <w:sz w:val="16"/>
               </w:rPr>
               <w:t xml:space="preserve"> · </w:t>
             </w:r>
@@ -15164,7 +14939,7 @@
                 <w:rFonts w:ascii="Arial" w:hAnsi="Arial" w:eastAsia="Arial"/>
                 <w:b w:val="0"/>
                 <w:color w:val="35423B"/>
-                <w:sz w:val="15"/>
+                <w:sz w:val="16"/>
               </w:rPr>
               <w:t>Confirmation, close, retained summary</w:t>
             </w:r>
@@ -15222,7 +14997,7 @@
                 <w:rFonts w:ascii="Arial" w:hAnsi="Arial" w:eastAsia="Arial"/>
                 <w:b w:val="0"/>
                 <w:color w:val="35423B"/>
-                <w:sz w:val="15"/>
+                <w:sz w:val="16"/>
               </w:rPr>
               <w:t>Reopen reason and history</w:t>
             </w:r>
@@ -15258,7 +15033,7 @@
                 <w:rFonts w:ascii="Arial" w:hAnsi="Arial" w:eastAsia="Arial"/>
                 <w:b w:val="0"/>
                 <w:color w:val="35423B"/>
-                <w:sz w:val="15"/>
+                <w:sz w:val="16"/>
               </w:rPr>
               <w:t xml:space="preserve"> · </w:t>
             </w:r>
@@ -15299,7 +15074,7 @@
                 <w:rFonts w:ascii="Arial" w:hAnsi="Arial" w:eastAsia="Arial"/>
                 <w:b w:val="0"/>
                 <w:color w:val="35423B"/>
-                <w:sz w:val="15"/>
+                <w:sz w:val="16"/>
               </w:rPr>
               <w:t>Stale version and atomic update</w:t>
             </w:r>
@@ -15335,7 +15110,7 @@
                 <w:rFonts w:ascii="Arial" w:hAnsi="Arial" w:eastAsia="Arial"/>
                 <w:b w:val="0"/>
                 <w:color w:val="35423B"/>
-                <w:sz w:val="15"/>
+                <w:sz w:val="16"/>
               </w:rPr>
               <w:t xml:space="preserve"> · </w:t>
             </w:r>
@@ -15376,7 +15151,7 @@
                 <w:rFonts w:ascii="Arial" w:hAnsi="Arial" w:eastAsia="Arial"/>
                 <w:b w:val="0"/>
                 <w:color w:val="35423B"/>
-                <w:sz w:val="15"/>
+                <w:sz w:val="16"/>
               </w:rPr>
               <w:t>Role visibility and owner scope</w:t>
             </w:r>
@@ -15412,7 +15187,7 @@
                 <w:rFonts w:ascii="Arial" w:hAnsi="Arial" w:eastAsia="Arial"/>
                 <w:b w:val="0"/>
                 <w:color w:val="35423B"/>
-                <w:sz w:val="15"/>
+                <w:sz w:val="16"/>
               </w:rPr>
               <w:t xml:space="preserve"> · </w:t>
             </w:r>
@@ -15431,7 +15206,7 @@
                 <w:rFonts w:ascii="Arial" w:hAnsi="Arial" w:eastAsia="Arial"/>
                 <w:b w:val="0"/>
                 <w:color w:val="35423B"/>
-                <w:sz w:val="15"/>
+                <w:sz w:val="16"/>
               </w:rPr>
               <w:t xml:space="preserve"> · </w:t>
             </w:r>
@@ -15465,7 +15240,7 @@
         <w:t xml:space="preserve">Working Requester Dashboard and Final Regression UI. </w:t>
       </w:r>
       <w:r>
-        <w:t>Requester dashboard data is restricted to the authenticated owner and summarizes open, attention-required, recently changed, and recently resolved work with links to matching Ticket lists. The regression run also exercised login and first-password change, Requester Ticket creation/comments, Staff Queue and Ticket Detail, attachment preservation and reassignment, Administrator user management, and keyboard navigation. The 21 browser cases comprised 16 Lab 3, 2 Lab 2, and 3 Lab 4 journeys; the server/client suites also passed across the Lab 1–4 test files.</w:t>
+        <w:t>Requester dashboard data is restricted to the authenticated owner and summarizes open, attention-required, recently changed, and recently resolved work with links to matching Ticket lists. The main regression exercised login and first-password change, Requester Ticket creation/comments, Staff Queue and Ticket Detail, attachment preservation and reassignment, Administrator user management, and keyboard navigation. All 21 browser cases passed: 16 Lab 3, 2 Lab 2, and 3 Lab 4 journeys. The 306 server and 58 client tests also passed on main.</w:t>
       </w:r>
     </w:p>
     <w:p>
@@ -15527,7 +15302,7 @@
         <w:t xml:space="preserve">Scope note. </w:t>
       </w:r>
       <w:r>
-        <w:t>This evidence is from the PR6 candidate branch, not from a post-merge run on main. The PR is open for peer review and must be rerun or checked against the merged release state before the final submission is treated as complete.</w:t>
+        <w:t>This report includes local post-merge verification on main commit 6e66c2cf187c0a83e6ea36c4a6c6711f886c0866. The results are not GitHub CI results. T-20 accessibility and 320px evidence remains Planned, and the project-board columns were not checked.</w:t>
       </w:r>
     </w:p>
     <w:p>
@@ -15536,7 +15311,7 @@
         <w:keepNext/>
       </w:pPr>
       <w:r>
-        <w:t>Regression coverage recorded on the candidate</w:t>
+        <w:t>Regression coverage verified on main</w:t>
       </w:r>
     </w:p>
     <w:tbl>
@@ -15577,7 +15352,7 @@
                 <w:rFonts w:ascii="Arial" w:hAnsi="Arial" w:eastAsia="Arial"/>
                 <w:b/>
                 <w:color w:val="FFFFFF"/>
-                <w:sz w:val="15"/>
+                <w:sz w:val="16"/>
               </w:rPr>
               <w:t>Regression layer</w:t>
             </w:r>
@@ -15604,7 +15379,7 @@
                 <w:rFonts w:ascii="Arial" w:hAnsi="Arial" w:eastAsia="Arial"/>
                 <w:b/>
                 <w:color w:val="FFFFFF"/>
-                <w:sz w:val="15"/>
+                <w:sz w:val="16"/>
               </w:rPr>
               <w:t>Observed coverage in the committed run logs</w:t>
             </w:r>
@@ -15635,7 +15410,7 @@
                 <w:rFonts w:ascii="Arial" w:hAnsi="Arial" w:eastAsia="Arial"/>
                 <w:b w:val="0"/>
                 <w:color w:val="35423B"/>
-                <w:sz w:val="15"/>
+                <w:sz w:val="16"/>
               </w:rPr>
               <w:t>Lab 1</w:t>
             </w:r>
@@ -15661,7 +15436,7 @@
                 <w:rFonts w:ascii="Arial" w:hAnsi="Arial" w:eastAsia="Arial"/>
                 <w:b w:val="0"/>
                 <w:color w:val="35423B"/>
-                <w:sz w:val="15"/>
+                <w:sz w:val="16"/>
               </w:rPr>
               <w:t>Health and category suites passed in the server/client regression logs.</w:t>
             </w:r>
@@ -15692,7 +15467,7 @@
                 <w:rFonts w:ascii="Arial" w:hAnsi="Arial" w:eastAsia="Arial"/>
                 <w:b w:val="0"/>
                 <w:color w:val="35423B"/>
-                <w:sz w:val="15"/>
+                <w:sz w:val="16"/>
               </w:rPr>
               <w:t>Lab 2</w:t>
             </w:r>
@@ -15718,7 +15493,7 @@
                 <w:rFonts w:ascii="Arial" w:hAnsi="Arial" w:eastAsia="Arial"/>
                 <w:b w:val="0"/>
                 <w:color w:val="35423B"/>
-                <w:sz w:val="15"/>
+                <w:sz w:val="16"/>
               </w:rPr>
               <w:t>Requester create/list/detail, filters, keyboard traversal, attachments, and shared UI conventions appear in named client/browser output.</w:t>
             </w:r>
@@ -15749,7 +15524,7 @@
                 <w:rFonts w:ascii="Arial" w:hAnsi="Arial" w:eastAsia="Arial"/>
                 <w:b w:val="0"/>
                 <w:color w:val="35423B"/>
-                <w:sz w:val="15"/>
+                <w:sz w:val="16"/>
               </w:rPr>
               <w:t>Lab 3</w:t>
             </w:r>
@@ -15775,7 +15550,7 @@
                 <w:rFonts w:ascii="Arial" w:hAnsi="Arial" w:eastAsia="Arial"/>
                 <w:b w:val="0"/>
                 <w:color w:val="35423B"/>
-                <w:sz w:val="15"/>
+                <w:sz w:val="16"/>
               </w:rPr>
               <w:t>Authentication and roles, Staff Queue/Detail, Requester public comments vs Internal Notes, Admin User Management, migration-fixture preservation, and keyboard journeys appear in the run logs.</w:t>
             </w:r>
@@ -15806,7 +15581,7 @@
                 <w:rFonts w:ascii="Arial" w:hAnsi="Arial" w:eastAsia="Arial"/>
                 <w:b w:val="0"/>
                 <w:color w:val="35423B"/>
-                <w:sz w:val="15"/>
+                <w:sz w:val="16"/>
               </w:rPr>
               <w:t>Lab 4</w:t>
             </w:r>
@@ -15832,7 +15607,7 @@
                 <w:rFonts w:ascii="Arial" w:hAnsi="Arial" w:eastAsia="Arial"/>
                 <w:b w:val="0"/>
                 <w:color w:val="35423B"/>
-                <w:sz w:val="15"/>
+                <w:sz w:val="16"/>
               </w:rPr>
               <w:t>Actions Taken multi-entry/read-only flow, both dashboards with matching drill-downs, and Ticket resolve/close/reopen browser flow passed.</w:t>
             </w:r>
@@ -15845,7 +15620,7 @@
         <w:spacing w:after="80"/>
       </w:pPr>
       <w:r>
-        <w:t>The E2E log records 21 passing browser tests: 16 Lab 3, 2 Lab 2, and 3 Lab 4. These are candidate-branch results, not GitHub CI or a post-merge run on main.</w:t>
+        <w:t>The main-branch E2E log records 21 passing tests: 16 Lab 3, 2 Lab 2, and 3 Lab 4. The report does not claim GitHub CI passed.</w:t>
       </w:r>
     </w:p>
     <w:p>
@@ -15864,7 +15639,7 @@
         <w:t xml:space="preserve">Zen Green UI, Responsive Behavior, Accessibility, and Final Polish. </w:t>
       </w:r>
       <w:r>
-        <w:t>Twenty-four real browser captures document eight major Lab 4 states at desktop (1280×900), tablet (900×900), and mobile (390×844). The capture helper asserted that the page did not overflow horizontally; each capture was visually inspected. The evidence pages after this section embed the source captures at readable size, and the full-resolution files are linked from the screenshot index.</w:t>
+        <w:t>Twenty-four real browser captures document eight Lab 4 states at desktop (1280×900), tablet (900×900), and mobile (390×844). The capture helper asserted no page-level horizontal overflow at those widths. The captures were made on code candidate a988031; client, server, and E2E sources have no differences through main. The screenshots remain representative of the merged application. Dedicated 320px evidence remains Planned.</w:t>
       </w:r>
     </w:p>
     <w:p>
@@ -15898,6 +15673,10 @@
         <w:gridCol w:w="2448"/>
       </w:tblGrid>
       <w:tr>
+        <w:trPr>
+          <w:cantSplit/>
+          <w:tblHeader/>
+        </w:trPr>
         <w:tc>
           <w:tcPr>
             <w:tcW w:type="dxa" w:w="2592"/>
@@ -15913,9 +15692,10 @@
           <w:p>
             <w:r>
               <w:rPr>
+                <w:rFonts w:ascii="Arial" w:hAnsi="Arial"/>
                 <w:b/>
                 <w:color w:val="FFFFFF"/>
-                <w:sz w:val="18"/>
+                <w:sz w:val="16"/>
               </w:rPr>
               <w:t>Review item</w:t>
             </w:r>
@@ -15936,9 +15716,10 @@
           <w:p>
             <w:r>
               <w:rPr>
+                <w:rFonts w:ascii="Arial" w:hAnsi="Arial"/>
                 <w:b/>
                 <w:color w:val="FFFFFF"/>
-                <w:sz w:val="18"/>
+                <w:sz w:val="16"/>
               </w:rPr>
               <w:t>Evidence</w:t>
             </w:r>
@@ -15959,9 +15740,10 @@
           <w:p>
             <w:r>
               <w:rPr>
+                <w:rFonts w:ascii="Arial" w:hAnsi="Arial"/>
                 <w:b/>
                 <w:color w:val="FFFFFF"/>
-                <w:sz w:val="18"/>
+                <w:sz w:val="16"/>
               </w:rPr>
               <w:t>Status</w:t>
             </w:r>
@@ -15969,6 +15751,9 @@
         </w:tc>
       </w:tr>
       <w:tr>
+        <w:trPr>
+          <w:cantSplit/>
+        </w:trPr>
         <w:tc>
           <w:tcPr>
             <w:tcW w:type="dxa" w:w="2592"/>
@@ -15983,8 +15768,9 @@
           <w:p>
             <w:r>
               <w:rPr>
+                <w:rFonts w:ascii="Arial" w:hAnsi="Arial"/>
                 <w:color w:val="35423B"/>
-                <w:sz w:val="18"/>
+                <w:sz w:val="16"/>
               </w:rPr>
               <w:t>Responsive layouts</w:t>
             </w:r>
@@ -16004,10 +15790,10 @@
           <w:p>
             <w:r>
               <w:rPr>
-                <w:color w:val="35423B"/>
-                <w:sz w:val="18"/>
-              </w:rPr>
-              <w:t>24 screenshots; 8 states × 3 breakpoints; overflow assertion</w:t>
+                <w:rFonts w:ascii="Arial" w:hAnsi="Arial"/>
+                <w:sz w:val="16"/>
+              </w:rPr>
+              <w:t>24 screenshots from 1280, 900, and 390px; helper verified no horizontal page overflow at those widths.</w:t>
             </w:r>
           </w:p>
         </w:tc>
@@ -16025,15 +15811,18 @@
           <w:p>
             <w:r>
               <w:rPr>
-                <w:color w:val="35423B"/>
-                <w:sz w:val="18"/>
-              </w:rPr>
-              <w:t>Passed</w:t>
+                <w:rFonts w:ascii="Arial" w:hAnsi="Arial"/>
+                <w:sz w:val="16"/>
+              </w:rPr>
+              <w:t>Passed at captured sizes; 320px remains T-20 Planned.</w:t>
             </w:r>
           </w:p>
         </w:tc>
       </w:tr>
       <w:tr>
+        <w:trPr>
+          <w:cantSplit/>
+        </w:trPr>
         <w:tc>
           <w:tcPr>
             <w:tcW w:type="dxa" w:w="2592"/>
@@ -16048,8 +15837,9 @@
           <w:p>
             <w:r>
               <w:rPr>
+                <w:rFonts w:ascii="Arial" w:hAnsi="Arial"/>
                 <w:color w:val="35423B"/>
-                <w:sz w:val="18"/>
+                <w:sz w:val="16"/>
               </w:rPr>
               <w:t>Keyboard and visible focus</w:t>
             </w:r>
@@ -16069,10 +15859,10 @@
           <w:p>
             <w:r>
               <w:rPr>
-                <w:color w:val="35423B"/>
-                <w:sz w:val="18"/>
-              </w:rPr>
-              <w:t>Client style tests and keyboard-only browser flows</w:t>
+                <w:rFonts w:ascii="Arial" w:hAnsi="Arial"/>
+                <w:sz w:val="16"/>
+              </w:rPr>
+              <w:t>Shared Lab 2–3 style and keyboard checks; no dedicated Lab 4 keyboard/ARIA run.</w:t>
             </w:r>
           </w:p>
         </w:tc>
@@ -16090,15 +15880,18 @@
           <w:p>
             <w:r>
               <w:rPr>
-                <w:color w:val="35423B"/>
-                <w:sz w:val="18"/>
-              </w:rPr>
-              <w:t>Passed</w:t>
+                <w:rFonts w:ascii="Arial" w:hAnsi="Arial"/>
+                <w:sz w:val="16"/>
+              </w:rPr>
+              <w:t>Partial; T-20 Planned</w:t>
             </w:r>
           </w:p>
         </w:tc>
       </w:tr>
       <w:tr>
+        <w:trPr>
+          <w:cantSplit/>
+        </w:trPr>
         <w:tc>
           <w:tcPr>
             <w:tcW w:type="dxa" w:w="2592"/>
@@ -16113,8 +15906,9 @@
           <w:p>
             <w:r>
               <w:rPr>
+                <w:rFonts w:ascii="Arial" w:hAnsi="Arial"/>
                 <w:color w:val="35423B"/>
-                <w:sz w:val="18"/>
+                <w:sz w:val="16"/>
               </w:rPr>
               <w:t>Labels, live regions, reduced motion, non-color status cues</w:t>
             </w:r>
@@ -16134,10 +15928,10 @@
           <w:p>
             <w:r>
               <w:rPr>
-                <w:color w:val="35423B"/>
-                <w:sz w:val="18"/>
-              </w:rPr>
-              <w:t>UI style/accessibility checks</w:t>
+                <w:rFonts w:ascii="Arial" w:hAnsi="Arial"/>
+                <w:sz w:val="16"/>
+              </w:rPr>
+              <w:t>No dedicated Lab 4 reduced-motion or ARIA audit was recorded.</w:t>
             </w:r>
           </w:p>
         </w:tc>
@@ -16155,15 +15949,18 @@
           <w:p>
             <w:r>
               <w:rPr>
-                <w:color w:val="35423B"/>
-                <w:sz w:val="18"/>
-              </w:rPr>
-              <w:t>Passed</w:t>
+                <w:rFonts w:ascii="Arial" w:hAnsi="Arial"/>
+                <w:sz w:val="16"/>
+              </w:rPr>
+              <w:t>Partial; T-20 Planned</w:t>
             </w:r>
           </w:p>
         </w:tc>
       </w:tr>
       <w:tr>
+        <w:trPr>
+          <w:cantSplit/>
+        </w:trPr>
         <w:tc>
           <w:tcPr>
             <w:tcW w:type="dxa" w:w="2592"/>
@@ -16178,8 +15975,9 @@
           <w:p>
             <w:r>
               <w:rPr>
+                <w:rFonts w:ascii="Arial" w:hAnsi="Arial"/>
                 <w:color w:val="35423B"/>
-                <w:sz w:val="18"/>
+                <w:sz w:val="16"/>
               </w:rPr>
               <w:t>Standalone automated accessibility scan</w:t>
             </w:r>
@@ -16199,8 +15997,9 @@
           <w:p>
             <w:r>
               <w:rPr>
+                <w:rFonts w:ascii="Arial" w:hAnsi="Arial"/>
                 <w:color w:val="35423B"/>
-                <w:sz w:val="18"/>
+                <w:sz w:val="16"/>
               </w:rPr>
               <w:t>No separate axe or equivalent audit was run</w:t>
             </w:r>
@@ -16220,8 +16019,9 @@
           <w:p>
             <w:r>
               <w:rPr>
+                <w:rFonts w:ascii="Arial" w:hAnsi="Arial"/>
                 <w:color w:val="35423B"/>
-                <w:sz w:val="18"/>
+                <w:sz w:val="16"/>
               </w:rPr>
               <w:t>Not run</w:t>
             </w:r>
@@ -16229,6 +16029,9 @@
         </w:tc>
       </w:tr>
       <w:tr>
+        <w:trPr>
+          <w:cantSplit/>
+        </w:trPr>
         <w:tc>
           <w:tcPr>
             <w:tcW w:type="dxa" w:w="2592"/>
@@ -16243,8 +16046,9 @@
           <w:p>
             <w:r>
               <w:rPr>
+                <w:rFonts w:ascii="Arial" w:hAnsi="Arial"/>
                 <w:color w:val="35423B"/>
-                <w:sz w:val="18"/>
+                <w:sz w:val="16"/>
               </w:rPr>
               <w:t>GitHub CI and main-branch verification</w:t>
             </w:r>
@@ -16264,10 +16068,10 @@
           <w:p>
             <w:r>
               <w:rPr>
-                <w:color w:val="35423B"/>
-                <w:sz w:val="18"/>
-              </w:rPr>
-              <w:t>PR #62 is open; no checks shown yet</w:t>
+                <w:rFonts w:ascii="Arial" w:hAnsi="Arial"/>
+                <w:sz w:val="16"/>
+              </w:rPr>
+              <w:t>Main commit 6e66c2c passed local verification; GitHub status response had no checks.</w:t>
             </w:r>
           </w:p>
         </w:tc>
@@ -16285,10 +16089,10 @@
           <w:p>
             <w:r>
               <w:rPr>
-                <w:color w:val="35423B"/>
-                <w:sz w:val="18"/>
-              </w:rPr>
-              <w:t>Pending</w:t>
+                <w:rFonts w:ascii="Arial" w:hAnsi="Arial"/>
+                <w:sz w:val="16"/>
+              </w:rPr>
+              <w:t>Local main Passed; CI unavailable</w:t>
             </w:r>
           </w:p>
         </w:tc>
@@ -16304,16 +16108,17 @@
         <w:rPr>
           <w:b/>
         </w:rPr>
-        <w:t xml:space="preserve">Current release gaps. </w:t>
+        <w:t xml:space="preserve">Remaining verification. </w:t>
       </w:r>
       <w:r>
-        <w:t>Peer review, reviewer disposition, completion of the GitHub Project board, merge of PR #62 into lab4-staging, and integration into main remain pending. Update this report after those steps; keep all results tied to the exact merged revision. No claim is made that a separate automated accessibility audit or performance benchmark passed.</w:t>
+        <w:t>PR #62 was approved and merged into lab4-staging; PR #63 was approved and merged into main. Local post-merge regression passed on 6e66c2cf187c0a83e6ea36c4a6c6711f886c0866. GitHub returned no status checks, the project-board Done state was not verified, and T-20 remains Planned. Do not treat this report as final submission evidence until the dedicated Lab 4 accessibility/320px check and board confirmation are complete. No separate axe or equivalent automated accessibility audit or performance benchmark was run.</w:t>
       </w:r>
     </w:p>
     <w:p>
       <w:pPr>
         <w:pStyle w:val="Heading2"/>
         <w:keepNext/>
+        <w:pageBreakBefore/>
       </w:pPr>
       <w:r>
         <w:t>Rendered UI contract checklist and evidence limits</w:t>
@@ -16377,7 +16182,7 @@
                 <w:rFonts w:ascii="Arial" w:hAnsi="Arial" w:eastAsia="Arial"/>
                 <w:b/>
                 <w:color w:val="FFFFFF"/>
-                <w:sz w:val="15"/>
+                <w:sz w:val="16"/>
               </w:rPr>
               <w:t>Rendered UI acceptance item</w:t>
             </w:r>
@@ -16404,7 +16209,7 @@
                 <w:rFonts w:ascii="Arial" w:hAnsi="Arial" w:eastAsia="Arial"/>
                 <w:b/>
                 <w:color w:val="FFFFFF"/>
-                <w:sz w:val="15"/>
+                <w:sz w:val="16"/>
               </w:rPr>
               <w:t>Supporting evidence / limit</w:t>
             </w:r>
@@ -16435,7 +16240,7 @@
                 <w:rFonts w:ascii="Arial" w:hAnsi="Arial" w:eastAsia="Arial"/>
                 <w:b w:val="0"/>
                 <w:color w:val="35423B"/>
-                <w:sz w:val="15"/>
+                <w:sz w:val="16"/>
               </w:rPr>
               <w:t>1. Requester sees their own action history and no mutation controls.</w:t>
             </w:r>
@@ -16471,7 +16276,7 @@
                 <w:rFonts w:ascii="Arial" w:hAnsi="Arial" w:eastAsia="Arial"/>
                 <w:b w:val="0"/>
                 <w:color w:val="35423B"/>
-                <w:sz w:val="15"/>
+                <w:sz w:val="16"/>
               </w:rPr>
               <w:t xml:space="preserve"> Read-only capture, component test, and server role check.</w:t>
             </w:r>
@@ -16502,7 +16307,7 @@
                 <w:rFonts w:ascii="Arial" w:hAnsi="Arial" w:eastAsia="Arial"/>
                 <w:b w:val="0"/>
                 <w:color w:val="35423B"/>
-                <w:sz w:val="15"/>
+                <w:sz w:val="16"/>
               </w:rPr>
               <w:t>2. Staff/Admin can complete the action flows and understand performer versus assignee.</w:t>
             </w:r>
@@ -16538,7 +16343,7 @@
                 <w:rFonts w:ascii="Arial" w:hAnsi="Arial" w:eastAsia="Arial"/>
                 <w:b w:val="0"/>
                 <w:color w:val="35423B"/>
-                <w:sz w:val="15"/>
+                <w:sz w:val="16"/>
               </w:rPr>
               <w:t xml:space="preserve"> Component tests, multi-action browser journey, and API assignee rules.</w:t>
             </w:r>
@@ -16569,7 +16374,7 @@
                 <w:rFonts w:ascii="Arial" w:hAnsi="Arial" w:eastAsia="Arial"/>
                 <w:b w:val="0"/>
                 <w:color w:val="35423B"/>
-                <w:sz w:val="15"/>
+                <w:sz w:val="16"/>
               </w:rPr>
               <w:t>3. Illegal transitions are unavailable in the UI and rejected by the backend.</w:t>
             </w:r>
@@ -16605,7 +16410,7 @@
                 <w:rFonts w:ascii="Arial" w:hAnsi="Arial" w:eastAsia="Arial"/>
                 <w:b w:val="0"/>
                 <w:color w:val="35423B"/>
-                <w:sz w:val="15"/>
+                <w:sz w:val="16"/>
               </w:rPr>
               <w:t xml:space="preserve"> Action lifecycle matrix, Ticket transition API matrix, and UI legal choices.</w:t>
             </w:r>
@@ -16636,7 +16441,7 @@
                 <w:rFonts w:ascii="Arial" w:hAnsi="Arial" w:eastAsia="Arial"/>
                 <w:b w:val="0"/>
                 <w:color w:val="35423B"/>
-                <w:sz w:val="15"/>
+                <w:sz w:val="16"/>
               </w:rPr>
               <w:t>4. Resolution blockers are explained and linked to their source actions.</w:t>
             </w:r>
@@ -16672,7 +16477,7 @@
                 <w:rFonts w:ascii="Arial" w:hAnsi="Arial" w:eastAsia="Arial"/>
                 <w:b w:val="0"/>
                 <w:color w:val="35423B"/>
-                <w:sz w:val="15"/>
+                <w:sz w:val="16"/>
               </w:rPr>
               <w:t xml:space="preserve"> UI blocker test, API gate, and blocked-resolution screenshot.</w:t>
             </w:r>
@@ -16703,7 +16508,7 @@
                 <w:rFonts w:ascii="Arial" w:hAnsi="Arial" w:eastAsia="Arial"/>
                 <w:b w:val="0"/>
                 <w:color w:val="35423B"/>
-                <w:sz w:val="15"/>
+                <w:sz w:val="16"/>
               </w:rPr>
               <w:t>5. Dashboard counts and drill-down filters agree with server results and show boundary-consistent records.</w:t>
             </w:r>
@@ -16739,7 +16544,7 @@
                 <w:rFonts w:ascii="Arial" w:hAnsi="Arial" w:eastAsia="Arial"/>
                 <w:b w:val="0"/>
                 <w:color w:val="35423B"/>
-                <w:sz w:val="15"/>
+                <w:sz w:val="16"/>
               </w:rPr>
               <w:t xml:space="preserve"> Server predicate assertions, dashboard UI suites, and browser journey.</w:t>
             </w:r>
@@ -16770,7 +16575,7 @@
                 <w:rFonts w:ascii="Arial" w:hAnsi="Arial" w:eastAsia="Arial"/>
                 <w:b w:val="0"/>
                 <w:color w:val="35423B"/>
-                <w:sz w:val="15"/>
+                <w:sz w:val="16"/>
               </w:rPr>
               <w:t>6. Loading, empty, validation, authorization, network and concurrency states are understandable and keyboard accessible.</w:t>
             </w:r>
@@ -16806,7 +16611,7 @@
                 <w:rFonts w:ascii="Arial" w:hAnsi="Arial" w:eastAsia="Arial"/>
                 <w:b w:val="0"/>
                 <w:color w:val="35423B"/>
-                <w:sz w:val="15"/>
+                <w:sz w:val="16"/>
               </w:rPr>
               <w:t xml:space="preserve"> Action tests cover loading/empty/retry/validation/failure/conflict. T-20 remains Planned for dedicated Lab 4 keyboard/ARIA/reduced-motion and 320px evidence.</w:t>
             </w:r>
@@ -16837,7 +16642,7 @@
                 <w:rFonts w:ascii="Arial" w:hAnsi="Arial" w:eastAsia="Arial"/>
                 <w:b w:val="0"/>
                 <w:color w:val="35423B"/>
-                <w:sz w:val="15"/>
+                <w:sz w:val="16"/>
               </w:rPr>
               <w:t>7. Narrow layout has no page-level horizontal overflow.</w:t>
             </w:r>
@@ -16873,7 +16678,7 @@
                 <w:rFonts w:ascii="Arial" w:hAnsi="Arial" w:eastAsia="Arial"/>
                 <w:b w:val="0"/>
                 <w:color w:val="35423B"/>
-                <w:sz w:val="15"/>
+                <w:sz w:val="16"/>
               </w:rPr>
               <w:t xml:space="preserve"> Capture helper checks 1280px, 900px, and 390px. The 320px contract floor remains Planned in T-20.</w:t>
             </w:r>
@@ -16886,7 +16691,7 @@
         <w:spacing w:after="80"/>
       </w:pPr>
       <w:r>
-        <w:t>Responsive evidence: 24 real Playwright screenshots at 1280×900, 900×900, and 390×844. The helper asserts no horizontal overflow at those sizes. The UI contract starts at 320 CSS pixels; a dedicated 320px check remains Planned in T-20. No separate axe or equivalent automated accessibility audit was run. T-25, peer review, board completion, merge, CI, and main verification remain pending.</w:t>
+        <w:t>Responsive evidence: 24 real Playwright screenshots at 1280×900, 900×900, and 390×844. The helper checks page overflow at those sizes; the 320px contract floor remains Planned in T-20. Shared Lab 2–3 keyboard/style checks passed, but this report does not claim a dedicated Lab 4 keyboard, ARIA, reduced-motion, or automated accessibility scan. T-25 passed. GitHub CI has no status checks, and the user-maintained project board was not inspected.</w:t>
       </w:r>
     </w:p>
     <w:p>
@@ -19835,7 +19640,7 @@
         <w:color w:val="68766F"/>
         <w:sz w:val="16"/>
       </w:rPr>
-      <w:t xml:space="preserve">Staging review draft  •  31 October 2026  •  Page </w:t>
+      <w:t xml:space="preserve">Post-merge verification draft  •  31 October 2026  •  Page </w:t>
     </w:r>
     <w:r/>
     <w:fldSimple w:instr="PAGE">
@@ -20581,16 +20386,13 @@
     <w:rsid w:val="00FC693F"/>
     <w:pPr>
       <w:keepNext/>
-      <w:pBdr>
-        <w:bottom w:val="single" w:sz="8" w:space="4" w:color="4F81BD" w:themeColor="accent1"/>
-      </w:pBdr>
       <w:spacing w:after="100" w:line="240" w:lineRule="auto" w:before="200"/>
       <w:contextualSpacing/>
     </w:pPr>
     <w:rPr>
       <w:rFonts w:asciiTheme="majorHAnsi" w:eastAsiaTheme="majorEastAsia" w:hAnsiTheme="majorHAnsi" w:cstheme="majorBidi" w:ascii="Aptos Display" w:hAnsi="Aptos Display"/>
       <w:b/>
-      <w:color w:val="247A54"/>
+      <w:color w:val="000000"/>
       <w:spacing w:val="5"/>
       <w:kern w:val="28"/>
       <w:sz w:val="58"/>
@@ -31930,7 +31732,7 @@
     </w:pPr>
     <w:rPr>
       <w:rFonts w:ascii="Arial" w:hAnsi="Arial" w:eastAsia="Arial"/>
-      <w:sz w:val="13"/>
+      <w:sz w:val="16"/>
     </w:rPr>
   </w:style>
 </w:styles>
